--- a/docs/tables/entire/sec4_grade_3_aes.docx
+++ b/docs/tables/entire/sec4_grade_3_aes.docx
@@ -1480,7 +1480,7 @@
                 <w:szCs w:val="22"/>
                 <w:color w:val="000000"/>
               </w:rPr>
-              <w:t xml:space="preserve">0.370</w:t>
+              <w:t xml:space="preserve">0.330</w:t>
             </w:r>
           </w:p>
         </w:tc>
@@ -1692,7 +1692,7 @@
                 <w:szCs w:val="22"/>
                 <w:color w:val="000000"/>
               </w:rPr>
-              <w:t xml:space="preserve">0.063</w:t>
+              <w:t xml:space="preserve">0.051</w:t>
             </w:r>
           </w:p>
         </w:tc>
@@ -2823,113 +2823,113 @@
                 <w:szCs w:val="22"/>
                 <w:color w:val="000000"/>
               </w:rPr>
-              <w:t xml:space="preserve">1.10</w:t>
-            </w:r>
-          </w:p>
-        </w:tc>
-        <w:tc>
-          <w:tcPr>
-            <w:tcBorders>
-              <w:bottom w:val="none" w:sz="0" w:space="0" w:color="000000"/>
-              <w:top w:val="none" w:sz="0" w:space="0" w:color="000000"/>
-              <w:left w:val="none" w:sz="0" w:space="0" w:color="000000"/>
-              <w:right w:val="none" w:sz="0" w:space="0" w:color="000000"/>
-            </w:tcBorders>
-            <w:shd w:val="clear" w:color="auto" w:fill="FFFFFF"/>
-            <w:tcMar>
-              <w:top w:w="0" w:type="dxa"/>
-              <w:bottom w:w="0" w:type="dxa"/>
-              <w:left w:w="0" w:type="dxa"/>
-              <w:right w:w="0" w:type="dxa"/>
-            </w:tcMar>
-            <w:vAlign w:val="top"/>
-          </w:tcPr>
-          <w:p>
-            <w:pPr>
-              <w:pStyle w:val="Normal"/>
-              <w:jc w:val="center"/>
-              <w:pBdr>
-                <w:bottom w:val="none" w:sz="0" w:space="0" w:color="000000"/>
-                <w:top w:val="none" w:sz="0" w:space="0" w:color="000000"/>
-                <w:left w:val="none" w:sz="0" w:space="0" w:color="000000"/>
-                <w:right w:val="none" w:sz="0" w:space="0" w:color="000000"/>
-              </w:pBdr>
-              <w:spacing w:after="100" w:before="100" w:line="240"/>
-              <w:ind w:left="100" w:right="100" w:firstLine="0" w:firstLineChars="0"/>
-              <w:rPr>
-                <w:rFonts w:ascii="Helvetica" w:hAnsi="Helvetica" w:eastAsia="Helvetica" w:cs="Helvetica"/>
-                <w:i w:val="false"/>
-                <w:b w:val="false"/>
-                <w:u w:val="none"/>
-                <w:sz w:val="22"/>
-                <w:szCs w:val="22"/>
-                <w:color w:val="000000"/>
-              </w:rPr>
-            </w:pPr>
-            <w:r>
-              <w:rPr>
-                <w:rFonts w:ascii="Helvetica" w:hAnsi="Helvetica" w:eastAsia="Helvetica" w:cs="Helvetica"/>
-                <w:i w:val="false"/>
-                <w:b w:val="false"/>
-                <w:u w:val="none"/>
-                <w:sz w:val="22"/>
-                <w:szCs w:val="22"/>
-                <w:color w:val="000000"/>
-              </w:rPr>
-              <w:t xml:space="preserve">0.80, 1.50</w:t>
-            </w:r>
-          </w:p>
-        </w:tc>
-        <w:tc>
-          <w:tcPr>
-            <w:tcBorders>
-              <w:bottom w:val="none" w:sz="0" w:space="0" w:color="000000"/>
-              <w:top w:val="none" w:sz="0" w:space="0" w:color="000000"/>
-              <w:left w:val="none" w:sz="0" w:space="0" w:color="000000"/>
-              <w:right w:val="none" w:sz="0" w:space="0" w:color="000000"/>
-            </w:tcBorders>
-            <w:shd w:val="clear" w:color="auto" w:fill="FFFFFF"/>
-            <w:tcMar>
-              <w:top w:w="0" w:type="dxa"/>
-              <w:bottom w:w="0" w:type="dxa"/>
-              <w:left w:w="0" w:type="dxa"/>
-              <w:right w:w="0" w:type="dxa"/>
-            </w:tcMar>
-            <w:vAlign w:val="top"/>
-          </w:tcPr>
-          <w:p>
-            <w:pPr>
-              <w:pStyle w:val="Normal"/>
-              <w:jc w:val="center"/>
-              <w:pBdr>
-                <w:bottom w:val="none" w:sz="0" w:space="0" w:color="000000"/>
-                <w:top w:val="none" w:sz="0" w:space="0" w:color="000000"/>
-                <w:left w:val="none" w:sz="0" w:space="0" w:color="000000"/>
-                <w:right w:val="none" w:sz="0" w:space="0" w:color="000000"/>
-              </w:pBdr>
-              <w:spacing w:after="100" w:before="100" w:line="240"/>
-              <w:ind w:left="100" w:right="100" w:firstLine="0" w:firstLineChars="0"/>
-              <w:rPr>
-                <w:rFonts w:ascii="Helvetica" w:hAnsi="Helvetica" w:eastAsia="Helvetica" w:cs="Helvetica"/>
-                <w:i w:val="false"/>
-                <w:b w:val="false"/>
-                <w:u w:val="none"/>
-                <w:sz w:val="22"/>
-                <w:szCs w:val="22"/>
-                <w:color w:val="000000"/>
-              </w:rPr>
-            </w:pPr>
-            <w:r>
-              <w:rPr>
-                <w:rFonts w:ascii="Helvetica" w:hAnsi="Helvetica" w:eastAsia="Helvetica" w:cs="Helvetica"/>
-                <w:i w:val="false"/>
-                <w:b w:val="false"/>
-                <w:u w:val="none"/>
-                <w:sz w:val="22"/>
-                <w:szCs w:val="22"/>
-                <w:color w:val="000000"/>
-              </w:rPr>
-              <w:t xml:space="preserve">0.560</w:t>
+              <w:t xml:space="preserve">1.09</w:t>
+            </w:r>
+          </w:p>
+        </w:tc>
+        <w:tc>
+          <w:tcPr>
+            <w:tcBorders>
+              <w:bottom w:val="none" w:sz="0" w:space="0" w:color="000000"/>
+              <w:top w:val="none" w:sz="0" w:space="0" w:color="000000"/>
+              <w:left w:val="none" w:sz="0" w:space="0" w:color="000000"/>
+              <w:right w:val="none" w:sz="0" w:space="0" w:color="000000"/>
+            </w:tcBorders>
+            <w:shd w:val="clear" w:color="auto" w:fill="FFFFFF"/>
+            <w:tcMar>
+              <w:top w:w="0" w:type="dxa"/>
+              <w:bottom w:w="0" w:type="dxa"/>
+              <w:left w:w="0" w:type="dxa"/>
+              <w:right w:w="0" w:type="dxa"/>
+            </w:tcMar>
+            <w:vAlign w:val="top"/>
+          </w:tcPr>
+          <w:p>
+            <w:pPr>
+              <w:pStyle w:val="Normal"/>
+              <w:jc w:val="center"/>
+              <w:pBdr>
+                <w:bottom w:val="none" w:sz="0" w:space="0" w:color="000000"/>
+                <w:top w:val="none" w:sz="0" w:space="0" w:color="000000"/>
+                <w:left w:val="none" w:sz="0" w:space="0" w:color="000000"/>
+                <w:right w:val="none" w:sz="0" w:space="0" w:color="000000"/>
+              </w:pBdr>
+              <w:spacing w:after="100" w:before="100" w:line="240"/>
+              <w:ind w:left="100" w:right="100" w:firstLine="0" w:firstLineChars="0"/>
+              <w:rPr>
+                <w:rFonts w:ascii="Helvetica" w:hAnsi="Helvetica" w:eastAsia="Helvetica" w:cs="Helvetica"/>
+                <w:i w:val="false"/>
+                <w:b w:val="false"/>
+                <w:u w:val="none"/>
+                <w:sz w:val="22"/>
+                <w:szCs w:val="22"/>
+                <w:color w:val="000000"/>
+              </w:rPr>
+            </w:pPr>
+            <w:r>
+              <w:rPr>
+                <w:rFonts w:ascii="Helvetica" w:hAnsi="Helvetica" w:eastAsia="Helvetica" w:cs="Helvetica"/>
+                <w:i w:val="false"/>
+                <w:b w:val="false"/>
+                <w:u w:val="none"/>
+                <w:sz w:val="22"/>
+                <w:szCs w:val="22"/>
+                <w:color w:val="000000"/>
+              </w:rPr>
+              <w:t xml:space="preserve">0.79, 1.49</w:t>
+            </w:r>
+          </w:p>
+        </w:tc>
+        <w:tc>
+          <w:tcPr>
+            <w:tcBorders>
+              <w:bottom w:val="none" w:sz="0" w:space="0" w:color="000000"/>
+              <w:top w:val="none" w:sz="0" w:space="0" w:color="000000"/>
+              <w:left w:val="none" w:sz="0" w:space="0" w:color="000000"/>
+              <w:right w:val="none" w:sz="0" w:space="0" w:color="000000"/>
+            </w:tcBorders>
+            <w:shd w:val="clear" w:color="auto" w:fill="FFFFFF"/>
+            <w:tcMar>
+              <w:top w:w="0" w:type="dxa"/>
+              <w:bottom w:w="0" w:type="dxa"/>
+              <w:left w:w="0" w:type="dxa"/>
+              <w:right w:w="0" w:type="dxa"/>
+            </w:tcMar>
+            <w:vAlign w:val="top"/>
+          </w:tcPr>
+          <w:p>
+            <w:pPr>
+              <w:pStyle w:val="Normal"/>
+              <w:jc w:val="center"/>
+              <w:pBdr>
+                <w:bottom w:val="none" w:sz="0" w:space="0" w:color="000000"/>
+                <w:top w:val="none" w:sz="0" w:space="0" w:color="000000"/>
+                <w:left w:val="none" w:sz="0" w:space="0" w:color="000000"/>
+                <w:right w:val="none" w:sz="0" w:space="0" w:color="000000"/>
+              </w:pBdr>
+              <w:spacing w:after="100" w:before="100" w:line="240"/>
+              <w:ind w:left="100" w:right="100" w:firstLine="0" w:firstLineChars="0"/>
+              <w:rPr>
+                <w:rFonts w:ascii="Helvetica" w:hAnsi="Helvetica" w:eastAsia="Helvetica" w:cs="Helvetica"/>
+                <w:i w:val="false"/>
+                <w:b w:val="false"/>
+                <w:u w:val="none"/>
+                <w:sz w:val="22"/>
+                <w:szCs w:val="22"/>
+                <w:color w:val="000000"/>
+              </w:rPr>
+            </w:pPr>
+            <w:r>
+              <w:rPr>
+                <w:rFonts w:ascii="Helvetica" w:hAnsi="Helvetica" w:eastAsia="Helvetica" w:cs="Helvetica"/>
+                <w:i w:val="false"/>
+                <w:b w:val="false"/>
+                <w:u w:val="none"/>
+                <w:sz w:val="22"/>
+                <w:szCs w:val="22"/>
+                <w:color w:val="000000"/>
+              </w:rPr>
+              <w:t xml:space="preserve">0.610</w:t>
             </w:r>
           </w:p>
         </w:tc>
@@ -3035,113 +3035,113 @@
                 <w:szCs w:val="22"/>
                 <w:color w:val="000000"/>
               </w:rPr>
-              <w:t xml:space="preserve">1.44</w:t>
-            </w:r>
-          </w:p>
-        </w:tc>
-        <w:tc>
-          <w:tcPr>
-            <w:tcBorders>
-              <w:bottom w:val="none" w:sz="0" w:space="0" w:color="000000"/>
-              <w:top w:val="none" w:sz="0" w:space="0" w:color="000000"/>
-              <w:left w:val="none" w:sz="0" w:space="0" w:color="000000"/>
-              <w:right w:val="none" w:sz="0" w:space="0" w:color="000000"/>
-            </w:tcBorders>
-            <w:shd w:val="clear" w:color="auto" w:fill="FFFFFF"/>
-            <w:tcMar>
-              <w:top w:w="0" w:type="dxa"/>
-              <w:bottom w:w="0" w:type="dxa"/>
-              <w:left w:w="0" w:type="dxa"/>
-              <w:right w:w="0" w:type="dxa"/>
-            </w:tcMar>
-            <w:vAlign w:val="top"/>
-          </w:tcPr>
-          <w:p>
-            <w:pPr>
-              <w:pStyle w:val="Normal"/>
-              <w:jc w:val="center"/>
-              <w:pBdr>
-                <w:bottom w:val="none" w:sz="0" w:space="0" w:color="000000"/>
-                <w:top w:val="none" w:sz="0" w:space="0" w:color="000000"/>
-                <w:left w:val="none" w:sz="0" w:space="0" w:color="000000"/>
-                <w:right w:val="none" w:sz="0" w:space="0" w:color="000000"/>
-              </w:pBdr>
-              <w:spacing w:after="100" w:before="100" w:line="240"/>
-              <w:ind w:left="100" w:right="100" w:firstLine="0" w:firstLineChars="0"/>
-              <w:rPr>
-                <w:rFonts w:ascii="Helvetica" w:hAnsi="Helvetica" w:eastAsia="Helvetica" w:cs="Helvetica"/>
-                <w:i w:val="false"/>
-                <w:b w:val="false"/>
-                <w:u w:val="none"/>
-                <w:sz w:val="22"/>
-                <w:szCs w:val="22"/>
-                <w:color w:val="000000"/>
-              </w:rPr>
-            </w:pPr>
-            <w:r>
-              <w:rPr>
-                <w:rFonts w:ascii="Helvetica" w:hAnsi="Helvetica" w:eastAsia="Helvetica" w:cs="Helvetica"/>
-                <w:i w:val="false"/>
-                <w:b w:val="false"/>
-                <w:u w:val="none"/>
-                <w:sz w:val="22"/>
-                <w:szCs w:val="22"/>
-                <w:color w:val="000000"/>
-              </w:rPr>
-              <w:t xml:space="preserve">0.91, 2.28</w:t>
-            </w:r>
-          </w:p>
-        </w:tc>
-        <w:tc>
-          <w:tcPr>
-            <w:tcBorders>
-              <w:bottom w:val="none" w:sz="0" w:space="0" w:color="000000"/>
-              <w:top w:val="none" w:sz="0" w:space="0" w:color="000000"/>
-              <w:left w:val="none" w:sz="0" w:space="0" w:color="000000"/>
-              <w:right w:val="none" w:sz="0" w:space="0" w:color="000000"/>
-            </w:tcBorders>
-            <w:shd w:val="clear" w:color="auto" w:fill="FFFFFF"/>
-            <w:tcMar>
-              <w:top w:w="0" w:type="dxa"/>
-              <w:bottom w:w="0" w:type="dxa"/>
-              <w:left w:w="0" w:type="dxa"/>
-              <w:right w:w="0" w:type="dxa"/>
-            </w:tcMar>
-            <w:vAlign w:val="top"/>
-          </w:tcPr>
-          <w:p>
-            <w:pPr>
-              <w:pStyle w:val="Normal"/>
-              <w:jc w:val="center"/>
-              <w:pBdr>
-                <w:bottom w:val="none" w:sz="0" w:space="0" w:color="000000"/>
-                <w:top w:val="none" w:sz="0" w:space="0" w:color="000000"/>
-                <w:left w:val="none" w:sz="0" w:space="0" w:color="000000"/>
-                <w:right w:val="none" w:sz="0" w:space="0" w:color="000000"/>
-              </w:pBdr>
-              <w:spacing w:after="100" w:before="100" w:line="240"/>
-              <w:ind w:left="100" w:right="100" w:firstLine="0" w:firstLineChars="0"/>
-              <w:rPr>
-                <w:rFonts w:ascii="Helvetica" w:hAnsi="Helvetica" w:eastAsia="Helvetica" w:cs="Helvetica"/>
-                <w:i w:val="false"/>
-                <w:b w:val="false"/>
-                <w:u w:val="none"/>
-                <w:sz w:val="22"/>
-                <w:szCs w:val="22"/>
-                <w:color w:val="000000"/>
-              </w:rPr>
-            </w:pPr>
-            <w:r>
-              <w:rPr>
-                <w:rFonts w:ascii="Helvetica" w:hAnsi="Helvetica" w:eastAsia="Helvetica" w:cs="Helvetica"/>
-                <w:i w:val="false"/>
-                <w:b w:val="false"/>
-                <w:u w:val="none"/>
-                <w:sz w:val="22"/>
-                <w:szCs w:val="22"/>
-                <w:color w:val="000000"/>
-              </w:rPr>
-              <w:t xml:space="preserve">0.110</w:t>
+              <w:t xml:space="preserve">1.43</w:t>
+            </w:r>
+          </w:p>
+        </w:tc>
+        <w:tc>
+          <w:tcPr>
+            <w:tcBorders>
+              <w:bottom w:val="none" w:sz="0" w:space="0" w:color="000000"/>
+              <w:top w:val="none" w:sz="0" w:space="0" w:color="000000"/>
+              <w:left w:val="none" w:sz="0" w:space="0" w:color="000000"/>
+              <w:right w:val="none" w:sz="0" w:space="0" w:color="000000"/>
+            </w:tcBorders>
+            <w:shd w:val="clear" w:color="auto" w:fill="FFFFFF"/>
+            <w:tcMar>
+              <w:top w:w="0" w:type="dxa"/>
+              <w:bottom w:w="0" w:type="dxa"/>
+              <w:left w:w="0" w:type="dxa"/>
+              <w:right w:w="0" w:type="dxa"/>
+            </w:tcMar>
+            <w:vAlign w:val="top"/>
+          </w:tcPr>
+          <w:p>
+            <w:pPr>
+              <w:pStyle w:val="Normal"/>
+              <w:jc w:val="center"/>
+              <w:pBdr>
+                <w:bottom w:val="none" w:sz="0" w:space="0" w:color="000000"/>
+                <w:top w:val="none" w:sz="0" w:space="0" w:color="000000"/>
+                <w:left w:val="none" w:sz="0" w:space="0" w:color="000000"/>
+                <w:right w:val="none" w:sz="0" w:space="0" w:color="000000"/>
+              </w:pBdr>
+              <w:spacing w:after="100" w:before="100" w:line="240"/>
+              <w:ind w:left="100" w:right="100" w:firstLine="0" w:firstLineChars="0"/>
+              <w:rPr>
+                <w:rFonts w:ascii="Helvetica" w:hAnsi="Helvetica" w:eastAsia="Helvetica" w:cs="Helvetica"/>
+                <w:i w:val="false"/>
+                <w:b w:val="false"/>
+                <w:u w:val="none"/>
+                <w:sz w:val="22"/>
+                <w:szCs w:val="22"/>
+                <w:color w:val="000000"/>
+              </w:rPr>
+            </w:pPr>
+            <w:r>
+              <w:rPr>
+                <w:rFonts w:ascii="Helvetica" w:hAnsi="Helvetica" w:eastAsia="Helvetica" w:cs="Helvetica"/>
+                <w:i w:val="false"/>
+                <w:b w:val="false"/>
+                <w:u w:val="none"/>
+                <w:sz w:val="22"/>
+                <w:szCs w:val="22"/>
+                <w:color w:val="000000"/>
+              </w:rPr>
+              <w:t xml:space="preserve">0.91, 2.26</w:t>
+            </w:r>
+          </w:p>
+        </w:tc>
+        <w:tc>
+          <w:tcPr>
+            <w:tcBorders>
+              <w:bottom w:val="none" w:sz="0" w:space="0" w:color="000000"/>
+              <w:top w:val="none" w:sz="0" w:space="0" w:color="000000"/>
+              <w:left w:val="none" w:sz="0" w:space="0" w:color="000000"/>
+              <w:right w:val="none" w:sz="0" w:space="0" w:color="000000"/>
+            </w:tcBorders>
+            <w:shd w:val="clear" w:color="auto" w:fill="FFFFFF"/>
+            <w:tcMar>
+              <w:top w:w="0" w:type="dxa"/>
+              <w:bottom w:w="0" w:type="dxa"/>
+              <w:left w:w="0" w:type="dxa"/>
+              <w:right w:w="0" w:type="dxa"/>
+            </w:tcMar>
+            <w:vAlign w:val="top"/>
+          </w:tcPr>
+          <w:p>
+            <w:pPr>
+              <w:pStyle w:val="Normal"/>
+              <w:jc w:val="center"/>
+              <w:pBdr>
+                <w:bottom w:val="none" w:sz="0" w:space="0" w:color="000000"/>
+                <w:top w:val="none" w:sz="0" w:space="0" w:color="000000"/>
+                <w:left w:val="none" w:sz="0" w:space="0" w:color="000000"/>
+                <w:right w:val="none" w:sz="0" w:space="0" w:color="000000"/>
+              </w:pBdr>
+              <w:spacing w:after="100" w:before="100" w:line="240"/>
+              <w:ind w:left="100" w:right="100" w:firstLine="0" w:firstLineChars="0"/>
+              <w:rPr>
+                <w:rFonts w:ascii="Helvetica" w:hAnsi="Helvetica" w:eastAsia="Helvetica" w:cs="Helvetica"/>
+                <w:i w:val="false"/>
+                <w:b w:val="false"/>
+                <w:u w:val="none"/>
+                <w:sz w:val="22"/>
+                <w:szCs w:val="22"/>
+                <w:color w:val="000000"/>
+              </w:rPr>
+            </w:pPr>
+            <w:r>
+              <w:rPr>
+                <w:rFonts w:ascii="Helvetica" w:hAnsi="Helvetica" w:eastAsia="Helvetica" w:cs="Helvetica"/>
+                <w:i w:val="false"/>
+                <w:b w:val="false"/>
+                <w:u w:val="none"/>
+                <w:sz w:val="22"/>
+                <w:szCs w:val="22"/>
+                <w:color w:val="000000"/>
+              </w:rPr>
+              <w:t xml:space="preserve">0.120</w:t>
             </w:r>
           </w:p>
         </w:tc>
@@ -3412,7 +3412,7 @@
                 <w:szCs w:val="22"/>
                 <w:color w:val="000000"/>
               </w:rPr>
-              <w:t xml:space="preserve">0.028</w:t>
+              <w:t xml:space="preserve">0.024</w:t>
             </w:r>
           </w:p>
         </w:tc>
@@ -4808,7 +4808,7 @@
                 <w:szCs w:val="22"/>
                 <w:color w:val="000000"/>
               </w:rPr>
-              <w:t xml:space="preserve">1.12, 2.11</w:t>
+              <w:t xml:space="preserve">1.13, 2.12</w:t>
             </w:r>
           </w:p>
         </w:tc>
@@ -5020,60 +5020,60 @@
                 <w:szCs w:val="22"/>
                 <w:color w:val="000000"/>
               </w:rPr>
-              <w:t xml:space="preserve">0.71, 1.48</w:t>
-            </w:r>
-          </w:p>
-        </w:tc>
-        <w:tc>
-          <w:tcPr>
-            <w:tcBorders>
-              <w:bottom w:val="none" w:sz="0" w:space="0" w:color="000000"/>
-              <w:top w:val="none" w:sz="0" w:space="0" w:color="000000"/>
-              <w:left w:val="none" w:sz="0" w:space="0" w:color="000000"/>
-              <w:right w:val="none" w:sz="0" w:space="0" w:color="000000"/>
-            </w:tcBorders>
-            <w:shd w:val="clear" w:color="auto" w:fill="FFFFFF"/>
-            <w:tcMar>
-              <w:top w:w="0" w:type="dxa"/>
-              <w:bottom w:w="0" w:type="dxa"/>
-              <w:left w:w="0" w:type="dxa"/>
-              <w:right w:w="0" w:type="dxa"/>
-            </w:tcMar>
-            <w:vAlign w:val="top"/>
-          </w:tcPr>
-          <w:p>
-            <w:pPr>
-              <w:pStyle w:val="Normal"/>
-              <w:jc w:val="center"/>
-              <w:pBdr>
-                <w:bottom w:val="none" w:sz="0" w:space="0" w:color="000000"/>
-                <w:top w:val="none" w:sz="0" w:space="0" w:color="000000"/>
-                <w:left w:val="none" w:sz="0" w:space="0" w:color="000000"/>
-                <w:right w:val="none" w:sz="0" w:space="0" w:color="000000"/>
-              </w:pBdr>
-              <w:spacing w:after="100" w:before="100" w:line="240"/>
-              <w:ind w:left="100" w:right="100" w:firstLine="0" w:firstLineChars="0"/>
-              <w:rPr>
-                <w:rFonts w:ascii="Helvetica" w:hAnsi="Helvetica" w:eastAsia="Helvetica" w:cs="Helvetica"/>
-                <w:i w:val="false"/>
-                <w:b w:val="false"/>
-                <w:u w:val="none"/>
-                <w:sz w:val="22"/>
-                <w:szCs w:val="22"/>
-                <w:color w:val="000000"/>
-              </w:rPr>
-            </w:pPr>
-            <w:r>
-              <w:rPr>
-                <w:rFonts w:ascii="Helvetica" w:hAnsi="Helvetica" w:eastAsia="Helvetica" w:cs="Helvetica"/>
-                <w:i w:val="false"/>
-                <w:b w:val="false"/>
-                <w:u w:val="none"/>
-                <w:sz w:val="22"/>
-                <w:szCs w:val="22"/>
-                <w:color w:val="000000"/>
-              </w:rPr>
-              <w:t xml:space="preserve">0.880</w:t>
+              <w:t xml:space="preserve">0.72, 1.48</w:t>
+            </w:r>
+          </w:p>
+        </w:tc>
+        <w:tc>
+          <w:tcPr>
+            <w:tcBorders>
+              <w:bottom w:val="none" w:sz="0" w:space="0" w:color="000000"/>
+              <w:top w:val="none" w:sz="0" w:space="0" w:color="000000"/>
+              <w:left w:val="none" w:sz="0" w:space="0" w:color="000000"/>
+              <w:right w:val="none" w:sz="0" w:space="0" w:color="000000"/>
+            </w:tcBorders>
+            <w:shd w:val="clear" w:color="auto" w:fill="FFFFFF"/>
+            <w:tcMar>
+              <w:top w:w="0" w:type="dxa"/>
+              <w:bottom w:w="0" w:type="dxa"/>
+              <w:left w:w="0" w:type="dxa"/>
+              <w:right w:w="0" w:type="dxa"/>
+            </w:tcMar>
+            <w:vAlign w:val="top"/>
+          </w:tcPr>
+          <w:p>
+            <w:pPr>
+              <w:pStyle w:val="Normal"/>
+              <w:jc w:val="center"/>
+              <w:pBdr>
+                <w:bottom w:val="none" w:sz="0" w:space="0" w:color="000000"/>
+                <w:top w:val="none" w:sz="0" w:space="0" w:color="000000"/>
+                <w:left w:val="none" w:sz="0" w:space="0" w:color="000000"/>
+                <w:right w:val="none" w:sz="0" w:space="0" w:color="000000"/>
+              </w:pBdr>
+              <w:spacing w:after="100" w:before="100" w:line="240"/>
+              <w:ind w:left="100" w:right="100" w:firstLine="0" w:firstLineChars="0"/>
+              <w:rPr>
+                <w:rFonts w:ascii="Helvetica" w:hAnsi="Helvetica" w:eastAsia="Helvetica" w:cs="Helvetica"/>
+                <w:i w:val="false"/>
+                <w:b w:val="false"/>
+                <w:u w:val="none"/>
+                <w:sz w:val="22"/>
+                <w:szCs w:val="22"/>
+                <w:color w:val="000000"/>
+              </w:rPr>
+            </w:pPr>
+            <w:r>
+              <w:rPr>
+                <w:rFonts w:ascii="Helvetica" w:hAnsi="Helvetica" w:eastAsia="Helvetica" w:cs="Helvetica"/>
+                <w:i w:val="false"/>
+                <w:b w:val="false"/>
+                <w:u w:val="none"/>
+                <w:sz w:val="22"/>
+                <w:szCs w:val="22"/>
+                <w:color w:val="000000"/>
+              </w:rPr>
+              <w:t xml:space="preserve">0.870</w:t>
             </w:r>
           </w:p>
         </w:tc>
@@ -6204,7 +6204,7 @@
                 <w:szCs w:val="22"/>
                 <w:color w:val="000000"/>
               </w:rPr>
-              <w:t xml:space="preserve">0.96</w:t>
+              <w:t xml:space="preserve">0.97</w:t>
             </w:r>
           </w:p>
         </w:tc>
@@ -6310,7 +6310,7 @@
                 <w:szCs w:val="22"/>
                 <w:color w:val="000000"/>
               </w:rPr>
-              <w:t xml:space="preserve">0.910</w:t>
+              <w:t xml:space="preserve">0.920</w:t>
             </w:r>
           </w:p>
         </w:tc>
@@ -6416,113 +6416,113 @@
                 <w:szCs w:val="22"/>
                 <w:color w:val="000000"/>
               </w:rPr>
-              <w:t xml:space="preserve">1.55</w:t>
-            </w:r>
-          </w:p>
-        </w:tc>
-        <w:tc>
-          <w:tcPr>
-            <w:tcBorders>
-              <w:bottom w:val="none" w:sz="0" w:space="0" w:color="000000"/>
-              <w:top w:val="none" w:sz="0" w:space="0" w:color="000000"/>
-              <w:left w:val="none" w:sz="0" w:space="0" w:color="000000"/>
-              <w:right w:val="none" w:sz="0" w:space="0" w:color="000000"/>
-            </w:tcBorders>
-            <w:shd w:val="clear" w:color="auto" w:fill="FFFFFF"/>
-            <w:tcMar>
-              <w:top w:w="0" w:type="dxa"/>
-              <w:bottom w:w="0" w:type="dxa"/>
-              <w:left w:w="0" w:type="dxa"/>
-              <w:right w:w="0" w:type="dxa"/>
-            </w:tcMar>
-            <w:vAlign w:val="top"/>
-          </w:tcPr>
-          <w:p>
-            <w:pPr>
-              <w:pStyle w:val="Normal"/>
-              <w:jc w:val="center"/>
-              <w:pBdr>
-                <w:bottom w:val="none" w:sz="0" w:space="0" w:color="000000"/>
-                <w:top w:val="none" w:sz="0" w:space="0" w:color="000000"/>
-                <w:left w:val="none" w:sz="0" w:space="0" w:color="000000"/>
-                <w:right w:val="none" w:sz="0" w:space="0" w:color="000000"/>
-              </w:pBdr>
-              <w:spacing w:after="100" w:before="100" w:line="240"/>
-              <w:ind w:left="100" w:right="100" w:firstLine="0" w:firstLineChars="0"/>
-              <w:rPr>
-                <w:rFonts w:ascii="Helvetica" w:hAnsi="Helvetica" w:eastAsia="Helvetica" w:cs="Helvetica"/>
-                <w:i w:val="false"/>
-                <w:b w:val="false"/>
-                <w:u w:val="none"/>
-                <w:sz w:val="22"/>
-                <w:szCs w:val="22"/>
-                <w:color w:val="000000"/>
-              </w:rPr>
-            </w:pPr>
-            <w:r>
-              <w:rPr>
-                <w:rFonts w:ascii="Helvetica" w:hAnsi="Helvetica" w:eastAsia="Helvetica" w:cs="Helvetica"/>
-                <w:i w:val="false"/>
-                <w:b w:val="false"/>
-                <w:u w:val="none"/>
-                <w:sz w:val="22"/>
-                <w:szCs w:val="22"/>
-                <w:color w:val="000000"/>
-              </w:rPr>
-              <w:t xml:space="preserve">0.62, 3.92</w:t>
-            </w:r>
-          </w:p>
-        </w:tc>
-        <w:tc>
-          <w:tcPr>
-            <w:tcBorders>
-              <w:bottom w:val="none" w:sz="0" w:space="0" w:color="000000"/>
-              <w:top w:val="none" w:sz="0" w:space="0" w:color="000000"/>
-              <w:left w:val="none" w:sz="0" w:space="0" w:color="000000"/>
-              <w:right w:val="none" w:sz="0" w:space="0" w:color="000000"/>
-            </w:tcBorders>
-            <w:shd w:val="clear" w:color="auto" w:fill="FFFFFF"/>
-            <w:tcMar>
-              <w:top w:w="0" w:type="dxa"/>
-              <w:bottom w:w="0" w:type="dxa"/>
-              <w:left w:w="0" w:type="dxa"/>
-              <w:right w:w="0" w:type="dxa"/>
-            </w:tcMar>
-            <w:vAlign w:val="top"/>
-          </w:tcPr>
-          <w:p>
-            <w:pPr>
-              <w:pStyle w:val="Normal"/>
-              <w:jc w:val="center"/>
-              <w:pBdr>
-                <w:bottom w:val="none" w:sz="0" w:space="0" w:color="000000"/>
-                <w:top w:val="none" w:sz="0" w:space="0" w:color="000000"/>
-                <w:left w:val="none" w:sz="0" w:space="0" w:color="000000"/>
-                <w:right w:val="none" w:sz="0" w:space="0" w:color="000000"/>
-              </w:pBdr>
-              <w:spacing w:after="100" w:before="100" w:line="240"/>
-              <w:ind w:left="100" w:right="100" w:firstLine="0" w:firstLineChars="0"/>
-              <w:rPr>
-                <w:rFonts w:ascii="Helvetica" w:hAnsi="Helvetica" w:eastAsia="Helvetica" w:cs="Helvetica"/>
-                <w:i w:val="false"/>
-                <w:b w:val="false"/>
-                <w:u w:val="none"/>
-                <w:sz w:val="22"/>
-                <w:szCs w:val="22"/>
-                <w:color w:val="000000"/>
-              </w:rPr>
-            </w:pPr>
-            <w:r>
-              <w:rPr>
-                <w:rFonts w:ascii="Helvetica" w:hAnsi="Helvetica" w:eastAsia="Helvetica" w:cs="Helvetica"/>
-                <w:i w:val="false"/>
-                <w:b w:val="false"/>
-                <w:u w:val="none"/>
-                <w:sz w:val="22"/>
-                <w:szCs w:val="22"/>
-                <w:color w:val="000000"/>
-              </w:rPr>
-              <w:t xml:space="preserve">0.350</w:t>
+              <w:t xml:space="preserve">1.56</w:t>
+            </w:r>
+          </w:p>
+        </w:tc>
+        <w:tc>
+          <w:tcPr>
+            <w:tcBorders>
+              <w:bottom w:val="none" w:sz="0" w:space="0" w:color="000000"/>
+              <w:top w:val="none" w:sz="0" w:space="0" w:color="000000"/>
+              <w:left w:val="none" w:sz="0" w:space="0" w:color="000000"/>
+              <w:right w:val="none" w:sz="0" w:space="0" w:color="000000"/>
+            </w:tcBorders>
+            <w:shd w:val="clear" w:color="auto" w:fill="FFFFFF"/>
+            <w:tcMar>
+              <w:top w:w="0" w:type="dxa"/>
+              <w:bottom w:w="0" w:type="dxa"/>
+              <w:left w:w="0" w:type="dxa"/>
+              <w:right w:w="0" w:type="dxa"/>
+            </w:tcMar>
+            <w:vAlign w:val="top"/>
+          </w:tcPr>
+          <w:p>
+            <w:pPr>
+              <w:pStyle w:val="Normal"/>
+              <w:jc w:val="center"/>
+              <w:pBdr>
+                <w:bottom w:val="none" w:sz="0" w:space="0" w:color="000000"/>
+                <w:top w:val="none" w:sz="0" w:space="0" w:color="000000"/>
+                <w:left w:val="none" w:sz="0" w:space="0" w:color="000000"/>
+                <w:right w:val="none" w:sz="0" w:space="0" w:color="000000"/>
+              </w:pBdr>
+              <w:spacing w:after="100" w:before="100" w:line="240"/>
+              <w:ind w:left="100" w:right="100" w:firstLine="0" w:firstLineChars="0"/>
+              <w:rPr>
+                <w:rFonts w:ascii="Helvetica" w:hAnsi="Helvetica" w:eastAsia="Helvetica" w:cs="Helvetica"/>
+                <w:i w:val="false"/>
+                <w:b w:val="false"/>
+                <w:u w:val="none"/>
+                <w:sz w:val="22"/>
+                <w:szCs w:val="22"/>
+                <w:color w:val="000000"/>
+              </w:rPr>
+            </w:pPr>
+            <w:r>
+              <w:rPr>
+                <w:rFonts w:ascii="Helvetica" w:hAnsi="Helvetica" w:eastAsia="Helvetica" w:cs="Helvetica"/>
+                <w:i w:val="false"/>
+                <w:b w:val="false"/>
+                <w:u w:val="none"/>
+                <w:sz w:val="22"/>
+                <w:szCs w:val="22"/>
+                <w:color w:val="000000"/>
+              </w:rPr>
+              <w:t xml:space="preserve">0.62, 3.93</w:t>
+            </w:r>
+          </w:p>
+        </w:tc>
+        <w:tc>
+          <w:tcPr>
+            <w:tcBorders>
+              <w:bottom w:val="none" w:sz="0" w:space="0" w:color="000000"/>
+              <w:top w:val="none" w:sz="0" w:space="0" w:color="000000"/>
+              <w:left w:val="none" w:sz="0" w:space="0" w:color="000000"/>
+              <w:right w:val="none" w:sz="0" w:space="0" w:color="000000"/>
+            </w:tcBorders>
+            <w:shd w:val="clear" w:color="auto" w:fill="FFFFFF"/>
+            <w:tcMar>
+              <w:top w:w="0" w:type="dxa"/>
+              <w:bottom w:w="0" w:type="dxa"/>
+              <w:left w:w="0" w:type="dxa"/>
+              <w:right w:w="0" w:type="dxa"/>
+            </w:tcMar>
+            <w:vAlign w:val="top"/>
+          </w:tcPr>
+          <w:p>
+            <w:pPr>
+              <w:pStyle w:val="Normal"/>
+              <w:jc w:val="center"/>
+              <w:pBdr>
+                <w:bottom w:val="none" w:sz="0" w:space="0" w:color="000000"/>
+                <w:top w:val="none" w:sz="0" w:space="0" w:color="000000"/>
+                <w:left w:val="none" w:sz="0" w:space="0" w:color="000000"/>
+                <w:right w:val="none" w:sz="0" w:space="0" w:color="000000"/>
+              </w:pBdr>
+              <w:spacing w:after="100" w:before="100" w:line="240"/>
+              <w:ind w:left="100" w:right="100" w:firstLine="0" w:firstLineChars="0"/>
+              <w:rPr>
+                <w:rFonts w:ascii="Helvetica" w:hAnsi="Helvetica" w:eastAsia="Helvetica" w:cs="Helvetica"/>
+                <w:i w:val="false"/>
+                <w:b w:val="false"/>
+                <w:u w:val="none"/>
+                <w:sz w:val="22"/>
+                <w:szCs w:val="22"/>
+                <w:color w:val="000000"/>
+              </w:rPr>
+            </w:pPr>
+            <w:r>
+              <w:rPr>
+                <w:rFonts w:ascii="Helvetica" w:hAnsi="Helvetica" w:eastAsia="Helvetica" w:cs="Helvetica"/>
+                <w:i w:val="false"/>
+                <w:b w:val="false"/>
+                <w:u w:val="none"/>
+                <w:sz w:val="22"/>
+                <w:szCs w:val="22"/>
+                <w:color w:val="000000"/>
+              </w:rPr>
+              <w:t xml:space="preserve">0.340</w:t>
             </w:r>
           </w:p>
         </w:tc>
@@ -6687,113 +6687,113 @@
                 <w:szCs w:val="22"/>
                 <w:color w:val="000000"/>
               </w:rPr>
-              <w:t xml:space="preserve">1.51</w:t>
-            </w:r>
-          </w:p>
-        </w:tc>
-        <w:tc>
-          <w:tcPr>
-            <w:tcBorders>
-              <w:bottom w:val="none" w:sz="0" w:space="0" w:color="000000"/>
-              <w:top w:val="none" w:sz="0" w:space="0" w:color="000000"/>
-              <w:left w:val="none" w:sz="0" w:space="0" w:color="000000"/>
-              <w:right w:val="none" w:sz="0" w:space="0" w:color="000000"/>
-            </w:tcBorders>
-            <w:shd w:val="clear" w:color="auto" w:fill="FFFFFF"/>
-            <w:tcMar>
-              <w:top w:w="0" w:type="dxa"/>
-              <w:bottom w:w="0" w:type="dxa"/>
-              <w:left w:w="0" w:type="dxa"/>
-              <w:right w:w="0" w:type="dxa"/>
-            </w:tcMar>
-            <w:vAlign w:val="top"/>
-          </w:tcPr>
-          <w:p>
-            <w:pPr>
-              <w:pStyle w:val="Normal"/>
-              <w:jc w:val="center"/>
-              <w:pBdr>
-                <w:bottom w:val="none" w:sz="0" w:space="0" w:color="000000"/>
-                <w:top w:val="none" w:sz="0" w:space="0" w:color="000000"/>
-                <w:left w:val="none" w:sz="0" w:space="0" w:color="000000"/>
-                <w:right w:val="none" w:sz="0" w:space="0" w:color="000000"/>
-              </w:pBdr>
-              <w:spacing w:after="100" w:before="100" w:line="240"/>
-              <w:ind w:left="100" w:right="100" w:firstLine="0" w:firstLineChars="0"/>
-              <w:rPr>
-                <w:rFonts w:ascii="Helvetica" w:hAnsi="Helvetica" w:eastAsia="Helvetica" w:cs="Helvetica"/>
-                <w:i w:val="false"/>
-                <w:b w:val="false"/>
-                <w:u w:val="none"/>
-                <w:sz w:val="22"/>
-                <w:szCs w:val="22"/>
-                <w:color w:val="000000"/>
-              </w:rPr>
-            </w:pPr>
-            <w:r>
-              <w:rPr>
-                <w:rFonts w:ascii="Helvetica" w:hAnsi="Helvetica" w:eastAsia="Helvetica" w:cs="Helvetica"/>
-                <w:i w:val="false"/>
-                <w:b w:val="false"/>
-                <w:u w:val="none"/>
-                <w:sz w:val="22"/>
-                <w:szCs w:val="22"/>
-                <w:color w:val="000000"/>
-              </w:rPr>
-              <w:t xml:space="preserve">0.83, 2.75</w:t>
-            </w:r>
-          </w:p>
-        </w:tc>
-        <w:tc>
-          <w:tcPr>
-            <w:tcBorders>
-              <w:bottom w:val="none" w:sz="0" w:space="0" w:color="000000"/>
-              <w:top w:val="none" w:sz="0" w:space="0" w:color="000000"/>
-              <w:left w:val="none" w:sz="0" w:space="0" w:color="000000"/>
-              <w:right w:val="none" w:sz="0" w:space="0" w:color="000000"/>
-            </w:tcBorders>
-            <w:shd w:val="clear" w:color="auto" w:fill="FFFFFF"/>
-            <w:tcMar>
-              <w:top w:w="0" w:type="dxa"/>
-              <w:bottom w:w="0" w:type="dxa"/>
-              <w:left w:w="0" w:type="dxa"/>
-              <w:right w:w="0" w:type="dxa"/>
-            </w:tcMar>
-            <w:vAlign w:val="top"/>
-          </w:tcPr>
-          <w:p>
-            <w:pPr>
-              <w:pStyle w:val="Normal"/>
-              <w:jc w:val="center"/>
-              <w:pBdr>
-                <w:bottom w:val="none" w:sz="0" w:space="0" w:color="000000"/>
-                <w:top w:val="none" w:sz="0" w:space="0" w:color="000000"/>
-                <w:left w:val="none" w:sz="0" w:space="0" w:color="000000"/>
-                <w:right w:val="none" w:sz="0" w:space="0" w:color="000000"/>
-              </w:pBdr>
-              <w:spacing w:after="100" w:before="100" w:line="240"/>
-              <w:ind w:left="100" w:right="100" w:firstLine="0" w:firstLineChars="0"/>
-              <w:rPr>
-                <w:rFonts w:ascii="Helvetica" w:hAnsi="Helvetica" w:eastAsia="Helvetica" w:cs="Helvetica"/>
-                <w:i w:val="false"/>
-                <w:b w:val="false"/>
-                <w:u w:val="none"/>
-                <w:sz w:val="22"/>
-                <w:szCs w:val="22"/>
-                <w:color w:val="000000"/>
-              </w:rPr>
-            </w:pPr>
-            <w:r>
-              <w:rPr>
-                <w:rFonts w:ascii="Helvetica" w:hAnsi="Helvetica" w:eastAsia="Helvetica" w:cs="Helvetica"/>
-                <w:i w:val="false"/>
-                <w:b w:val="false"/>
-                <w:u w:val="none"/>
-                <w:sz w:val="22"/>
-                <w:szCs w:val="22"/>
-                <w:color w:val="000000"/>
-              </w:rPr>
-              <w:t xml:space="preserve">0.180</w:t>
+              <w:t xml:space="preserve">1.52</w:t>
+            </w:r>
+          </w:p>
+        </w:tc>
+        <w:tc>
+          <w:tcPr>
+            <w:tcBorders>
+              <w:bottom w:val="none" w:sz="0" w:space="0" w:color="000000"/>
+              <w:top w:val="none" w:sz="0" w:space="0" w:color="000000"/>
+              <w:left w:val="none" w:sz="0" w:space="0" w:color="000000"/>
+              <w:right w:val="none" w:sz="0" w:space="0" w:color="000000"/>
+            </w:tcBorders>
+            <w:shd w:val="clear" w:color="auto" w:fill="FFFFFF"/>
+            <w:tcMar>
+              <w:top w:w="0" w:type="dxa"/>
+              <w:bottom w:w="0" w:type="dxa"/>
+              <w:left w:w="0" w:type="dxa"/>
+              <w:right w:w="0" w:type="dxa"/>
+            </w:tcMar>
+            <w:vAlign w:val="top"/>
+          </w:tcPr>
+          <w:p>
+            <w:pPr>
+              <w:pStyle w:val="Normal"/>
+              <w:jc w:val="center"/>
+              <w:pBdr>
+                <w:bottom w:val="none" w:sz="0" w:space="0" w:color="000000"/>
+                <w:top w:val="none" w:sz="0" w:space="0" w:color="000000"/>
+                <w:left w:val="none" w:sz="0" w:space="0" w:color="000000"/>
+                <w:right w:val="none" w:sz="0" w:space="0" w:color="000000"/>
+              </w:pBdr>
+              <w:spacing w:after="100" w:before="100" w:line="240"/>
+              <w:ind w:left="100" w:right="100" w:firstLine="0" w:firstLineChars="0"/>
+              <w:rPr>
+                <w:rFonts w:ascii="Helvetica" w:hAnsi="Helvetica" w:eastAsia="Helvetica" w:cs="Helvetica"/>
+                <w:i w:val="false"/>
+                <w:b w:val="false"/>
+                <w:u w:val="none"/>
+                <w:sz w:val="22"/>
+                <w:szCs w:val="22"/>
+                <w:color w:val="000000"/>
+              </w:rPr>
+            </w:pPr>
+            <w:r>
+              <w:rPr>
+                <w:rFonts w:ascii="Helvetica" w:hAnsi="Helvetica" w:eastAsia="Helvetica" w:cs="Helvetica"/>
+                <w:i w:val="false"/>
+                <w:b w:val="false"/>
+                <w:u w:val="none"/>
+                <w:sz w:val="22"/>
+                <w:szCs w:val="22"/>
+                <w:color w:val="000000"/>
+              </w:rPr>
+              <w:t xml:space="preserve">0.83, 2.76</w:t>
+            </w:r>
+          </w:p>
+        </w:tc>
+        <w:tc>
+          <w:tcPr>
+            <w:tcBorders>
+              <w:bottom w:val="none" w:sz="0" w:space="0" w:color="000000"/>
+              <w:top w:val="none" w:sz="0" w:space="0" w:color="000000"/>
+              <w:left w:val="none" w:sz="0" w:space="0" w:color="000000"/>
+              <w:right w:val="none" w:sz="0" w:space="0" w:color="000000"/>
+            </w:tcBorders>
+            <w:shd w:val="clear" w:color="auto" w:fill="FFFFFF"/>
+            <w:tcMar>
+              <w:top w:w="0" w:type="dxa"/>
+              <w:bottom w:w="0" w:type="dxa"/>
+              <w:left w:w="0" w:type="dxa"/>
+              <w:right w:w="0" w:type="dxa"/>
+            </w:tcMar>
+            <w:vAlign w:val="top"/>
+          </w:tcPr>
+          <w:p>
+            <w:pPr>
+              <w:pStyle w:val="Normal"/>
+              <w:jc w:val="center"/>
+              <w:pBdr>
+                <w:bottom w:val="none" w:sz="0" w:space="0" w:color="000000"/>
+                <w:top w:val="none" w:sz="0" w:space="0" w:color="000000"/>
+                <w:left w:val="none" w:sz="0" w:space="0" w:color="000000"/>
+                <w:right w:val="none" w:sz="0" w:space="0" w:color="000000"/>
+              </w:pBdr>
+              <w:spacing w:after="100" w:before="100" w:line="240"/>
+              <w:ind w:left="100" w:right="100" w:firstLine="0" w:firstLineChars="0"/>
+              <w:rPr>
+                <w:rFonts w:ascii="Helvetica" w:hAnsi="Helvetica" w:eastAsia="Helvetica" w:cs="Helvetica"/>
+                <w:i w:val="false"/>
+                <w:b w:val="false"/>
+                <w:u w:val="none"/>
+                <w:sz w:val="22"/>
+                <w:szCs w:val="22"/>
+                <w:color w:val="000000"/>
+              </w:rPr>
+            </w:pPr>
+            <w:r>
+              <w:rPr>
+                <w:rFonts w:ascii="Helvetica" w:hAnsi="Helvetica" w:eastAsia="Helvetica" w:cs="Helvetica"/>
+                <w:i w:val="false"/>
+                <w:b w:val="false"/>
+                <w:u w:val="none"/>
+                <w:sz w:val="22"/>
+                <w:szCs w:val="22"/>
+                <w:color w:val="000000"/>
+              </w:rPr>
+              <w:t xml:space="preserve">0.170</w:t>
             </w:r>
           </w:p>
         </w:tc>
@@ -6952,60 +6952,60 @@
                 <w:szCs w:val="22"/>
                 <w:color w:val="000000"/>
               </w:rPr>
-              <w:t xml:space="preserve">0.60, 2.69</w:t>
-            </w:r>
-          </w:p>
-        </w:tc>
-        <w:tc>
-          <w:tcPr>
-            <w:tcBorders>
-              <w:bottom w:val="none" w:sz="0" w:space="0" w:color="000000"/>
-              <w:top w:val="none" w:sz="0" w:space="0" w:color="000000"/>
-              <w:left w:val="none" w:sz="0" w:space="0" w:color="000000"/>
-              <w:right w:val="none" w:sz="0" w:space="0" w:color="000000"/>
-            </w:tcBorders>
-            <w:shd w:val="clear" w:color="auto" w:fill="FFFFFF"/>
-            <w:tcMar>
-              <w:top w:w="0" w:type="dxa"/>
-              <w:bottom w:w="0" w:type="dxa"/>
-              <w:left w:w="0" w:type="dxa"/>
-              <w:right w:w="0" w:type="dxa"/>
-            </w:tcMar>
-            <w:vAlign w:val="top"/>
-          </w:tcPr>
-          <w:p>
-            <w:pPr>
-              <w:pStyle w:val="Normal"/>
-              <w:jc w:val="center"/>
-              <w:pBdr>
-                <w:bottom w:val="none" w:sz="0" w:space="0" w:color="000000"/>
-                <w:top w:val="none" w:sz="0" w:space="0" w:color="000000"/>
-                <w:left w:val="none" w:sz="0" w:space="0" w:color="000000"/>
-                <w:right w:val="none" w:sz="0" w:space="0" w:color="000000"/>
-              </w:pBdr>
-              <w:spacing w:after="100" w:before="100" w:line="240"/>
-              <w:ind w:left="100" w:right="100" w:firstLine="0" w:firstLineChars="0"/>
-              <w:rPr>
-                <w:rFonts w:ascii="Helvetica" w:hAnsi="Helvetica" w:eastAsia="Helvetica" w:cs="Helvetica"/>
-                <w:i w:val="false"/>
-                <w:b w:val="false"/>
-                <w:u w:val="none"/>
-                <w:sz w:val="22"/>
-                <w:szCs w:val="22"/>
-                <w:color w:val="000000"/>
-              </w:rPr>
-            </w:pPr>
-            <w:r>
-              <w:rPr>
-                <w:rFonts w:ascii="Helvetica" w:hAnsi="Helvetica" w:eastAsia="Helvetica" w:cs="Helvetica"/>
-                <w:i w:val="false"/>
-                <w:b w:val="false"/>
-                <w:u w:val="none"/>
-                <w:sz w:val="22"/>
-                <w:szCs w:val="22"/>
-                <w:color w:val="000000"/>
-              </w:rPr>
-              <w:t xml:space="preserve">0.520</w:t>
+              <w:t xml:space="preserve">0.60, 2.68</w:t>
+            </w:r>
+          </w:p>
+        </w:tc>
+        <w:tc>
+          <w:tcPr>
+            <w:tcBorders>
+              <w:bottom w:val="none" w:sz="0" w:space="0" w:color="000000"/>
+              <w:top w:val="none" w:sz="0" w:space="0" w:color="000000"/>
+              <w:left w:val="none" w:sz="0" w:space="0" w:color="000000"/>
+              <w:right w:val="none" w:sz="0" w:space="0" w:color="000000"/>
+            </w:tcBorders>
+            <w:shd w:val="clear" w:color="auto" w:fill="FFFFFF"/>
+            <w:tcMar>
+              <w:top w:w="0" w:type="dxa"/>
+              <w:bottom w:w="0" w:type="dxa"/>
+              <w:left w:w="0" w:type="dxa"/>
+              <w:right w:w="0" w:type="dxa"/>
+            </w:tcMar>
+            <w:vAlign w:val="top"/>
+          </w:tcPr>
+          <w:p>
+            <w:pPr>
+              <w:pStyle w:val="Normal"/>
+              <w:jc w:val="center"/>
+              <w:pBdr>
+                <w:bottom w:val="none" w:sz="0" w:space="0" w:color="000000"/>
+                <w:top w:val="none" w:sz="0" w:space="0" w:color="000000"/>
+                <w:left w:val="none" w:sz="0" w:space="0" w:color="000000"/>
+                <w:right w:val="none" w:sz="0" w:space="0" w:color="000000"/>
+              </w:pBdr>
+              <w:spacing w:after="100" w:before="100" w:line="240"/>
+              <w:ind w:left="100" w:right="100" w:firstLine="0" w:firstLineChars="0"/>
+              <w:rPr>
+                <w:rFonts w:ascii="Helvetica" w:hAnsi="Helvetica" w:eastAsia="Helvetica" w:cs="Helvetica"/>
+                <w:i w:val="false"/>
+                <w:b w:val="false"/>
+                <w:u w:val="none"/>
+                <w:sz w:val="22"/>
+                <w:szCs w:val="22"/>
+                <w:color w:val="000000"/>
+              </w:rPr>
+            </w:pPr>
+            <w:r>
+              <w:rPr>
+                <w:rFonts w:ascii="Helvetica" w:hAnsi="Helvetica" w:eastAsia="Helvetica" w:cs="Helvetica"/>
+                <w:i w:val="false"/>
+                <w:b w:val="false"/>
+                <w:u w:val="none"/>
+                <w:sz w:val="22"/>
+                <w:szCs w:val="22"/>
+                <w:color w:val="000000"/>
+              </w:rPr>
+              <w:t xml:space="preserve">0.530</w:t>
             </w:r>
           </w:p>
         </w:tc>
@@ -7170,113 +7170,113 @@
                 <w:szCs w:val="22"/>
                 <w:color w:val="000000"/>
               </w:rPr>
-              <w:t xml:space="preserve">1.32</w:t>
-            </w:r>
-          </w:p>
-        </w:tc>
-        <w:tc>
-          <w:tcPr>
-            <w:tcBorders>
-              <w:bottom w:val="none" w:sz="0" w:space="0" w:color="000000"/>
-              <w:top w:val="none" w:sz="0" w:space="0" w:color="000000"/>
-              <w:left w:val="none" w:sz="0" w:space="0" w:color="000000"/>
-              <w:right w:val="none" w:sz="0" w:space="0" w:color="000000"/>
-            </w:tcBorders>
-            <w:shd w:val="clear" w:color="auto" w:fill="FFFFFF"/>
-            <w:tcMar>
-              <w:top w:w="0" w:type="dxa"/>
-              <w:bottom w:w="0" w:type="dxa"/>
-              <w:left w:w="0" w:type="dxa"/>
-              <w:right w:w="0" w:type="dxa"/>
-            </w:tcMar>
-            <w:vAlign w:val="top"/>
-          </w:tcPr>
-          <w:p>
-            <w:pPr>
-              <w:pStyle w:val="Normal"/>
-              <w:jc w:val="center"/>
-              <w:pBdr>
-                <w:bottom w:val="none" w:sz="0" w:space="0" w:color="000000"/>
-                <w:top w:val="none" w:sz="0" w:space="0" w:color="000000"/>
-                <w:left w:val="none" w:sz="0" w:space="0" w:color="000000"/>
-                <w:right w:val="none" w:sz="0" w:space="0" w:color="000000"/>
-              </w:pBdr>
-              <w:spacing w:after="100" w:before="100" w:line="240"/>
-              <w:ind w:left="100" w:right="100" w:firstLine="0" w:firstLineChars="0"/>
-              <w:rPr>
-                <w:rFonts w:ascii="Helvetica" w:hAnsi="Helvetica" w:eastAsia="Helvetica" w:cs="Helvetica"/>
-                <w:i w:val="false"/>
-                <w:b w:val="false"/>
-                <w:u w:val="none"/>
-                <w:sz w:val="22"/>
-                <w:szCs w:val="22"/>
-                <w:color w:val="000000"/>
-              </w:rPr>
-            </w:pPr>
-            <w:r>
-              <w:rPr>
-                <w:rFonts w:ascii="Helvetica" w:hAnsi="Helvetica" w:eastAsia="Helvetica" w:cs="Helvetica"/>
-                <w:i w:val="false"/>
-                <w:b w:val="false"/>
-                <w:u w:val="none"/>
-                <w:sz w:val="22"/>
-                <w:szCs w:val="22"/>
-                <w:color w:val="000000"/>
-              </w:rPr>
-              <w:t xml:space="preserve">0.70, 2.50</w:t>
-            </w:r>
-          </w:p>
-        </w:tc>
-        <w:tc>
-          <w:tcPr>
-            <w:tcBorders>
-              <w:bottom w:val="none" w:sz="0" w:space="0" w:color="000000"/>
-              <w:top w:val="none" w:sz="0" w:space="0" w:color="000000"/>
-              <w:left w:val="none" w:sz="0" w:space="0" w:color="000000"/>
-              <w:right w:val="none" w:sz="0" w:space="0" w:color="000000"/>
-            </w:tcBorders>
-            <w:shd w:val="clear" w:color="auto" w:fill="FFFFFF"/>
-            <w:tcMar>
-              <w:top w:w="0" w:type="dxa"/>
-              <w:bottom w:w="0" w:type="dxa"/>
-              <w:left w:w="0" w:type="dxa"/>
-              <w:right w:w="0" w:type="dxa"/>
-            </w:tcMar>
-            <w:vAlign w:val="top"/>
-          </w:tcPr>
-          <w:p>
-            <w:pPr>
-              <w:pStyle w:val="Normal"/>
-              <w:jc w:val="center"/>
-              <w:pBdr>
-                <w:bottom w:val="none" w:sz="0" w:space="0" w:color="000000"/>
-                <w:top w:val="none" w:sz="0" w:space="0" w:color="000000"/>
-                <w:left w:val="none" w:sz="0" w:space="0" w:color="000000"/>
-                <w:right w:val="none" w:sz="0" w:space="0" w:color="000000"/>
-              </w:pBdr>
-              <w:spacing w:after="100" w:before="100" w:line="240"/>
-              <w:ind w:left="100" w:right="100" w:firstLine="0" w:firstLineChars="0"/>
-              <w:rPr>
-                <w:rFonts w:ascii="Helvetica" w:hAnsi="Helvetica" w:eastAsia="Helvetica" w:cs="Helvetica"/>
-                <w:i w:val="false"/>
-                <w:b w:val="false"/>
-                <w:u w:val="none"/>
-                <w:sz w:val="22"/>
-                <w:szCs w:val="22"/>
-                <w:color w:val="000000"/>
-              </w:rPr>
-            </w:pPr>
-            <w:r>
-              <w:rPr>
-                <w:rFonts w:ascii="Helvetica" w:hAnsi="Helvetica" w:eastAsia="Helvetica" w:cs="Helvetica"/>
-                <w:i w:val="false"/>
-                <w:b w:val="false"/>
-                <w:u w:val="none"/>
-                <w:sz w:val="22"/>
-                <w:szCs w:val="22"/>
-                <w:color w:val="000000"/>
-              </w:rPr>
-              <w:t xml:space="preserve">0.390</w:t>
+              <w:t xml:space="preserve">1.33</w:t>
+            </w:r>
+          </w:p>
+        </w:tc>
+        <w:tc>
+          <w:tcPr>
+            <w:tcBorders>
+              <w:bottom w:val="none" w:sz="0" w:space="0" w:color="000000"/>
+              <w:top w:val="none" w:sz="0" w:space="0" w:color="000000"/>
+              <w:left w:val="none" w:sz="0" w:space="0" w:color="000000"/>
+              <w:right w:val="none" w:sz="0" w:space="0" w:color="000000"/>
+            </w:tcBorders>
+            <w:shd w:val="clear" w:color="auto" w:fill="FFFFFF"/>
+            <w:tcMar>
+              <w:top w:w="0" w:type="dxa"/>
+              <w:bottom w:w="0" w:type="dxa"/>
+              <w:left w:w="0" w:type="dxa"/>
+              <w:right w:w="0" w:type="dxa"/>
+            </w:tcMar>
+            <w:vAlign w:val="top"/>
+          </w:tcPr>
+          <w:p>
+            <w:pPr>
+              <w:pStyle w:val="Normal"/>
+              <w:jc w:val="center"/>
+              <w:pBdr>
+                <w:bottom w:val="none" w:sz="0" w:space="0" w:color="000000"/>
+                <w:top w:val="none" w:sz="0" w:space="0" w:color="000000"/>
+                <w:left w:val="none" w:sz="0" w:space="0" w:color="000000"/>
+                <w:right w:val="none" w:sz="0" w:space="0" w:color="000000"/>
+              </w:pBdr>
+              <w:spacing w:after="100" w:before="100" w:line="240"/>
+              <w:ind w:left="100" w:right="100" w:firstLine="0" w:firstLineChars="0"/>
+              <w:rPr>
+                <w:rFonts w:ascii="Helvetica" w:hAnsi="Helvetica" w:eastAsia="Helvetica" w:cs="Helvetica"/>
+                <w:i w:val="false"/>
+                <w:b w:val="false"/>
+                <w:u w:val="none"/>
+                <w:sz w:val="22"/>
+                <w:szCs w:val="22"/>
+                <w:color w:val="000000"/>
+              </w:rPr>
+            </w:pPr>
+            <w:r>
+              <w:rPr>
+                <w:rFonts w:ascii="Helvetica" w:hAnsi="Helvetica" w:eastAsia="Helvetica" w:cs="Helvetica"/>
+                <w:i w:val="false"/>
+                <w:b w:val="false"/>
+                <w:u w:val="none"/>
+                <w:sz w:val="22"/>
+                <w:szCs w:val="22"/>
+                <w:color w:val="000000"/>
+              </w:rPr>
+              <w:t xml:space="preserve">0.70, 2.51</w:t>
+            </w:r>
+          </w:p>
+        </w:tc>
+        <w:tc>
+          <w:tcPr>
+            <w:tcBorders>
+              <w:bottom w:val="none" w:sz="0" w:space="0" w:color="000000"/>
+              <w:top w:val="none" w:sz="0" w:space="0" w:color="000000"/>
+              <w:left w:val="none" w:sz="0" w:space="0" w:color="000000"/>
+              <w:right w:val="none" w:sz="0" w:space="0" w:color="000000"/>
+            </w:tcBorders>
+            <w:shd w:val="clear" w:color="auto" w:fill="FFFFFF"/>
+            <w:tcMar>
+              <w:top w:w="0" w:type="dxa"/>
+              <w:bottom w:w="0" w:type="dxa"/>
+              <w:left w:w="0" w:type="dxa"/>
+              <w:right w:w="0" w:type="dxa"/>
+            </w:tcMar>
+            <w:vAlign w:val="top"/>
+          </w:tcPr>
+          <w:p>
+            <w:pPr>
+              <w:pStyle w:val="Normal"/>
+              <w:jc w:val="center"/>
+              <w:pBdr>
+                <w:bottom w:val="none" w:sz="0" w:space="0" w:color="000000"/>
+                <w:top w:val="none" w:sz="0" w:space="0" w:color="000000"/>
+                <w:left w:val="none" w:sz="0" w:space="0" w:color="000000"/>
+                <w:right w:val="none" w:sz="0" w:space="0" w:color="000000"/>
+              </w:pBdr>
+              <w:spacing w:after="100" w:before="100" w:line="240"/>
+              <w:ind w:left="100" w:right="100" w:firstLine="0" w:firstLineChars="0"/>
+              <w:rPr>
+                <w:rFonts w:ascii="Helvetica" w:hAnsi="Helvetica" w:eastAsia="Helvetica" w:cs="Helvetica"/>
+                <w:i w:val="false"/>
+                <w:b w:val="false"/>
+                <w:u w:val="none"/>
+                <w:sz w:val="22"/>
+                <w:szCs w:val="22"/>
+                <w:color w:val="000000"/>
+              </w:rPr>
+            </w:pPr>
+            <w:r>
+              <w:rPr>
+                <w:rFonts w:ascii="Helvetica" w:hAnsi="Helvetica" w:eastAsia="Helvetica" w:cs="Helvetica"/>
+                <w:i w:val="false"/>
+                <w:b w:val="false"/>
+                <w:u w:val="none"/>
+                <w:sz w:val="22"/>
+                <w:szCs w:val="22"/>
+                <w:color w:val="000000"/>
+              </w:rPr>
+              <w:t xml:space="preserve">0.380</w:t>
             </w:r>
           </w:p>
         </w:tc>
@@ -7382,113 +7382,113 @@
                 <w:szCs w:val="22"/>
                 <w:color w:val="000000"/>
               </w:rPr>
-              <w:t xml:space="preserve">1.03</w:t>
-            </w:r>
-          </w:p>
-        </w:tc>
-        <w:tc>
-          <w:tcPr>
-            <w:tcBorders>
-              <w:bottom w:val="none" w:sz="0" w:space="0" w:color="000000"/>
-              <w:top w:val="none" w:sz="0" w:space="0" w:color="000000"/>
-              <w:left w:val="none" w:sz="0" w:space="0" w:color="000000"/>
-              <w:right w:val="none" w:sz="0" w:space="0" w:color="000000"/>
-            </w:tcBorders>
-            <w:shd w:val="clear" w:color="auto" w:fill="FFFFFF"/>
-            <w:tcMar>
-              <w:top w:w="0" w:type="dxa"/>
-              <w:bottom w:w="0" w:type="dxa"/>
-              <w:left w:w="0" w:type="dxa"/>
-              <w:right w:w="0" w:type="dxa"/>
-            </w:tcMar>
-            <w:vAlign w:val="top"/>
-          </w:tcPr>
-          <w:p>
-            <w:pPr>
-              <w:pStyle w:val="Normal"/>
-              <w:jc w:val="center"/>
-              <w:pBdr>
-                <w:bottom w:val="none" w:sz="0" w:space="0" w:color="000000"/>
-                <w:top w:val="none" w:sz="0" w:space="0" w:color="000000"/>
-                <w:left w:val="none" w:sz="0" w:space="0" w:color="000000"/>
-                <w:right w:val="none" w:sz="0" w:space="0" w:color="000000"/>
-              </w:pBdr>
-              <w:spacing w:after="100" w:before="100" w:line="240"/>
-              <w:ind w:left="100" w:right="100" w:firstLine="0" w:firstLineChars="0"/>
-              <w:rPr>
-                <w:rFonts w:ascii="Helvetica" w:hAnsi="Helvetica" w:eastAsia="Helvetica" w:cs="Helvetica"/>
-                <w:i w:val="false"/>
-                <w:b w:val="false"/>
-                <w:u w:val="none"/>
-                <w:sz w:val="22"/>
-                <w:szCs w:val="22"/>
-                <w:color w:val="000000"/>
-              </w:rPr>
-            </w:pPr>
-            <w:r>
-              <w:rPr>
-                <w:rFonts w:ascii="Helvetica" w:hAnsi="Helvetica" w:eastAsia="Helvetica" w:cs="Helvetica"/>
-                <w:i w:val="false"/>
-                <w:b w:val="false"/>
-                <w:u w:val="none"/>
-                <w:sz w:val="22"/>
-                <w:szCs w:val="22"/>
-                <w:color w:val="000000"/>
-              </w:rPr>
-              <w:t xml:space="preserve">0.45, 2.37</w:t>
-            </w:r>
-          </w:p>
-        </w:tc>
-        <w:tc>
-          <w:tcPr>
-            <w:tcBorders>
-              <w:bottom w:val="none" w:sz="0" w:space="0" w:color="000000"/>
-              <w:top w:val="none" w:sz="0" w:space="0" w:color="000000"/>
-              <w:left w:val="none" w:sz="0" w:space="0" w:color="000000"/>
-              <w:right w:val="none" w:sz="0" w:space="0" w:color="000000"/>
-            </w:tcBorders>
-            <w:shd w:val="clear" w:color="auto" w:fill="FFFFFF"/>
-            <w:tcMar>
-              <w:top w:w="0" w:type="dxa"/>
-              <w:bottom w:w="0" w:type="dxa"/>
-              <w:left w:w="0" w:type="dxa"/>
-              <w:right w:w="0" w:type="dxa"/>
-            </w:tcMar>
-            <w:vAlign w:val="top"/>
-          </w:tcPr>
-          <w:p>
-            <w:pPr>
-              <w:pStyle w:val="Normal"/>
-              <w:jc w:val="center"/>
-              <w:pBdr>
-                <w:bottom w:val="none" w:sz="0" w:space="0" w:color="000000"/>
-                <w:top w:val="none" w:sz="0" w:space="0" w:color="000000"/>
-                <w:left w:val="none" w:sz="0" w:space="0" w:color="000000"/>
-                <w:right w:val="none" w:sz="0" w:space="0" w:color="000000"/>
-              </w:pBdr>
-              <w:spacing w:after="100" w:before="100" w:line="240"/>
-              <w:ind w:left="100" w:right="100" w:firstLine="0" w:firstLineChars="0"/>
-              <w:rPr>
-                <w:rFonts w:ascii="Helvetica" w:hAnsi="Helvetica" w:eastAsia="Helvetica" w:cs="Helvetica"/>
-                <w:i w:val="false"/>
-                <w:b w:val="false"/>
-                <w:u w:val="none"/>
-                <w:sz w:val="22"/>
-                <w:szCs w:val="22"/>
-                <w:color w:val="000000"/>
-              </w:rPr>
-            </w:pPr>
-            <w:r>
-              <w:rPr>
-                <w:rFonts w:ascii="Helvetica" w:hAnsi="Helvetica" w:eastAsia="Helvetica" w:cs="Helvetica"/>
-                <w:i w:val="false"/>
-                <w:b w:val="false"/>
-                <w:u w:val="none"/>
-                <w:sz w:val="22"/>
-                <w:szCs w:val="22"/>
-                <w:color w:val="000000"/>
-              </w:rPr>
-              <w:t xml:space="preserve">0.940</w:t>
+              <w:t xml:space="preserve">1.04</w:t>
+            </w:r>
+          </w:p>
+        </w:tc>
+        <w:tc>
+          <w:tcPr>
+            <w:tcBorders>
+              <w:bottom w:val="none" w:sz="0" w:space="0" w:color="000000"/>
+              <w:top w:val="none" w:sz="0" w:space="0" w:color="000000"/>
+              <w:left w:val="none" w:sz="0" w:space="0" w:color="000000"/>
+              <w:right w:val="none" w:sz="0" w:space="0" w:color="000000"/>
+            </w:tcBorders>
+            <w:shd w:val="clear" w:color="auto" w:fill="FFFFFF"/>
+            <w:tcMar>
+              <w:top w:w="0" w:type="dxa"/>
+              <w:bottom w:w="0" w:type="dxa"/>
+              <w:left w:w="0" w:type="dxa"/>
+              <w:right w:w="0" w:type="dxa"/>
+            </w:tcMar>
+            <w:vAlign w:val="top"/>
+          </w:tcPr>
+          <w:p>
+            <w:pPr>
+              <w:pStyle w:val="Normal"/>
+              <w:jc w:val="center"/>
+              <w:pBdr>
+                <w:bottom w:val="none" w:sz="0" w:space="0" w:color="000000"/>
+                <w:top w:val="none" w:sz="0" w:space="0" w:color="000000"/>
+                <w:left w:val="none" w:sz="0" w:space="0" w:color="000000"/>
+                <w:right w:val="none" w:sz="0" w:space="0" w:color="000000"/>
+              </w:pBdr>
+              <w:spacing w:after="100" w:before="100" w:line="240"/>
+              <w:ind w:left="100" w:right="100" w:firstLine="0" w:firstLineChars="0"/>
+              <w:rPr>
+                <w:rFonts w:ascii="Helvetica" w:hAnsi="Helvetica" w:eastAsia="Helvetica" w:cs="Helvetica"/>
+                <w:i w:val="false"/>
+                <w:b w:val="false"/>
+                <w:u w:val="none"/>
+                <w:sz w:val="22"/>
+                <w:szCs w:val="22"/>
+                <w:color w:val="000000"/>
+              </w:rPr>
+            </w:pPr>
+            <w:r>
+              <w:rPr>
+                <w:rFonts w:ascii="Helvetica" w:hAnsi="Helvetica" w:eastAsia="Helvetica" w:cs="Helvetica"/>
+                <w:i w:val="false"/>
+                <w:b w:val="false"/>
+                <w:u w:val="none"/>
+                <w:sz w:val="22"/>
+                <w:szCs w:val="22"/>
+                <w:color w:val="000000"/>
+              </w:rPr>
+              <w:t xml:space="preserve">0.45, 2.39</w:t>
+            </w:r>
+          </w:p>
+        </w:tc>
+        <w:tc>
+          <w:tcPr>
+            <w:tcBorders>
+              <w:bottom w:val="none" w:sz="0" w:space="0" w:color="000000"/>
+              <w:top w:val="none" w:sz="0" w:space="0" w:color="000000"/>
+              <w:left w:val="none" w:sz="0" w:space="0" w:color="000000"/>
+              <w:right w:val="none" w:sz="0" w:space="0" w:color="000000"/>
+            </w:tcBorders>
+            <w:shd w:val="clear" w:color="auto" w:fill="FFFFFF"/>
+            <w:tcMar>
+              <w:top w:w="0" w:type="dxa"/>
+              <w:bottom w:w="0" w:type="dxa"/>
+              <w:left w:w="0" w:type="dxa"/>
+              <w:right w:w="0" w:type="dxa"/>
+            </w:tcMar>
+            <w:vAlign w:val="top"/>
+          </w:tcPr>
+          <w:p>
+            <w:pPr>
+              <w:pStyle w:val="Normal"/>
+              <w:jc w:val="center"/>
+              <w:pBdr>
+                <w:bottom w:val="none" w:sz="0" w:space="0" w:color="000000"/>
+                <w:top w:val="none" w:sz="0" w:space="0" w:color="000000"/>
+                <w:left w:val="none" w:sz="0" w:space="0" w:color="000000"/>
+                <w:right w:val="none" w:sz="0" w:space="0" w:color="000000"/>
+              </w:pBdr>
+              <w:spacing w:after="100" w:before="100" w:line="240"/>
+              <w:ind w:left="100" w:right="100" w:firstLine="0" w:firstLineChars="0"/>
+              <w:rPr>
+                <w:rFonts w:ascii="Helvetica" w:hAnsi="Helvetica" w:eastAsia="Helvetica" w:cs="Helvetica"/>
+                <w:i w:val="false"/>
+                <w:b w:val="false"/>
+                <w:u w:val="none"/>
+                <w:sz w:val="22"/>
+                <w:szCs w:val="22"/>
+                <w:color w:val="000000"/>
+              </w:rPr>
+            </w:pPr>
+            <w:r>
+              <w:rPr>
+                <w:rFonts w:ascii="Helvetica" w:hAnsi="Helvetica" w:eastAsia="Helvetica" w:cs="Helvetica"/>
+                <w:i w:val="false"/>
+                <w:b w:val="false"/>
+                <w:u w:val="none"/>
+                <w:sz w:val="22"/>
+                <w:szCs w:val="22"/>
+                <w:color w:val="000000"/>
+              </w:rPr>
+              <w:t xml:space="preserve">0.920</w:t>
             </w:r>
           </w:p>
         </w:tc>
@@ -7865,113 +7865,113 @@
                 <w:szCs w:val="22"/>
                 <w:color w:val="000000"/>
               </w:rPr>
-              <w:t xml:space="preserve">1.97</w:t>
-            </w:r>
-          </w:p>
-        </w:tc>
-        <w:tc>
-          <w:tcPr>
-            <w:tcBorders>
-              <w:bottom w:val="none" w:sz="0" w:space="0" w:color="000000"/>
-              <w:top w:val="none" w:sz="0" w:space="0" w:color="000000"/>
-              <w:left w:val="none" w:sz="0" w:space="0" w:color="000000"/>
-              <w:right w:val="none" w:sz="0" w:space="0" w:color="000000"/>
-            </w:tcBorders>
-            <w:shd w:val="clear" w:color="auto" w:fill="FFFFFF"/>
-            <w:tcMar>
-              <w:top w:w="0" w:type="dxa"/>
-              <w:bottom w:w="0" w:type="dxa"/>
-              <w:left w:w="0" w:type="dxa"/>
-              <w:right w:w="0" w:type="dxa"/>
-            </w:tcMar>
-            <w:vAlign w:val="top"/>
-          </w:tcPr>
-          <w:p>
-            <w:pPr>
-              <w:pStyle w:val="Normal"/>
-              <w:jc w:val="center"/>
-              <w:pBdr>
-                <w:bottom w:val="none" w:sz="0" w:space="0" w:color="000000"/>
-                <w:top w:val="none" w:sz="0" w:space="0" w:color="000000"/>
-                <w:left w:val="none" w:sz="0" w:space="0" w:color="000000"/>
-                <w:right w:val="none" w:sz="0" w:space="0" w:color="000000"/>
-              </w:pBdr>
-              <w:spacing w:after="100" w:before="100" w:line="240"/>
-              <w:ind w:left="100" w:right="100" w:firstLine="0" w:firstLineChars="0"/>
-              <w:rPr>
-                <w:rFonts w:ascii="Helvetica" w:hAnsi="Helvetica" w:eastAsia="Helvetica" w:cs="Helvetica"/>
-                <w:i w:val="false"/>
-                <w:b w:val="false"/>
-                <w:u w:val="none"/>
-                <w:sz w:val="22"/>
-                <w:szCs w:val="22"/>
-                <w:color w:val="000000"/>
-              </w:rPr>
-            </w:pPr>
-            <w:r>
-              <w:rPr>
-                <w:rFonts w:ascii="Helvetica" w:hAnsi="Helvetica" w:eastAsia="Helvetica" w:cs="Helvetica"/>
-                <w:i w:val="false"/>
-                <w:b w:val="false"/>
-                <w:u w:val="none"/>
-                <w:sz w:val="22"/>
-                <w:szCs w:val="22"/>
-                <w:color w:val="000000"/>
-              </w:rPr>
-              <w:t xml:space="preserve">0.88, 4.40</w:t>
-            </w:r>
-          </w:p>
-        </w:tc>
-        <w:tc>
-          <w:tcPr>
-            <w:tcBorders>
-              <w:bottom w:val="none" w:sz="0" w:space="0" w:color="000000"/>
-              <w:top w:val="none" w:sz="0" w:space="0" w:color="000000"/>
-              <w:left w:val="none" w:sz="0" w:space="0" w:color="000000"/>
-              <w:right w:val="none" w:sz="0" w:space="0" w:color="000000"/>
-            </w:tcBorders>
-            <w:shd w:val="clear" w:color="auto" w:fill="FFFFFF"/>
-            <w:tcMar>
-              <w:top w:w="0" w:type="dxa"/>
-              <w:bottom w:w="0" w:type="dxa"/>
-              <w:left w:w="0" w:type="dxa"/>
-              <w:right w:w="0" w:type="dxa"/>
-            </w:tcMar>
-            <w:vAlign w:val="top"/>
-          </w:tcPr>
-          <w:p>
-            <w:pPr>
-              <w:pStyle w:val="Normal"/>
-              <w:jc w:val="center"/>
-              <w:pBdr>
-                <w:bottom w:val="none" w:sz="0" w:space="0" w:color="000000"/>
-                <w:top w:val="none" w:sz="0" w:space="0" w:color="000000"/>
-                <w:left w:val="none" w:sz="0" w:space="0" w:color="000000"/>
-                <w:right w:val="none" w:sz="0" w:space="0" w:color="000000"/>
-              </w:pBdr>
-              <w:spacing w:after="100" w:before="100" w:line="240"/>
-              <w:ind w:left="100" w:right="100" w:firstLine="0" w:firstLineChars="0"/>
-              <w:rPr>
-                <w:rFonts w:ascii="Helvetica" w:hAnsi="Helvetica" w:eastAsia="Helvetica" w:cs="Helvetica"/>
-                <w:i w:val="false"/>
-                <w:b w:val="false"/>
-                <w:u w:val="none"/>
-                <w:sz w:val="22"/>
-                <w:szCs w:val="22"/>
-                <w:color w:val="000000"/>
-              </w:rPr>
-            </w:pPr>
-            <w:r>
-              <w:rPr>
-                <w:rFonts w:ascii="Helvetica" w:hAnsi="Helvetica" w:eastAsia="Helvetica" w:cs="Helvetica"/>
-                <w:i w:val="false"/>
-                <w:b w:val="false"/>
-                <w:u w:val="none"/>
-                <w:sz w:val="22"/>
-                <w:szCs w:val="22"/>
-                <w:color w:val="000000"/>
-              </w:rPr>
-              <w:t xml:space="preserve">0.098</w:t>
+              <w:t xml:space="preserve">1.96</w:t>
+            </w:r>
+          </w:p>
+        </w:tc>
+        <w:tc>
+          <w:tcPr>
+            <w:tcBorders>
+              <w:bottom w:val="none" w:sz="0" w:space="0" w:color="000000"/>
+              <w:top w:val="none" w:sz="0" w:space="0" w:color="000000"/>
+              <w:left w:val="none" w:sz="0" w:space="0" w:color="000000"/>
+              <w:right w:val="none" w:sz="0" w:space="0" w:color="000000"/>
+            </w:tcBorders>
+            <w:shd w:val="clear" w:color="auto" w:fill="FFFFFF"/>
+            <w:tcMar>
+              <w:top w:w="0" w:type="dxa"/>
+              <w:bottom w:w="0" w:type="dxa"/>
+              <w:left w:w="0" w:type="dxa"/>
+              <w:right w:w="0" w:type="dxa"/>
+            </w:tcMar>
+            <w:vAlign w:val="top"/>
+          </w:tcPr>
+          <w:p>
+            <w:pPr>
+              <w:pStyle w:val="Normal"/>
+              <w:jc w:val="center"/>
+              <w:pBdr>
+                <w:bottom w:val="none" w:sz="0" w:space="0" w:color="000000"/>
+                <w:top w:val="none" w:sz="0" w:space="0" w:color="000000"/>
+                <w:left w:val="none" w:sz="0" w:space="0" w:color="000000"/>
+                <w:right w:val="none" w:sz="0" w:space="0" w:color="000000"/>
+              </w:pBdr>
+              <w:spacing w:after="100" w:before="100" w:line="240"/>
+              <w:ind w:left="100" w:right="100" w:firstLine="0" w:firstLineChars="0"/>
+              <w:rPr>
+                <w:rFonts w:ascii="Helvetica" w:hAnsi="Helvetica" w:eastAsia="Helvetica" w:cs="Helvetica"/>
+                <w:i w:val="false"/>
+                <w:b w:val="false"/>
+                <w:u w:val="none"/>
+                <w:sz w:val="22"/>
+                <w:szCs w:val="22"/>
+                <w:color w:val="000000"/>
+              </w:rPr>
+            </w:pPr>
+            <w:r>
+              <w:rPr>
+                <w:rFonts w:ascii="Helvetica" w:hAnsi="Helvetica" w:eastAsia="Helvetica" w:cs="Helvetica"/>
+                <w:i w:val="false"/>
+                <w:b w:val="false"/>
+                <w:u w:val="none"/>
+                <w:sz w:val="22"/>
+                <w:szCs w:val="22"/>
+                <w:color w:val="000000"/>
+              </w:rPr>
+              <w:t xml:space="preserve">0.88, 4.38</w:t>
+            </w:r>
+          </w:p>
+        </w:tc>
+        <w:tc>
+          <w:tcPr>
+            <w:tcBorders>
+              <w:bottom w:val="none" w:sz="0" w:space="0" w:color="000000"/>
+              <w:top w:val="none" w:sz="0" w:space="0" w:color="000000"/>
+              <w:left w:val="none" w:sz="0" w:space="0" w:color="000000"/>
+              <w:right w:val="none" w:sz="0" w:space="0" w:color="000000"/>
+            </w:tcBorders>
+            <w:shd w:val="clear" w:color="auto" w:fill="FFFFFF"/>
+            <w:tcMar>
+              <w:top w:w="0" w:type="dxa"/>
+              <w:bottom w:w="0" w:type="dxa"/>
+              <w:left w:w="0" w:type="dxa"/>
+              <w:right w:w="0" w:type="dxa"/>
+            </w:tcMar>
+            <w:vAlign w:val="top"/>
+          </w:tcPr>
+          <w:p>
+            <w:pPr>
+              <w:pStyle w:val="Normal"/>
+              <w:jc w:val="center"/>
+              <w:pBdr>
+                <w:bottom w:val="none" w:sz="0" w:space="0" w:color="000000"/>
+                <w:top w:val="none" w:sz="0" w:space="0" w:color="000000"/>
+                <w:left w:val="none" w:sz="0" w:space="0" w:color="000000"/>
+                <w:right w:val="none" w:sz="0" w:space="0" w:color="000000"/>
+              </w:pBdr>
+              <w:spacing w:after="100" w:before="100" w:line="240"/>
+              <w:ind w:left="100" w:right="100" w:firstLine="0" w:firstLineChars="0"/>
+              <w:rPr>
+                <w:rFonts w:ascii="Helvetica" w:hAnsi="Helvetica" w:eastAsia="Helvetica" w:cs="Helvetica"/>
+                <w:i w:val="false"/>
+                <w:b w:val="false"/>
+                <w:u w:val="none"/>
+                <w:sz w:val="22"/>
+                <w:szCs w:val="22"/>
+                <w:color w:val="000000"/>
+              </w:rPr>
+            </w:pPr>
+            <w:r>
+              <w:rPr>
+                <w:rFonts w:ascii="Helvetica" w:hAnsi="Helvetica" w:eastAsia="Helvetica" w:cs="Helvetica"/>
+                <w:i w:val="false"/>
+                <w:b w:val="false"/>
+                <w:u w:val="none"/>
+                <w:sz w:val="22"/>
+                <w:szCs w:val="22"/>
+                <w:color w:val="000000"/>
+              </w:rPr>
+              <w:t xml:space="preserve">0.100</w:t>
             </w:r>
           </w:p>
         </w:tc>
@@ -8136,113 +8136,113 @@
                 <w:szCs w:val="22"/>
                 <w:color w:val="000000"/>
               </w:rPr>
-              <w:t xml:space="preserve">0.86</w:t>
-            </w:r>
-          </w:p>
-        </w:tc>
-        <w:tc>
-          <w:tcPr>
-            <w:tcBorders>
-              <w:bottom w:val="none" w:sz="0" w:space="0" w:color="000000"/>
-              <w:top w:val="none" w:sz="0" w:space="0" w:color="000000"/>
-              <w:left w:val="none" w:sz="0" w:space="0" w:color="000000"/>
-              <w:right w:val="none" w:sz="0" w:space="0" w:color="000000"/>
-            </w:tcBorders>
-            <w:shd w:val="clear" w:color="auto" w:fill="FFFFFF"/>
-            <w:tcMar>
-              <w:top w:w="0" w:type="dxa"/>
-              <w:bottom w:w="0" w:type="dxa"/>
-              <w:left w:w="0" w:type="dxa"/>
-              <w:right w:w="0" w:type="dxa"/>
-            </w:tcMar>
-            <w:vAlign w:val="top"/>
-          </w:tcPr>
-          <w:p>
-            <w:pPr>
-              <w:pStyle w:val="Normal"/>
-              <w:jc w:val="center"/>
-              <w:pBdr>
-                <w:bottom w:val="none" w:sz="0" w:space="0" w:color="000000"/>
-                <w:top w:val="none" w:sz="0" w:space="0" w:color="000000"/>
-                <w:left w:val="none" w:sz="0" w:space="0" w:color="000000"/>
-                <w:right w:val="none" w:sz="0" w:space="0" w:color="000000"/>
-              </w:pBdr>
-              <w:spacing w:after="100" w:before="100" w:line="240"/>
-              <w:ind w:left="100" w:right="100" w:firstLine="0" w:firstLineChars="0"/>
-              <w:rPr>
-                <w:rFonts w:ascii="Helvetica" w:hAnsi="Helvetica" w:eastAsia="Helvetica" w:cs="Helvetica"/>
-                <w:i w:val="false"/>
-                <w:b w:val="false"/>
-                <w:u w:val="none"/>
-                <w:sz w:val="22"/>
-                <w:szCs w:val="22"/>
-                <w:color w:val="000000"/>
-              </w:rPr>
-            </w:pPr>
-            <w:r>
-              <w:rPr>
-                <w:rFonts w:ascii="Helvetica" w:hAnsi="Helvetica" w:eastAsia="Helvetica" w:cs="Helvetica"/>
-                <w:i w:val="false"/>
-                <w:b w:val="false"/>
-                <w:u w:val="none"/>
-                <w:sz w:val="22"/>
-                <w:szCs w:val="22"/>
-                <w:color w:val="000000"/>
-              </w:rPr>
-              <w:t xml:space="preserve">0.50, 1.47</w:t>
-            </w:r>
-          </w:p>
-        </w:tc>
-        <w:tc>
-          <w:tcPr>
-            <w:tcBorders>
-              <w:bottom w:val="none" w:sz="0" w:space="0" w:color="000000"/>
-              <w:top w:val="none" w:sz="0" w:space="0" w:color="000000"/>
-              <w:left w:val="none" w:sz="0" w:space="0" w:color="000000"/>
-              <w:right w:val="none" w:sz="0" w:space="0" w:color="000000"/>
-            </w:tcBorders>
-            <w:shd w:val="clear" w:color="auto" w:fill="FFFFFF"/>
-            <w:tcMar>
-              <w:top w:w="0" w:type="dxa"/>
-              <w:bottom w:w="0" w:type="dxa"/>
-              <w:left w:w="0" w:type="dxa"/>
-              <w:right w:w="0" w:type="dxa"/>
-            </w:tcMar>
-            <w:vAlign w:val="top"/>
-          </w:tcPr>
-          <w:p>
-            <w:pPr>
-              <w:pStyle w:val="Normal"/>
-              <w:jc w:val="center"/>
-              <w:pBdr>
-                <w:bottom w:val="none" w:sz="0" w:space="0" w:color="000000"/>
-                <w:top w:val="none" w:sz="0" w:space="0" w:color="000000"/>
-                <w:left w:val="none" w:sz="0" w:space="0" w:color="000000"/>
-                <w:right w:val="none" w:sz="0" w:space="0" w:color="000000"/>
-              </w:pBdr>
-              <w:spacing w:after="100" w:before="100" w:line="240"/>
-              <w:ind w:left="100" w:right="100" w:firstLine="0" w:firstLineChars="0"/>
-              <w:rPr>
-                <w:rFonts w:ascii="Helvetica" w:hAnsi="Helvetica" w:eastAsia="Helvetica" w:cs="Helvetica"/>
-                <w:i w:val="false"/>
-                <w:b w:val="false"/>
-                <w:u w:val="none"/>
-                <w:sz w:val="22"/>
-                <w:szCs w:val="22"/>
-                <w:color w:val="000000"/>
-              </w:rPr>
-            </w:pPr>
-            <w:r>
-              <w:rPr>
-                <w:rFonts w:ascii="Helvetica" w:hAnsi="Helvetica" w:eastAsia="Helvetica" w:cs="Helvetica"/>
-                <w:i w:val="false"/>
-                <w:b w:val="false"/>
-                <w:u w:val="none"/>
-                <w:sz w:val="22"/>
-                <w:szCs w:val="22"/>
-                <w:color w:val="000000"/>
-              </w:rPr>
-              <w:t xml:space="preserve">0.570</w:t>
+              <w:t xml:space="preserve">0.85</w:t>
+            </w:r>
+          </w:p>
+        </w:tc>
+        <w:tc>
+          <w:tcPr>
+            <w:tcBorders>
+              <w:bottom w:val="none" w:sz="0" w:space="0" w:color="000000"/>
+              <w:top w:val="none" w:sz="0" w:space="0" w:color="000000"/>
+              <w:left w:val="none" w:sz="0" w:space="0" w:color="000000"/>
+              <w:right w:val="none" w:sz="0" w:space="0" w:color="000000"/>
+            </w:tcBorders>
+            <w:shd w:val="clear" w:color="auto" w:fill="FFFFFF"/>
+            <w:tcMar>
+              <w:top w:w="0" w:type="dxa"/>
+              <w:bottom w:w="0" w:type="dxa"/>
+              <w:left w:w="0" w:type="dxa"/>
+              <w:right w:w="0" w:type="dxa"/>
+            </w:tcMar>
+            <w:vAlign w:val="top"/>
+          </w:tcPr>
+          <w:p>
+            <w:pPr>
+              <w:pStyle w:val="Normal"/>
+              <w:jc w:val="center"/>
+              <w:pBdr>
+                <w:bottom w:val="none" w:sz="0" w:space="0" w:color="000000"/>
+                <w:top w:val="none" w:sz="0" w:space="0" w:color="000000"/>
+                <w:left w:val="none" w:sz="0" w:space="0" w:color="000000"/>
+                <w:right w:val="none" w:sz="0" w:space="0" w:color="000000"/>
+              </w:pBdr>
+              <w:spacing w:after="100" w:before="100" w:line="240"/>
+              <w:ind w:left="100" w:right="100" w:firstLine="0" w:firstLineChars="0"/>
+              <w:rPr>
+                <w:rFonts w:ascii="Helvetica" w:hAnsi="Helvetica" w:eastAsia="Helvetica" w:cs="Helvetica"/>
+                <w:i w:val="false"/>
+                <w:b w:val="false"/>
+                <w:u w:val="none"/>
+                <w:sz w:val="22"/>
+                <w:szCs w:val="22"/>
+                <w:color w:val="000000"/>
+              </w:rPr>
+            </w:pPr>
+            <w:r>
+              <w:rPr>
+                <w:rFonts w:ascii="Helvetica" w:hAnsi="Helvetica" w:eastAsia="Helvetica" w:cs="Helvetica"/>
+                <w:i w:val="false"/>
+                <w:b w:val="false"/>
+                <w:u w:val="none"/>
+                <w:sz w:val="22"/>
+                <w:szCs w:val="22"/>
+                <w:color w:val="000000"/>
+              </w:rPr>
+              <w:t xml:space="preserve">0.50, 1.46</w:t>
+            </w:r>
+          </w:p>
+        </w:tc>
+        <w:tc>
+          <w:tcPr>
+            <w:tcBorders>
+              <w:bottom w:val="none" w:sz="0" w:space="0" w:color="000000"/>
+              <w:top w:val="none" w:sz="0" w:space="0" w:color="000000"/>
+              <w:left w:val="none" w:sz="0" w:space="0" w:color="000000"/>
+              <w:right w:val="none" w:sz="0" w:space="0" w:color="000000"/>
+            </w:tcBorders>
+            <w:shd w:val="clear" w:color="auto" w:fill="FFFFFF"/>
+            <w:tcMar>
+              <w:top w:w="0" w:type="dxa"/>
+              <w:bottom w:w="0" w:type="dxa"/>
+              <w:left w:w="0" w:type="dxa"/>
+              <w:right w:w="0" w:type="dxa"/>
+            </w:tcMar>
+            <w:vAlign w:val="top"/>
+          </w:tcPr>
+          <w:p>
+            <w:pPr>
+              <w:pStyle w:val="Normal"/>
+              <w:jc w:val="center"/>
+              <w:pBdr>
+                <w:bottom w:val="none" w:sz="0" w:space="0" w:color="000000"/>
+                <w:top w:val="none" w:sz="0" w:space="0" w:color="000000"/>
+                <w:left w:val="none" w:sz="0" w:space="0" w:color="000000"/>
+                <w:right w:val="none" w:sz="0" w:space="0" w:color="000000"/>
+              </w:pBdr>
+              <w:spacing w:after="100" w:before="100" w:line="240"/>
+              <w:ind w:left="100" w:right="100" w:firstLine="0" w:firstLineChars="0"/>
+              <w:rPr>
+                <w:rFonts w:ascii="Helvetica" w:hAnsi="Helvetica" w:eastAsia="Helvetica" w:cs="Helvetica"/>
+                <w:i w:val="false"/>
+                <w:b w:val="false"/>
+                <w:u w:val="none"/>
+                <w:sz w:val="22"/>
+                <w:szCs w:val="22"/>
+                <w:color w:val="000000"/>
+              </w:rPr>
+            </w:pPr>
+            <w:r>
+              <w:rPr>
+                <w:rFonts w:ascii="Helvetica" w:hAnsi="Helvetica" w:eastAsia="Helvetica" w:cs="Helvetica"/>
+                <w:i w:val="false"/>
+                <w:b w:val="false"/>
+                <w:u w:val="none"/>
+                <w:sz w:val="22"/>
+                <w:szCs w:val="22"/>
+                <w:color w:val="000000"/>
+              </w:rPr>
+              <w:t xml:space="preserve">0.550</w:t>
             </w:r>
           </w:p>
         </w:tc>
@@ -8619,113 +8619,113 @@
                 <w:szCs w:val="22"/>
                 <w:color w:val="000000"/>
               </w:rPr>
-              <w:t xml:space="preserve">2.37</w:t>
-            </w:r>
-          </w:p>
-        </w:tc>
-        <w:tc>
-          <w:tcPr>
-            <w:tcBorders>
-              <w:bottom w:val="none" w:sz="0" w:space="0" w:color="000000"/>
-              <w:top w:val="none" w:sz="0" w:space="0" w:color="000000"/>
-              <w:left w:val="none" w:sz="0" w:space="0" w:color="000000"/>
-              <w:right w:val="none" w:sz="0" w:space="0" w:color="000000"/>
-            </w:tcBorders>
-            <w:shd w:val="clear" w:color="auto" w:fill="FFFFFF"/>
-            <w:tcMar>
-              <w:top w:w="0" w:type="dxa"/>
-              <w:bottom w:w="0" w:type="dxa"/>
-              <w:left w:w="0" w:type="dxa"/>
-              <w:right w:w="0" w:type="dxa"/>
-            </w:tcMar>
-            <w:vAlign w:val="top"/>
-          </w:tcPr>
-          <w:p>
-            <w:pPr>
-              <w:pStyle w:val="Normal"/>
-              <w:jc w:val="center"/>
-              <w:pBdr>
-                <w:bottom w:val="none" w:sz="0" w:space="0" w:color="000000"/>
-                <w:top w:val="none" w:sz="0" w:space="0" w:color="000000"/>
-                <w:left w:val="none" w:sz="0" w:space="0" w:color="000000"/>
-                <w:right w:val="none" w:sz="0" w:space="0" w:color="000000"/>
-              </w:pBdr>
-              <w:spacing w:after="100" w:before="100" w:line="240"/>
-              <w:ind w:left="100" w:right="100" w:firstLine="0" w:firstLineChars="0"/>
-              <w:rPr>
-                <w:rFonts w:ascii="Helvetica" w:hAnsi="Helvetica" w:eastAsia="Helvetica" w:cs="Helvetica"/>
-                <w:i w:val="false"/>
-                <w:b w:val="false"/>
-                <w:u w:val="none"/>
-                <w:sz w:val="22"/>
-                <w:szCs w:val="22"/>
-                <w:color w:val="000000"/>
-              </w:rPr>
-            </w:pPr>
-            <w:r>
-              <w:rPr>
-                <w:rFonts w:ascii="Helvetica" w:hAnsi="Helvetica" w:eastAsia="Helvetica" w:cs="Helvetica"/>
-                <w:i w:val="false"/>
-                <w:b w:val="false"/>
-                <w:u w:val="none"/>
-                <w:sz w:val="22"/>
-                <w:szCs w:val="22"/>
-                <w:color w:val="000000"/>
-              </w:rPr>
-              <w:t xml:space="preserve">1.42, 3.94</w:t>
-            </w:r>
-          </w:p>
-        </w:tc>
-        <w:tc>
-          <w:tcPr>
-            <w:tcBorders>
-              <w:bottom w:val="none" w:sz="0" w:space="0" w:color="000000"/>
-              <w:top w:val="none" w:sz="0" w:space="0" w:color="000000"/>
-              <w:left w:val="none" w:sz="0" w:space="0" w:color="000000"/>
-              <w:right w:val="none" w:sz="0" w:space="0" w:color="000000"/>
-            </w:tcBorders>
-            <w:shd w:val="clear" w:color="auto" w:fill="FFFFFF"/>
-            <w:tcMar>
-              <w:top w:w="0" w:type="dxa"/>
-              <w:bottom w:w="0" w:type="dxa"/>
-              <w:left w:w="0" w:type="dxa"/>
-              <w:right w:w="0" w:type="dxa"/>
-            </w:tcMar>
-            <w:vAlign w:val="top"/>
-          </w:tcPr>
-          <w:p>
-            <w:pPr>
-              <w:pStyle w:val="Normal"/>
-              <w:jc w:val="center"/>
-              <w:pBdr>
-                <w:bottom w:val="none" w:sz="0" w:space="0" w:color="000000"/>
-                <w:top w:val="none" w:sz="0" w:space="0" w:color="000000"/>
-                <w:left w:val="none" w:sz="0" w:space="0" w:color="000000"/>
-                <w:right w:val="none" w:sz="0" w:space="0" w:color="000000"/>
-              </w:pBdr>
-              <w:spacing w:after="100" w:before="100" w:line="240"/>
-              <w:ind w:left="100" w:right="100" w:firstLine="0" w:firstLineChars="0"/>
-              <w:rPr>
-                <w:rFonts w:ascii="Helvetica" w:hAnsi="Helvetica" w:eastAsia="Helvetica" w:cs="Helvetica"/>
-                <w:i w:val="false"/>
-                <w:b w:val="false"/>
-                <w:u w:val="none"/>
-                <w:sz w:val="22"/>
-                <w:szCs w:val="22"/>
-                <w:color w:val="000000"/>
-              </w:rPr>
-            </w:pPr>
-            <w:r>
-              <w:rPr>
-                <w:rFonts w:ascii="Helvetica" w:hAnsi="Helvetica" w:eastAsia="Helvetica" w:cs="Helvetica"/>
-                <w:i w:val="false"/>
-                <w:b w:val="false"/>
-                <w:u w:val="none"/>
-                <w:sz w:val="22"/>
-                <w:szCs w:val="22"/>
-                <w:color w:val="000000"/>
-              </w:rPr>
-              <w:t xml:space="preserve">&lt;0.001</w:t>
+              <w:t xml:space="preserve">2.33</w:t>
+            </w:r>
+          </w:p>
+        </w:tc>
+        <w:tc>
+          <w:tcPr>
+            <w:tcBorders>
+              <w:bottom w:val="none" w:sz="0" w:space="0" w:color="000000"/>
+              <w:top w:val="none" w:sz="0" w:space="0" w:color="000000"/>
+              <w:left w:val="none" w:sz="0" w:space="0" w:color="000000"/>
+              <w:right w:val="none" w:sz="0" w:space="0" w:color="000000"/>
+            </w:tcBorders>
+            <w:shd w:val="clear" w:color="auto" w:fill="FFFFFF"/>
+            <w:tcMar>
+              <w:top w:w="0" w:type="dxa"/>
+              <w:bottom w:w="0" w:type="dxa"/>
+              <w:left w:w="0" w:type="dxa"/>
+              <w:right w:w="0" w:type="dxa"/>
+            </w:tcMar>
+            <w:vAlign w:val="top"/>
+          </w:tcPr>
+          <w:p>
+            <w:pPr>
+              <w:pStyle w:val="Normal"/>
+              <w:jc w:val="center"/>
+              <w:pBdr>
+                <w:bottom w:val="none" w:sz="0" w:space="0" w:color="000000"/>
+                <w:top w:val="none" w:sz="0" w:space="0" w:color="000000"/>
+                <w:left w:val="none" w:sz="0" w:space="0" w:color="000000"/>
+                <w:right w:val="none" w:sz="0" w:space="0" w:color="000000"/>
+              </w:pBdr>
+              <w:spacing w:after="100" w:before="100" w:line="240"/>
+              <w:ind w:left="100" w:right="100" w:firstLine="0" w:firstLineChars="0"/>
+              <w:rPr>
+                <w:rFonts w:ascii="Helvetica" w:hAnsi="Helvetica" w:eastAsia="Helvetica" w:cs="Helvetica"/>
+                <w:i w:val="false"/>
+                <w:b w:val="false"/>
+                <w:u w:val="none"/>
+                <w:sz w:val="22"/>
+                <w:szCs w:val="22"/>
+                <w:color w:val="000000"/>
+              </w:rPr>
+            </w:pPr>
+            <w:r>
+              <w:rPr>
+                <w:rFonts w:ascii="Helvetica" w:hAnsi="Helvetica" w:eastAsia="Helvetica" w:cs="Helvetica"/>
+                <w:i w:val="false"/>
+                <w:b w:val="false"/>
+                <w:u w:val="none"/>
+                <w:sz w:val="22"/>
+                <w:szCs w:val="22"/>
+                <w:color w:val="000000"/>
+              </w:rPr>
+              <w:t xml:space="preserve">1.40, 3.88</w:t>
+            </w:r>
+          </w:p>
+        </w:tc>
+        <w:tc>
+          <w:tcPr>
+            <w:tcBorders>
+              <w:bottom w:val="none" w:sz="0" w:space="0" w:color="000000"/>
+              <w:top w:val="none" w:sz="0" w:space="0" w:color="000000"/>
+              <w:left w:val="none" w:sz="0" w:space="0" w:color="000000"/>
+              <w:right w:val="none" w:sz="0" w:space="0" w:color="000000"/>
+            </w:tcBorders>
+            <w:shd w:val="clear" w:color="auto" w:fill="FFFFFF"/>
+            <w:tcMar>
+              <w:top w:w="0" w:type="dxa"/>
+              <w:bottom w:w="0" w:type="dxa"/>
+              <w:left w:w="0" w:type="dxa"/>
+              <w:right w:w="0" w:type="dxa"/>
+            </w:tcMar>
+            <w:vAlign w:val="top"/>
+          </w:tcPr>
+          <w:p>
+            <w:pPr>
+              <w:pStyle w:val="Normal"/>
+              <w:jc w:val="center"/>
+              <w:pBdr>
+                <w:bottom w:val="none" w:sz="0" w:space="0" w:color="000000"/>
+                <w:top w:val="none" w:sz="0" w:space="0" w:color="000000"/>
+                <w:left w:val="none" w:sz="0" w:space="0" w:color="000000"/>
+                <w:right w:val="none" w:sz="0" w:space="0" w:color="000000"/>
+              </w:pBdr>
+              <w:spacing w:after="100" w:before="100" w:line="240"/>
+              <w:ind w:left="100" w:right="100" w:firstLine="0" w:firstLineChars="0"/>
+              <w:rPr>
+                <w:rFonts w:ascii="Helvetica" w:hAnsi="Helvetica" w:eastAsia="Helvetica" w:cs="Helvetica"/>
+                <w:i w:val="false"/>
+                <w:b w:val="false"/>
+                <w:u w:val="none"/>
+                <w:sz w:val="22"/>
+                <w:szCs w:val="22"/>
+                <w:color w:val="000000"/>
+              </w:rPr>
+            </w:pPr>
+            <w:r>
+              <w:rPr>
+                <w:rFonts w:ascii="Helvetica" w:hAnsi="Helvetica" w:eastAsia="Helvetica" w:cs="Helvetica"/>
+                <w:i w:val="false"/>
+                <w:b w:val="false"/>
+                <w:u w:val="none"/>
+                <w:sz w:val="22"/>
+                <w:szCs w:val="22"/>
+                <w:color w:val="000000"/>
+              </w:rPr>
+              <w:t xml:space="preserve">0.001</w:t>
             </w:r>
           </w:p>
         </w:tc>
@@ -8831,113 +8831,113 @@
                 <w:szCs w:val="22"/>
                 <w:color w:val="000000"/>
               </w:rPr>
-              <w:t xml:space="preserve">1.62</w:t>
-            </w:r>
-          </w:p>
-        </w:tc>
-        <w:tc>
-          <w:tcPr>
-            <w:tcBorders>
-              <w:bottom w:val="none" w:sz="0" w:space="0" w:color="000000"/>
-              <w:top w:val="none" w:sz="0" w:space="0" w:color="000000"/>
-              <w:left w:val="none" w:sz="0" w:space="0" w:color="000000"/>
-              <w:right w:val="none" w:sz="0" w:space="0" w:color="000000"/>
-            </w:tcBorders>
-            <w:shd w:val="clear" w:color="auto" w:fill="FFFFFF"/>
-            <w:tcMar>
-              <w:top w:w="0" w:type="dxa"/>
-              <w:bottom w:w="0" w:type="dxa"/>
-              <w:left w:w="0" w:type="dxa"/>
-              <w:right w:w="0" w:type="dxa"/>
-            </w:tcMar>
-            <w:vAlign w:val="top"/>
-          </w:tcPr>
-          <w:p>
-            <w:pPr>
-              <w:pStyle w:val="Normal"/>
-              <w:jc w:val="center"/>
-              <w:pBdr>
-                <w:bottom w:val="none" w:sz="0" w:space="0" w:color="000000"/>
-                <w:top w:val="none" w:sz="0" w:space="0" w:color="000000"/>
-                <w:left w:val="none" w:sz="0" w:space="0" w:color="000000"/>
-                <w:right w:val="none" w:sz="0" w:space="0" w:color="000000"/>
-              </w:pBdr>
-              <w:spacing w:after="100" w:before="100" w:line="240"/>
-              <w:ind w:left="100" w:right="100" w:firstLine="0" w:firstLineChars="0"/>
-              <w:rPr>
-                <w:rFonts w:ascii="Helvetica" w:hAnsi="Helvetica" w:eastAsia="Helvetica" w:cs="Helvetica"/>
-                <w:i w:val="false"/>
-                <w:b w:val="false"/>
-                <w:u w:val="none"/>
-                <w:sz w:val="22"/>
-                <w:szCs w:val="22"/>
-                <w:color w:val="000000"/>
-              </w:rPr>
-            </w:pPr>
-            <w:r>
-              <w:rPr>
-                <w:rFonts w:ascii="Helvetica" w:hAnsi="Helvetica" w:eastAsia="Helvetica" w:cs="Helvetica"/>
-                <w:i w:val="false"/>
-                <w:b w:val="false"/>
-                <w:u w:val="none"/>
-                <w:sz w:val="22"/>
-                <w:szCs w:val="22"/>
-                <w:color w:val="000000"/>
-              </w:rPr>
-              <w:t xml:space="preserve">0.76, 3.45</w:t>
-            </w:r>
-          </w:p>
-        </w:tc>
-        <w:tc>
-          <w:tcPr>
-            <w:tcBorders>
-              <w:bottom w:val="none" w:sz="0" w:space="0" w:color="000000"/>
-              <w:top w:val="none" w:sz="0" w:space="0" w:color="000000"/>
-              <w:left w:val="none" w:sz="0" w:space="0" w:color="000000"/>
-              <w:right w:val="none" w:sz="0" w:space="0" w:color="000000"/>
-            </w:tcBorders>
-            <w:shd w:val="clear" w:color="auto" w:fill="FFFFFF"/>
-            <w:tcMar>
-              <w:top w:w="0" w:type="dxa"/>
-              <w:bottom w:w="0" w:type="dxa"/>
-              <w:left w:w="0" w:type="dxa"/>
-              <w:right w:w="0" w:type="dxa"/>
-            </w:tcMar>
-            <w:vAlign w:val="top"/>
-          </w:tcPr>
-          <w:p>
-            <w:pPr>
-              <w:pStyle w:val="Normal"/>
-              <w:jc w:val="center"/>
-              <w:pBdr>
-                <w:bottom w:val="none" w:sz="0" w:space="0" w:color="000000"/>
-                <w:top w:val="none" w:sz="0" w:space="0" w:color="000000"/>
-                <w:left w:val="none" w:sz="0" w:space="0" w:color="000000"/>
-                <w:right w:val="none" w:sz="0" w:space="0" w:color="000000"/>
-              </w:pBdr>
-              <w:spacing w:after="100" w:before="100" w:line="240"/>
-              <w:ind w:left="100" w:right="100" w:firstLine="0" w:firstLineChars="0"/>
-              <w:rPr>
-                <w:rFonts w:ascii="Helvetica" w:hAnsi="Helvetica" w:eastAsia="Helvetica" w:cs="Helvetica"/>
-                <w:i w:val="false"/>
-                <w:b w:val="false"/>
-                <w:u w:val="none"/>
-                <w:sz w:val="22"/>
-                <w:szCs w:val="22"/>
-                <w:color w:val="000000"/>
-              </w:rPr>
-            </w:pPr>
-            <w:r>
-              <w:rPr>
-                <w:rFonts w:ascii="Helvetica" w:hAnsi="Helvetica" w:eastAsia="Helvetica" w:cs="Helvetica"/>
-                <w:i w:val="false"/>
-                <w:b w:val="false"/>
-                <w:u w:val="none"/>
-                <w:sz w:val="22"/>
-                <w:szCs w:val="22"/>
-                <w:color w:val="000000"/>
-              </w:rPr>
-              <w:t xml:space="preserve">0.210</w:t>
+              <w:t xml:space="preserve">1.60</w:t>
+            </w:r>
+          </w:p>
+        </w:tc>
+        <w:tc>
+          <w:tcPr>
+            <w:tcBorders>
+              <w:bottom w:val="none" w:sz="0" w:space="0" w:color="000000"/>
+              <w:top w:val="none" w:sz="0" w:space="0" w:color="000000"/>
+              <w:left w:val="none" w:sz="0" w:space="0" w:color="000000"/>
+              <w:right w:val="none" w:sz="0" w:space="0" w:color="000000"/>
+            </w:tcBorders>
+            <w:shd w:val="clear" w:color="auto" w:fill="FFFFFF"/>
+            <w:tcMar>
+              <w:top w:w="0" w:type="dxa"/>
+              <w:bottom w:w="0" w:type="dxa"/>
+              <w:left w:w="0" w:type="dxa"/>
+              <w:right w:w="0" w:type="dxa"/>
+            </w:tcMar>
+            <w:vAlign w:val="top"/>
+          </w:tcPr>
+          <w:p>
+            <w:pPr>
+              <w:pStyle w:val="Normal"/>
+              <w:jc w:val="center"/>
+              <w:pBdr>
+                <w:bottom w:val="none" w:sz="0" w:space="0" w:color="000000"/>
+                <w:top w:val="none" w:sz="0" w:space="0" w:color="000000"/>
+                <w:left w:val="none" w:sz="0" w:space="0" w:color="000000"/>
+                <w:right w:val="none" w:sz="0" w:space="0" w:color="000000"/>
+              </w:pBdr>
+              <w:spacing w:after="100" w:before="100" w:line="240"/>
+              <w:ind w:left="100" w:right="100" w:firstLine="0" w:firstLineChars="0"/>
+              <w:rPr>
+                <w:rFonts w:ascii="Helvetica" w:hAnsi="Helvetica" w:eastAsia="Helvetica" w:cs="Helvetica"/>
+                <w:i w:val="false"/>
+                <w:b w:val="false"/>
+                <w:u w:val="none"/>
+                <w:sz w:val="22"/>
+                <w:szCs w:val="22"/>
+                <w:color w:val="000000"/>
+              </w:rPr>
+            </w:pPr>
+            <w:r>
+              <w:rPr>
+                <w:rFonts w:ascii="Helvetica" w:hAnsi="Helvetica" w:eastAsia="Helvetica" w:cs="Helvetica"/>
+                <w:i w:val="false"/>
+                <w:b w:val="false"/>
+                <w:u w:val="none"/>
+                <w:sz w:val="22"/>
+                <w:szCs w:val="22"/>
+                <w:color w:val="000000"/>
+              </w:rPr>
+              <w:t xml:space="preserve">0.75, 3.39</w:t>
+            </w:r>
+          </w:p>
+        </w:tc>
+        <w:tc>
+          <w:tcPr>
+            <w:tcBorders>
+              <w:bottom w:val="none" w:sz="0" w:space="0" w:color="000000"/>
+              <w:top w:val="none" w:sz="0" w:space="0" w:color="000000"/>
+              <w:left w:val="none" w:sz="0" w:space="0" w:color="000000"/>
+              <w:right w:val="none" w:sz="0" w:space="0" w:color="000000"/>
+            </w:tcBorders>
+            <w:shd w:val="clear" w:color="auto" w:fill="FFFFFF"/>
+            <w:tcMar>
+              <w:top w:w="0" w:type="dxa"/>
+              <w:bottom w:w="0" w:type="dxa"/>
+              <w:left w:w="0" w:type="dxa"/>
+              <w:right w:w="0" w:type="dxa"/>
+            </w:tcMar>
+            <w:vAlign w:val="top"/>
+          </w:tcPr>
+          <w:p>
+            <w:pPr>
+              <w:pStyle w:val="Normal"/>
+              <w:jc w:val="center"/>
+              <w:pBdr>
+                <w:bottom w:val="none" w:sz="0" w:space="0" w:color="000000"/>
+                <w:top w:val="none" w:sz="0" w:space="0" w:color="000000"/>
+                <w:left w:val="none" w:sz="0" w:space="0" w:color="000000"/>
+                <w:right w:val="none" w:sz="0" w:space="0" w:color="000000"/>
+              </w:pBdr>
+              <w:spacing w:after="100" w:before="100" w:line="240"/>
+              <w:ind w:left="100" w:right="100" w:firstLine="0" w:firstLineChars="0"/>
+              <w:rPr>
+                <w:rFonts w:ascii="Helvetica" w:hAnsi="Helvetica" w:eastAsia="Helvetica" w:cs="Helvetica"/>
+                <w:i w:val="false"/>
+                <w:b w:val="false"/>
+                <w:u w:val="none"/>
+                <w:sz w:val="22"/>
+                <w:szCs w:val="22"/>
+                <w:color w:val="000000"/>
+              </w:rPr>
+            </w:pPr>
+            <w:r>
+              <w:rPr>
+                <w:rFonts w:ascii="Helvetica" w:hAnsi="Helvetica" w:eastAsia="Helvetica" w:cs="Helvetica"/>
+                <w:i w:val="false"/>
+                <w:b w:val="false"/>
+                <w:u w:val="none"/>
+                <w:sz w:val="22"/>
+                <w:szCs w:val="22"/>
+                <w:color w:val="000000"/>
+              </w:rPr>
+              <w:t xml:space="preserve">0.220</w:t>
             </w:r>
           </w:p>
         </w:tc>
@@ -10121,60 +10121,60 @@
                 <w:szCs w:val="22"/>
                 <w:color w:val="000000"/>
               </w:rPr>
-              <w:t xml:space="preserve">0.99, 1.99</w:t>
-            </w:r>
-          </w:p>
-        </w:tc>
-        <w:tc>
-          <w:tcPr>
-            <w:tcBorders>
-              <w:bottom w:val="none" w:sz="0" w:space="0" w:color="000000"/>
-              <w:top w:val="none" w:sz="0" w:space="0" w:color="000000"/>
-              <w:left w:val="none" w:sz="0" w:space="0" w:color="000000"/>
-              <w:right w:val="none" w:sz="0" w:space="0" w:color="000000"/>
-            </w:tcBorders>
-            <w:shd w:val="clear" w:color="auto" w:fill="FFFFFF"/>
-            <w:tcMar>
-              <w:top w:w="0" w:type="dxa"/>
-              <w:bottom w:w="0" w:type="dxa"/>
-              <w:left w:w="0" w:type="dxa"/>
-              <w:right w:w="0" w:type="dxa"/>
-            </w:tcMar>
-            <w:vAlign w:val="top"/>
-          </w:tcPr>
-          <w:p>
-            <w:pPr>
-              <w:pStyle w:val="Normal"/>
-              <w:jc w:val="center"/>
-              <w:pBdr>
-                <w:bottom w:val="none" w:sz="0" w:space="0" w:color="000000"/>
-                <w:top w:val="none" w:sz="0" w:space="0" w:color="000000"/>
-                <w:left w:val="none" w:sz="0" w:space="0" w:color="000000"/>
-                <w:right w:val="none" w:sz="0" w:space="0" w:color="000000"/>
-              </w:pBdr>
-              <w:spacing w:after="100" w:before="100" w:line="240"/>
-              <w:ind w:left="100" w:right="100" w:firstLine="0" w:firstLineChars="0"/>
-              <w:rPr>
-                <w:rFonts w:ascii="Helvetica" w:hAnsi="Helvetica" w:eastAsia="Helvetica" w:cs="Helvetica"/>
-                <w:i w:val="false"/>
-                <w:b w:val="false"/>
-                <w:u w:val="none"/>
-                <w:sz w:val="22"/>
-                <w:szCs w:val="22"/>
-                <w:color w:val="000000"/>
-              </w:rPr>
-            </w:pPr>
-            <w:r>
-              <w:rPr>
-                <w:rFonts w:ascii="Helvetica" w:hAnsi="Helvetica" w:eastAsia="Helvetica" w:cs="Helvetica"/>
-                <w:i w:val="false"/>
-                <w:b w:val="false"/>
-                <w:u w:val="none"/>
-                <w:sz w:val="22"/>
-                <w:szCs w:val="22"/>
-                <w:color w:val="000000"/>
-              </w:rPr>
-              <w:t xml:space="preserve">0.057</w:t>
+              <w:t xml:space="preserve">0.99, 1.98</w:t>
+            </w:r>
+          </w:p>
+        </w:tc>
+        <w:tc>
+          <w:tcPr>
+            <w:tcBorders>
+              <w:bottom w:val="none" w:sz="0" w:space="0" w:color="000000"/>
+              <w:top w:val="none" w:sz="0" w:space="0" w:color="000000"/>
+              <w:left w:val="none" w:sz="0" w:space="0" w:color="000000"/>
+              <w:right w:val="none" w:sz="0" w:space="0" w:color="000000"/>
+            </w:tcBorders>
+            <w:shd w:val="clear" w:color="auto" w:fill="FFFFFF"/>
+            <w:tcMar>
+              <w:top w:w="0" w:type="dxa"/>
+              <w:bottom w:w="0" w:type="dxa"/>
+              <w:left w:w="0" w:type="dxa"/>
+              <w:right w:w="0" w:type="dxa"/>
+            </w:tcMar>
+            <w:vAlign w:val="top"/>
+          </w:tcPr>
+          <w:p>
+            <w:pPr>
+              <w:pStyle w:val="Normal"/>
+              <w:jc w:val="center"/>
+              <w:pBdr>
+                <w:bottom w:val="none" w:sz="0" w:space="0" w:color="000000"/>
+                <w:top w:val="none" w:sz="0" w:space="0" w:color="000000"/>
+                <w:left w:val="none" w:sz="0" w:space="0" w:color="000000"/>
+                <w:right w:val="none" w:sz="0" w:space="0" w:color="000000"/>
+              </w:pBdr>
+              <w:spacing w:after="100" w:before="100" w:line="240"/>
+              <w:ind w:left="100" w:right="100" w:firstLine="0" w:firstLineChars="0"/>
+              <w:rPr>
+                <w:rFonts w:ascii="Helvetica" w:hAnsi="Helvetica" w:eastAsia="Helvetica" w:cs="Helvetica"/>
+                <w:i w:val="false"/>
+                <w:b w:val="false"/>
+                <w:u w:val="none"/>
+                <w:sz w:val="22"/>
+                <w:szCs w:val="22"/>
+                <w:color w:val="000000"/>
+              </w:rPr>
+            </w:pPr>
+            <w:r>
+              <w:rPr>
+                <w:rFonts w:ascii="Helvetica" w:hAnsi="Helvetica" w:eastAsia="Helvetica" w:cs="Helvetica"/>
+                <w:i w:val="false"/>
+                <w:b w:val="false"/>
+                <w:u w:val="none"/>
+                <w:sz w:val="22"/>
+                <w:szCs w:val="22"/>
+                <w:color w:val="000000"/>
+              </w:rPr>
+              <w:t xml:space="preserve">0.060</w:t>
             </w:r>
           </w:p>
         </w:tc>
@@ -10386,7 +10386,7 @@
                 <w:szCs w:val="22"/>
                 <w:color w:val="000000"/>
               </w:rPr>
-              <w:t xml:space="preserve">0.600</w:t>
+              <w:t xml:space="preserve">0.590</w:t>
             </w:r>
           </w:p>
         </w:tc>
@@ -11517,113 +11517,113 @@
                 <w:szCs w:val="22"/>
                 <w:color w:val="000000"/>
               </w:rPr>
-              <w:t xml:space="preserve">1.51</w:t>
-            </w:r>
-          </w:p>
-        </w:tc>
-        <w:tc>
-          <w:tcPr>
-            <w:tcBorders>
-              <w:bottom w:val="none" w:sz="0" w:space="0" w:color="000000"/>
-              <w:top w:val="none" w:sz="0" w:space="0" w:color="000000"/>
-              <w:left w:val="none" w:sz="0" w:space="0" w:color="000000"/>
-              <w:right w:val="none" w:sz="0" w:space="0" w:color="000000"/>
-            </w:tcBorders>
-            <w:shd w:val="clear" w:color="auto" w:fill="FFFFFF"/>
-            <w:tcMar>
-              <w:top w:w="0" w:type="dxa"/>
-              <w:bottom w:w="0" w:type="dxa"/>
-              <w:left w:w="0" w:type="dxa"/>
-              <w:right w:w="0" w:type="dxa"/>
-            </w:tcMar>
-            <w:vAlign w:val="top"/>
-          </w:tcPr>
-          <w:p>
-            <w:pPr>
-              <w:pStyle w:val="Normal"/>
-              <w:jc w:val="center"/>
-              <w:pBdr>
-                <w:bottom w:val="none" w:sz="0" w:space="0" w:color="000000"/>
-                <w:top w:val="none" w:sz="0" w:space="0" w:color="000000"/>
-                <w:left w:val="none" w:sz="0" w:space="0" w:color="000000"/>
-                <w:right w:val="none" w:sz="0" w:space="0" w:color="000000"/>
-              </w:pBdr>
-              <w:spacing w:after="100" w:before="100" w:line="240"/>
-              <w:ind w:left="100" w:right="100" w:firstLine="0" w:firstLineChars="0"/>
-              <w:rPr>
-                <w:rFonts w:ascii="Helvetica" w:hAnsi="Helvetica" w:eastAsia="Helvetica" w:cs="Helvetica"/>
-                <w:i w:val="false"/>
-                <w:b w:val="false"/>
-                <w:u w:val="none"/>
-                <w:sz w:val="22"/>
-                <w:szCs w:val="22"/>
-                <w:color w:val="000000"/>
-              </w:rPr>
-            </w:pPr>
-            <w:r>
-              <w:rPr>
-                <w:rFonts w:ascii="Helvetica" w:hAnsi="Helvetica" w:eastAsia="Helvetica" w:cs="Helvetica"/>
-                <w:i w:val="false"/>
-                <w:b w:val="false"/>
-                <w:u w:val="none"/>
-                <w:sz w:val="22"/>
-                <w:szCs w:val="22"/>
-                <w:color w:val="000000"/>
-              </w:rPr>
-              <w:t xml:space="preserve">1.10, 2.07</w:t>
-            </w:r>
-          </w:p>
-        </w:tc>
-        <w:tc>
-          <w:tcPr>
-            <w:tcBorders>
-              <w:bottom w:val="none" w:sz="0" w:space="0" w:color="000000"/>
-              <w:top w:val="none" w:sz="0" w:space="0" w:color="000000"/>
-              <w:left w:val="none" w:sz="0" w:space="0" w:color="000000"/>
-              <w:right w:val="none" w:sz="0" w:space="0" w:color="000000"/>
-            </w:tcBorders>
-            <w:shd w:val="clear" w:color="auto" w:fill="FFFFFF"/>
-            <w:tcMar>
-              <w:top w:w="0" w:type="dxa"/>
-              <w:bottom w:w="0" w:type="dxa"/>
-              <w:left w:w="0" w:type="dxa"/>
-              <w:right w:w="0" w:type="dxa"/>
-            </w:tcMar>
-            <w:vAlign w:val="top"/>
-          </w:tcPr>
-          <w:p>
-            <w:pPr>
-              <w:pStyle w:val="Normal"/>
-              <w:jc w:val="center"/>
-              <w:pBdr>
-                <w:bottom w:val="none" w:sz="0" w:space="0" w:color="000000"/>
-                <w:top w:val="none" w:sz="0" w:space="0" w:color="000000"/>
-                <w:left w:val="none" w:sz="0" w:space="0" w:color="000000"/>
-                <w:right w:val="none" w:sz="0" w:space="0" w:color="000000"/>
-              </w:pBdr>
-              <w:spacing w:after="100" w:before="100" w:line="240"/>
-              <w:ind w:left="100" w:right="100" w:firstLine="0" w:firstLineChars="0"/>
-              <w:rPr>
-                <w:rFonts w:ascii="Helvetica" w:hAnsi="Helvetica" w:eastAsia="Helvetica" w:cs="Helvetica"/>
-                <w:i w:val="false"/>
-                <w:b w:val="false"/>
-                <w:u w:val="none"/>
-                <w:sz w:val="22"/>
-                <w:szCs w:val="22"/>
-                <w:color w:val="000000"/>
-              </w:rPr>
-            </w:pPr>
-            <w:r>
-              <w:rPr>
-                <w:rFonts w:ascii="Helvetica" w:hAnsi="Helvetica" w:eastAsia="Helvetica" w:cs="Helvetica"/>
-                <w:i w:val="false"/>
-                <w:b w:val="false"/>
-                <w:u w:val="none"/>
-                <w:sz w:val="22"/>
-                <w:szCs w:val="22"/>
-                <w:color w:val="000000"/>
-              </w:rPr>
-              <w:t xml:space="preserve">0.010</w:t>
+              <w:t xml:space="preserve">1.50</w:t>
+            </w:r>
+          </w:p>
+        </w:tc>
+        <w:tc>
+          <w:tcPr>
+            <w:tcBorders>
+              <w:bottom w:val="none" w:sz="0" w:space="0" w:color="000000"/>
+              <w:top w:val="none" w:sz="0" w:space="0" w:color="000000"/>
+              <w:left w:val="none" w:sz="0" w:space="0" w:color="000000"/>
+              <w:right w:val="none" w:sz="0" w:space="0" w:color="000000"/>
+            </w:tcBorders>
+            <w:shd w:val="clear" w:color="auto" w:fill="FFFFFF"/>
+            <w:tcMar>
+              <w:top w:w="0" w:type="dxa"/>
+              <w:bottom w:w="0" w:type="dxa"/>
+              <w:left w:w="0" w:type="dxa"/>
+              <w:right w:w="0" w:type="dxa"/>
+            </w:tcMar>
+            <w:vAlign w:val="top"/>
+          </w:tcPr>
+          <w:p>
+            <w:pPr>
+              <w:pStyle w:val="Normal"/>
+              <w:jc w:val="center"/>
+              <w:pBdr>
+                <w:bottom w:val="none" w:sz="0" w:space="0" w:color="000000"/>
+                <w:top w:val="none" w:sz="0" w:space="0" w:color="000000"/>
+                <w:left w:val="none" w:sz="0" w:space="0" w:color="000000"/>
+                <w:right w:val="none" w:sz="0" w:space="0" w:color="000000"/>
+              </w:pBdr>
+              <w:spacing w:after="100" w:before="100" w:line="240"/>
+              <w:ind w:left="100" w:right="100" w:firstLine="0" w:firstLineChars="0"/>
+              <w:rPr>
+                <w:rFonts w:ascii="Helvetica" w:hAnsi="Helvetica" w:eastAsia="Helvetica" w:cs="Helvetica"/>
+                <w:i w:val="false"/>
+                <w:b w:val="false"/>
+                <w:u w:val="none"/>
+                <w:sz w:val="22"/>
+                <w:szCs w:val="22"/>
+                <w:color w:val="000000"/>
+              </w:rPr>
+            </w:pPr>
+            <w:r>
+              <w:rPr>
+                <w:rFonts w:ascii="Helvetica" w:hAnsi="Helvetica" w:eastAsia="Helvetica" w:cs="Helvetica"/>
+                <w:i w:val="false"/>
+                <w:b w:val="false"/>
+                <w:u w:val="none"/>
+                <w:sz w:val="22"/>
+                <w:szCs w:val="22"/>
+                <w:color w:val="000000"/>
+              </w:rPr>
+              <w:t xml:space="preserve">1.09, 2.05</w:t>
+            </w:r>
+          </w:p>
+        </w:tc>
+        <w:tc>
+          <w:tcPr>
+            <w:tcBorders>
+              <w:bottom w:val="none" w:sz="0" w:space="0" w:color="000000"/>
+              <w:top w:val="none" w:sz="0" w:space="0" w:color="000000"/>
+              <w:left w:val="none" w:sz="0" w:space="0" w:color="000000"/>
+              <w:right w:val="none" w:sz="0" w:space="0" w:color="000000"/>
+            </w:tcBorders>
+            <w:shd w:val="clear" w:color="auto" w:fill="FFFFFF"/>
+            <w:tcMar>
+              <w:top w:w="0" w:type="dxa"/>
+              <w:bottom w:w="0" w:type="dxa"/>
+              <w:left w:w="0" w:type="dxa"/>
+              <w:right w:w="0" w:type="dxa"/>
+            </w:tcMar>
+            <w:vAlign w:val="top"/>
+          </w:tcPr>
+          <w:p>
+            <w:pPr>
+              <w:pStyle w:val="Normal"/>
+              <w:jc w:val="center"/>
+              <w:pBdr>
+                <w:bottom w:val="none" w:sz="0" w:space="0" w:color="000000"/>
+                <w:top w:val="none" w:sz="0" w:space="0" w:color="000000"/>
+                <w:left w:val="none" w:sz="0" w:space="0" w:color="000000"/>
+                <w:right w:val="none" w:sz="0" w:space="0" w:color="000000"/>
+              </w:pBdr>
+              <w:spacing w:after="100" w:before="100" w:line="240"/>
+              <w:ind w:left="100" w:right="100" w:firstLine="0" w:firstLineChars="0"/>
+              <w:rPr>
+                <w:rFonts w:ascii="Helvetica" w:hAnsi="Helvetica" w:eastAsia="Helvetica" w:cs="Helvetica"/>
+                <w:i w:val="false"/>
+                <w:b w:val="false"/>
+                <w:u w:val="none"/>
+                <w:sz w:val="22"/>
+                <w:szCs w:val="22"/>
+                <w:color w:val="000000"/>
+              </w:rPr>
+            </w:pPr>
+            <w:r>
+              <w:rPr>
+                <w:rFonts w:ascii="Helvetica" w:hAnsi="Helvetica" w:eastAsia="Helvetica" w:cs="Helvetica"/>
+                <w:i w:val="false"/>
+                <w:b w:val="false"/>
+                <w:u w:val="none"/>
+                <w:sz w:val="22"/>
+                <w:szCs w:val="22"/>
+                <w:color w:val="000000"/>
+              </w:rPr>
+              <w:t xml:space="preserve">0.012</w:t>
             </w:r>
           </w:p>
         </w:tc>
@@ -11729,60 +11729,60 @@
                 <w:szCs w:val="22"/>
                 <w:color w:val="000000"/>
               </w:rPr>
-              <w:t xml:space="preserve">1.79</w:t>
-            </w:r>
-          </w:p>
-        </w:tc>
-        <w:tc>
-          <w:tcPr>
-            <w:tcBorders>
-              <w:bottom w:val="none" w:sz="0" w:space="0" w:color="000000"/>
-              <w:top w:val="none" w:sz="0" w:space="0" w:color="000000"/>
-              <w:left w:val="none" w:sz="0" w:space="0" w:color="000000"/>
-              <w:right w:val="none" w:sz="0" w:space="0" w:color="000000"/>
-            </w:tcBorders>
-            <w:shd w:val="clear" w:color="auto" w:fill="FFFFFF"/>
-            <w:tcMar>
-              <w:top w:w="0" w:type="dxa"/>
-              <w:bottom w:w="0" w:type="dxa"/>
-              <w:left w:w="0" w:type="dxa"/>
-              <w:right w:w="0" w:type="dxa"/>
-            </w:tcMar>
-            <w:vAlign w:val="top"/>
-          </w:tcPr>
-          <w:p>
-            <w:pPr>
-              <w:pStyle w:val="Normal"/>
-              <w:jc w:val="center"/>
-              <w:pBdr>
-                <w:bottom w:val="none" w:sz="0" w:space="0" w:color="000000"/>
-                <w:top w:val="none" w:sz="0" w:space="0" w:color="000000"/>
-                <w:left w:val="none" w:sz="0" w:space="0" w:color="000000"/>
-                <w:right w:val="none" w:sz="0" w:space="0" w:color="000000"/>
-              </w:pBdr>
-              <w:spacing w:after="100" w:before="100" w:line="240"/>
-              <w:ind w:left="100" w:right="100" w:firstLine="0" w:firstLineChars="0"/>
-              <w:rPr>
-                <w:rFonts w:ascii="Helvetica" w:hAnsi="Helvetica" w:eastAsia="Helvetica" w:cs="Helvetica"/>
-                <w:i w:val="false"/>
-                <w:b w:val="false"/>
-                <w:u w:val="none"/>
-                <w:sz w:val="22"/>
-                <w:szCs w:val="22"/>
-                <w:color w:val="000000"/>
-              </w:rPr>
-            </w:pPr>
-            <w:r>
-              <w:rPr>
-                <w:rFonts w:ascii="Helvetica" w:hAnsi="Helvetica" w:eastAsia="Helvetica" w:cs="Helvetica"/>
-                <w:i w:val="false"/>
-                <w:b w:val="false"/>
-                <w:u w:val="none"/>
-                <w:sz w:val="22"/>
-                <w:szCs w:val="22"/>
-                <w:color w:val="000000"/>
-              </w:rPr>
-              <w:t xml:space="preserve">1.03, 3.11</w:t>
+              <w:t xml:space="preserve">1.80</w:t>
+            </w:r>
+          </w:p>
+        </w:tc>
+        <w:tc>
+          <w:tcPr>
+            <w:tcBorders>
+              <w:bottom w:val="none" w:sz="0" w:space="0" w:color="000000"/>
+              <w:top w:val="none" w:sz="0" w:space="0" w:color="000000"/>
+              <w:left w:val="none" w:sz="0" w:space="0" w:color="000000"/>
+              <w:right w:val="none" w:sz="0" w:space="0" w:color="000000"/>
+            </w:tcBorders>
+            <w:shd w:val="clear" w:color="auto" w:fill="FFFFFF"/>
+            <w:tcMar>
+              <w:top w:w="0" w:type="dxa"/>
+              <w:bottom w:w="0" w:type="dxa"/>
+              <w:left w:w="0" w:type="dxa"/>
+              <w:right w:w="0" w:type="dxa"/>
+            </w:tcMar>
+            <w:vAlign w:val="top"/>
+          </w:tcPr>
+          <w:p>
+            <w:pPr>
+              <w:pStyle w:val="Normal"/>
+              <w:jc w:val="center"/>
+              <w:pBdr>
+                <w:bottom w:val="none" w:sz="0" w:space="0" w:color="000000"/>
+                <w:top w:val="none" w:sz="0" w:space="0" w:color="000000"/>
+                <w:left w:val="none" w:sz="0" w:space="0" w:color="000000"/>
+                <w:right w:val="none" w:sz="0" w:space="0" w:color="000000"/>
+              </w:pBdr>
+              <w:spacing w:after="100" w:before="100" w:line="240"/>
+              <w:ind w:left="100" w:right="100" w:firstLine="0" w:firstLineChars="0"/>
+              <w:rPr>
+                <w:rFonts w:ascii="Helvetica" w:hAnsi="Helvetica" w:eastAsia="Helvetica" w:cs="Helvetica"/>
+                <w:i w:val="false"/>
+                <w:b w:val="false"/>
+                <w:u w:val="none"/>
+                <w:sz w:val="22"/>
+                <w:szCs w:val="22"/>
+                <w:color w:val="000000"/>
+              </w:rPr>
+            </w:pPr>
+            <w:r>
+              <w:rPr>
+                <w:rFonts w:ascii="Helvetica" w:hAnsi="Helvetica" w:eastAsia="Helvetica" w:cs="Helvetica"/>
+                <w:i w:val="false"/>
+                <w:b w:val="false"/>
+                <w:u w:val="none"/>
+                <w:sz w:val="22"/>
+                <w:szCs w:val="22"/>
+                <w:color w:val="000000"/>
+              </w:rPr>
+              <w:t xml:space="preserve">1.03, 3.13</w:t>
             </w:r>
           </w:p>
         </w:tc>
@@ -13019,60 +13019,60 @@
                 <w:szCs w:val="22"/>
                 <w:color w:val="000000"/>
               </w:rPr>
-              <w:t xml:space="preserve">0.46, 0.88</w:t>
-            </w:r>
-          </w:p>
-        </w:tc>
-        <w:tc>
-          <w:tcPr>
-            <w:tcBorders>
-              <w:bottom w:val="none" w:sz="0" w:space="0" w:color="000000"/>
-              <w:top w:val="none" w:sz="0" w:space="0" w:color="000000"/>
-              <w:left w:val="none" w:sz="0" w:space="0" w:color="000000"/>
-              <w:right w:val="none" w:sz="0" w:space="0" w:color="000000"/>
-            </w:tcBorders>
-            <w:shd w:val="clear" w:color="auto" w:fill="FFFFFF"/>
-            <w:tcMar>
-              <w:top w:w="0" w:type="dxa"/>
-              <w:bottom w:w="0" w:type="dxa"/>
-              <w:left w:w="0" w:type="dxa"/>
-              <w:right w:w="0" w:type="dxa"/>
-            </w:tcMar>
-            <w:vAlign w:val="top"/>
-          </w:tcPr>
-          <w:p>
-            <w:pPr>
-              <w:pStyle w:val="Normal"/>
-              <w:jc w:val="center"/>
-              <w:pBdr>
-                <w:bottom w:val="none" w:sz="0" w:space="0" w:color="000000"/>
-                <w:top w:val="none" w:sz="0" w:space="0" w:color="000000"/>
-                <w:left w:val="none" w:sz="0" w:space="0" w:color="000000"/>
-                <w:right w:val="none" w:sz="0" w:space="0" w:color="000000"/>
-              </w:pBdr>
-              <w:spacing w:after="100" w:before="100" w:line="240"/>
-              <w:ind w:left="100" w:right="100" w:firstLine="0" w:firstLineChars="0"/>
-              <w:rPr>
-                <w:rFonts w:ascii="Helvetica" w:hAnsi="Helvetica" w:eastAsia="Helvetica" w:cs="Helvetica"/>
-                <w:i w:val="false"/>
-                <w:b w:val="false"/>
-                <w:u w:val="none"/>
-                <w:sz w:val="22"/>
-                <w:szCs w:val="22"/>
-                <w:color w:val="000000"/>
-              </w:rPr>
-            </w:pPr>
-            <w:r>
-              <w:rPr>
-                <w:rFonts w:ascii="Helvetica" w:hAnsi="Helvetica" w:eastAsia="Helvetica" w:cs="Helvetica"/>
-                <w:i w:val="false"/>
-                <w:b w:val="false"/>
-                <w:u w:val="none"/>
-                <w:sz w:val="22"/>
-                <w:szCs w:val="22"/>
-                <w:color w:val="000000"/>
-              </w:rPr>
-              <w:t xml:space="preserve">0.006</w:t>
+              <w:t xml:space="preserve">0.47, 0.88</w:t>
+            </w:r>
+          </w:p>
+        </w:tc>
+        <w:tc>
+          <w:tcPr>
+            <w:tcBorders>
+              <w:bottom w:val="none" w:sz="0" w:space="0" w:color="000000"/>
+              <w:top w:val="none" w:sz="0" w:space="0" w:color="000000"/>
+              <w:left w:val="none" w:sz="0" w:space="0" w:color="000000"/>
+              <w:right w:val="none" w:sz="0" w:space="0" w:color="000000"/>
+            </w:tcBorders>
+            <w:shd w:val="clear" w:color="auto" w:fill="FFFFFF"/>
+            <w:tcMar>
+              <w:top w:w="0" w:type="dxa"/>
+              <w:bottom w:w="0" w:type="dxa"/>
+              <w:left w:w="0" w:type="dxa"/>
+              <w:right w:w="0" w:type="dxa"/>
+            </w:tcMar>
+            <w:vAlign w:val="top"/>
+          </w:tcPr>
+          <w:p>
+            <w:pPr>
+              <w:pStyle w:val="Normal"/>
+              <w:jc w:val="center"/>
+              <w:pBdr>
+                <w:bottom w:val="none" w:sz="0" w:space="0" w:color="000000"/>
+                <w:top w:val="none" w:sz="0" w:space="0" w:color="000000"/>
+                <w:left w:val="none" w:sz="0" w:space="0" w:color="000000"/>
+                <w:right w:val="none" w:sz="0" w:space="0" w:color="000000"/>
+              </w:pBdr>
+              <w:spacing w:after="100" w:before="100" w:line="240"/>
+              <w:ind w:left="100" w:right="100" w:firstLine="0" w:firstLineChars="0"/>
+              <w:rPr>
+                <w:rFonts w:ascii="Helvetica" w:hAnsi="Helvetica" w:eastAsia="Helvetica" w:cs="Helvetica"/>
+                <w:i w:val="false"/>
+                <w:b w:val="false"/>
+                <w:u w:val="none"/>
+                <w:sz w:val="22"/>
+                <w:szCs w:val="22"/>
+                <w:color w:val="000000"/>
+              </w:rPr>
+            </w:pPr>
+            <w:r>
+              <w:rPr>
+                <w:rFonts w:ascii="Helvetica" w:hAnsi="Helvetica" w:eastAsia="Helvetica" w:cs="Helvetica"/>
+                <w:i w:val="false"/>
+                <w:b w:val="false"/>
+                <w:u w:val="none"/>
+                <w:sz w:val="22"/>
+                <w:szCs w:val="22"/>
+                <w:color w:val="000000"/>
+              </w:rPr>
+              <w:t xml:space="preserve">0.007</w:t>
             </w:r>
           </w:p>
         </w:tc>
@@ -13231,60 +13231,60 @@
                 <w:szCs w:val="22"/>
                 <w:color w:val="000000"/>
               </w:rPr>
-              <w:t xml:space="preserve">0.47, 1.26</w:t>
-            </w:r>
-          </w:p>
-        </w:tc>
-        <w:tc>
-          <w:tcPr>
-            <w:tcBorders>
-              <w:bottom w:val="none" w:sz="0" w:space="0" w:color="000000"/>
-              <w:top w:val="none" w:sz="0" w:space="0" w:color="000000"/>
-              <w:left w:val="none" w:sz="0" w:space="0" w:color="000000"/>
-              <w:right w:val="none" w:sz="0" w:space="0" w:color="000000"/>
-            </w:tcBorders>
-            <w:shd w:val="clear" w:color="auto" w:fill="FFFFFF"/>
-            <w:tcMar>
-              <w:top w:w="0" w:type="dxa"/>
-              <w:bottom w:w="0" w:type="dxa"/>
-              <w:left w:w="0" w:type="dxa"/>
-              <w:right w:w="0" w:type="dxa"/>
-            </w:tcMar>
-            <w:vAlign w:val="top"/>
-          </w:tcPr>
-          <w:p>
-            <w:pPr>
-              <w:pStyle w:val="Normal"/>
-              <w:jc w:val="center"/>
-              <w:pBdr>
-                <w:bottom w:val="none" w:sz="0" w:space="0" w:color="000000"/>
-                <w:top w:val="none" w:sz="0" w:space="0" w:color="000000"/>
-                <w:left w:val="none" w:sz="0" w:space="0" w:color="000000"/>
-                <w:right w:val="none" w:sz="0" w:space="0" w:color="000000"/>
-              </w:pBdr>
-              <w:spacing w:after="100" w:before="100" w:line="240"/>
-              <w:ind w:left="100" w:right="100" w:firstLine="0" w:firstLineChars="0"/>
-              <w:rPr>
-                <w:rFonts w:ascii="Helvetica" w:hAnsi="Helvetica" w:eastAsia="Helvetica" w:cs="Helvetica"/>
-                <w:i w:val="false"/>
-                <w:b w:val="false"/>
-                <w:u w:val="none"/>
-                <w:sz w:val="22"/>
-                <w:szCs w:val="22"/>
-                <w:color w:val="000000"/>
-              </w:rPr>
-            </w:pPr>
-            <w:r>
-              <w:rPr>
-                <w:rFonts w:ascii="Helvetica" w:hAnsi="Helvetica" w:eastAsia="Helvetica" w:cs="Helvetica"/>
-                <w:i w:val="false"/>
-                <w:b w:val="false"/>
-                <w:u w:val="none"/>
-                <w:sz w:val="22"/>
-                <w:szCs w:val="22"/>
-                <w:color w:val="000000"/>
-              </w:rPr>
-              <w:t xml:space="preserve">0.300</w:t>
+              <w:t xml:space="preserve">0.47, 1.27</w:t>
+            </w:r>
+          </w:p>
+        </w:tc>
+        <w:tc>
+          <w:tcPr>
+            <w:tcBorders>
+              <w:bottom w:val="none" w:sz="0" w:space="0" w:color="000000"/>
+              <w:top w:val="none" w:sz="0" w:space="0" w:color="000000"/>
+              <w:left w:val="none" w:sz="0" w:space="0" w:color="000000"/>
+              <w:right w:val="none" w:sz="0" w:space="0" w:color="000000"/>
+            </w:tcBorders>
+            <w:shd w:val="clear" w:color="auto" w:fill="FFFFFF"/>
+            <w:tcMar>
+              <w:top w:w="0" w:type="dxa"/>
+              <w:bottom w:w="0" w:type="dxa"/>
+              <w:left w:w="0" w:type="dxa"/>
+              <w:right w:w="0" w:type="dxa"/>
+            </w:tcMar>
+            <w:vAlign w:val="top"/>
+          </w:tcPr>
+          <w:p>
+            <w:pPr>
+              <w:pStyle w:val="Normal"/>
+              <w:jc w:val="center"/>
+              <w:pBdr>
+                <w:bottom w:val="none" w:sz="0" w:space="0" w:color="000000"/>
+                <w:top w:val="none" w:sz="0" w:space="0" w:color="000000"/>
+                <w:left w:val="none" w:sz="0" w:space="0" w:color="000000"/>
+                <w:right w:val="none" w:sz="0" w:space="0" w:color="000000"/>
+              </w:pBdr>
+              <w:spacing w:after="100" w:before="100" w:line="240"/>
+              <w:ind w:left="100" w:right="100" w:firstLine="0" w:firstLineChars="0"/>
+              <w:rPr>
+                <w:rFonts w:ascii="Helvetica" w:hAnsi="Helvetica" w:eastAsia="Helvetica" w:cs="Helvetica"/>
+                <w:i w:val="false"/>
+                <w:b w:val="false"/>
+                <w:u w:val="none"/>
+                <w:sz w:val="22"/>
+                <w:szCs w:val="22"/>
+                <w:color w:val="000000"/>
+              </w:rPr>
+            </w:pPr>
+            <w:r>
+              <w:rPr>
+                <w:rFonts w:ascii="Helvetica" w:hAnsi="Helvetica" w:eastAsia="Helvetica" w:cs="Helvetica"/>
+                <w:i w:val="false"/>
+                <w:b w:val="false"/>
+                <w:u w:val="none"/>
+                <w:sz w:val="22"/>
+                <w:szCs w:val="22"/>
+                <w:color w:val="000000"/>
+              </w:rPr>
+              <w:t xml:space="preserve">0.310</w:t>
             </w:r>
           </w:p>
         </w:tc>
@@ -13502,60 +13502,60 @@
                 <w:szCs w:val="22"/>
                 <w:color w:val="000000"/>
               </w:rPr>
-              <w:t xml:space="preserve">0.57, 1.13</w:t>
-            </w:r>
-          </w:p>
-        </w:tc>
-        <w:tc>
-          <w:tcPr>
-            <w:tcBorders>
-              <w:bottom w:val="none" w:sz="0" w:space="0" w:color="000000"/>
-              <w:top w:val="none" w:sz="0" w:space="0" w:color="000000"/>
-              <w:left w:val="none" w:sz="0" w:space="0" w:color="000000"/>
-              <w:right w:val="none" w:sz="0" w:space="0" w:color="000000"/>
-            </w:tcBorders>
-            <w:shd w:val="clear" w:color="auto" w:fill="FFFFFF"/>
-            <w:tcMar>
-              <w:top w:w="0" w:type="dxa"/>
-              <w:bottom w:w="0" w:type="dxa"/>
-              <w:left w:w="0" w:type="dxa"/>
-              <w:right w:w="0" w:type="dxa"/>
-            </w:tcMar>
-            <w:vAlign w:val="top"/>
-          </w:tcPr>
-          <w:p>
-            <w:pPr>
-              <w:pStyle w:val="Normal"/>
-              <w:jc w:val="center"/>
-              <w:pBdr>
-                <w:bottom w:val="none" w:sz="0" w:space="0" w:color="000000"/>
-                <w:top w:val="none" w:sz="0" w:space="0" w:color="000000"/>
-                <w:left w:val="none" w:sz="0" w:space="0" w:color="000000"/>
-                <w:right w:val="none" w:sz="0" w:space="0" w:color="000000"/>
-              </w:pBdr>
-              <w:spacing w:after="100" w:before="100" w:line="240"/>
-              <w:ind w:left="100" w:right="100" w:firstLine="0" w:firstLineChars="0"/>
-              <w:rPr>
-                <w:rFonts w:ascii="Helvetica" w:hAnsi="Helvetica" w:eastAsia="Helvetica" w:cs="Helvetica"/>
-                <w:i w:val="false"/>
-                <w:b w:val="false"/>
-                <w:u w:val="none"/>
-                <w:sz w:val="22"/>
-                <w:szCs w:val="22"/>
-                <w:color w:val="000000"/>
-              </w:rPr>
-            </w:pPr>
-            <w:r>
-              <w:rPr>
-                <w:rFonts w:ascii="Helvetica" w:hAnsi="Helvetica" w:eastAsia="Helvetica" w:cs="Helvetica"/>
-                <w:i w:val="false"/>
-                <w:b w:val="false"/>
-                <w:u w:val="none"/>
-                <w:sz w:val="22"/>
-                <w:szCs w:val="22"/>
-                <w:color w:val="000000"/>
-              </w:rPr>
-              <w:t xml:space="preserve">0.210</w:t>
+              <w:t xml:space="preserve">0.58, 1.14</w:t>
+            </w:r>
+          </w:p>
+        </w:tc>
+        <w:tc>
+          <w:tcPr>
+            <w:tcBorders>
+              <w:bottom w:val="none" w:sz="0" w:space="0" w:color="000000"/>
+              <w:top w:val="none" w:sz="0" w:space="0" w:color="000000"/>
+              <w:left w:val="none" w:sz="0" w:space="0" w:color="000000"/>
+              <w:right w:val="none" w:sz="0" w:space="0" w:color="000000"/>
+            </w:tcBorders>
+            <w:shd w:val="clear" w:color="auto" w:fill="FFFFFF"/>
+            <w:tcMar>
+              <w:top w:w="0" w:type="dxa"/>
+              <w:bottom w:w="0" w:type="dxa"/>
+              <w:left w:w="0" w:type="dxa"/>
+              <w:right w:w="0" w:type="dxa"/>
+            </w:tcMar>
+            <w:vAlign w:val="top"/>
+          </w:tcPr>
+          <w:p>
+            <w:pPr>
+              <w:pStyle w:val="Normal"/>
+              <w:jc w:val="center"/>
+              <w:pBdr>
+                <w:bottom w:val="none" w:sz="0" w:space="0" w:color="000000"/>
+                <w:top w:val="none" w:sz="0" w:space="0" w:color="000000"/>
+                <w:left w:val="none" w:sz="0" w:space="0" w:color="000000"/>
+                <w:right w:val="none" w:sz="0" w:space="0" w:color="000000"/>
+              </w:pBdr>
+              <w:spacing w:after="100" w:before="100" w:line="240"/>
+              <w:ind w:left="100" w:right="100" w:firstLine="0" w:firstLineChars="0"/>
+              <w:rPr>
+                <w:rFonts w:ascii="Helvetica" w:hAnsi="Helvetica" w:eastAsia="Helvetica" w:cs="Helvetica"/>
+                <w:i w:val="false"/>
+                <w:b w:val="false"/>
+                <w:u w:val="none"/>
+                <w:sz w:val="22"/>
+                <w:szCs w:val="22"/>
+                <w:color w:val="000000"/>
+              </w:rPr>
+            </w:pPr>
+            <w:r>
+              <w:rPr>
+                <w:rFonts w:ascii="Helvetica" w:hAnsi="Helvetica" w:eastAsia="Helvetica" w:cs="Helvetica"/>
+                <w:i w:val="false"/>
+                <w:b w:val="false"/>
+                <w:u w:val="none"/>
+                <w:sz w:val="22"/>
+                <w:szCs w:val="22"/>
+                <w:color w:val="000000"/>
+              </w:rPr>
+              <w:t xml:space="preserve">0.230</w:t>
             </w:r>
           </w:p>
         </w:tc>
@@ -13767,7 +13767,7 @@
                 <w:szCs w:val="22"/>
                 <w:color w:val="000000"/>
               </w:rPr>
-              <w:t xml:space="preserve">0.280</w:t>
+              <w:t xml:space="preserve">0.290</w:t>
             </w:r>
           </w:p>
         </w:tc>
@@ -13985,7 +13985,7 @@
                 <w:szCs w:val="22"/>
                 <w:color w:val="000000"/>
               </w:rPr>
-              <w:t xml:space="preserve">0.47, 1.14</w:t>
+              <w:t xml:space="preserve">0.46, 1.14</w:t>
             </w:r>
           </w:p>
         </w:tc>
@@ -14197,7 +14197,7 @@
                 <w:szCs w:val="22"/>
                 <w:color w:val="000000"/>
               </w:rPr>
-              <w:t xml:space="preserve">0.33, 1.40</w:t>
+              <w:t xml:space="preserve">0.33, 1.39</w:t>
             </w:r>
           </w:p>
         </w:tc>
@@ -14415,113 +14415,113 @@
                 <w:szCs w:val="22"/>
                 <w:color w:val="000000"/>
               </w:rPr>
-              <w:t xml:space="preserve">1.88</w:t>
-            </w:r>
-          </w:p>
-        </w:tc>
-        <w:tc>
-          <w:tcPr>
-            <w:tcBorders>
-              <w:bottom w:val="none" w:sz="0" w:space="0" w:color="000000"/>
-              <w:top w:val="none" w:sz="0" w:space="0" w:color="000000"/>
-              <w:left w:val="none" w:sz="0" w:space="0" w:color="000000"/>
-              <w:right w:val="none" w:sz="0" w:space="0" w:color="000000"/>
-            </w:tcBorders>
-            <w:shd w:val="clear" w:color="auto" w:fill="FFFFFF"/>
-            <w:tcMar>
-              <w:top w:w="0" w:type="dxa"/>
-              <w:bottom w:w="0" w:type="dxa"/>
-              <w:left w:w="0" w:type="dxa"/>
-              <w:right w:w="0" w:type="dxa"/>
-            </w:tcMar>
-            <w:vAlign w:val="top"/>
-          </w:tcPr>
-          <w:p>
-            <w:pPr>
-              <w:pStyle w:val="Normal"/>
-              <w:jc w:val="center"/>
-              <w:pBdr>
-                <w:bottom w:val="none" w:sz="0" w:space="0" w:color="000000"/>
-                <w:top w:val="none" w:sz="0" w:space="0" w:color="000000"/>
-                <w:left w:val="none" w:sz="0" w:space="0" w:color="000000"/>
-                <w:right w:val="none" w:sz="0" w:space="0" w:color="000000"/>
-              </w:pBdr>
-              <w:spacing w:after="100" w:before="100" w:line="240"/>
-              <w:ind w:left="100" w:right="100" w:firstLine="0" w:firstLineChars="0"/>
-              <w:rPr>
-                <w:rFonts w:ascii="Helvetica" w:hAnsi="Helvetica" w:eastAsia="Helvetica" w:cs="Helvetica"/>
-                <w:i w:val="false"/>
-                <w:b w:val="false"/>
-                <w:u w:val="none"/>
-                <w:sz w:val="22"/>
-                <w:szCs w:val="22"/>
-                <w:color w:val="000000"/>
-              </w:rPr>
-            </w:pPr>
-            <w:r>
-              <w:rPr>
-                <w:rFonts w:ascii="Helvetica" w:hAnsi="Helvetica" w:eastAsia="Helvetica" w:cs="Helvetica"/>
-                <w:i w:val="false"/>
-                <w:b w:val="false"/>
-                <w:u w:val="none"/>
-                <w:sz w:val="22"/>
-                <w:szCs w:val="22"/>
-                <w:color w:val="000000"/>
-              </w:rPr>
-              <w:t xml:space="preserve">1.27, 2.77</w:t>
-            </w:r>
-          </w:p>
-        </w:tc>
-        <w:tc>
-          <w:tcPr>
-            <w:tcBorders>
-              <w:bottom w:val="none" w:sz="0" w:space="0" w:color="000000"/>
-              <w:top w:val="none" w:sz="0" w:space="0" w:color="000000"/>
-              <w:left w:val="none" w:sz="0" w:space="0" w:color="000000"/>
-              <w:right w:val="none" w:sz="0" w:space="0" w:color="000000"/>
-            </w:tcBorders>
-            <w:shd w:val="clear" w:color="auto" w:fill="FFFFFF"/>
-            <w:tcMar>
-              <w:top w:w="0" w:type="dxa"/>
-              <w:bottom w:w="0" w:type="dxa"/>
-              <w:left w:w="0" w:type="dxa"/>
-              <w:right w:w="0" w:type="dxa"/>
-            </w:tcMar>
-            <w:vAlign w:val="top"/>
-          </w:tcPr>
-          <w:p>
-            <w:pPr>
-              <w:pStyle w:val="Normal"/>
-              <w:jc w:val="center"/>
-              <w:pBdr>
-                <w:bottom w:val="none" w:sz="0" w:space="0" w:color="000000"/>
-                <w:top w:val="none" w:sz="0" w:space="0" w:color="000000"/>
-                <w:left w:val="none" w:sz="0" w:space="0" w:color="000000"/>
-                <w:right w:val="none" w:sz="0" w:space="0" w:color="000000"/>
-              </w:pBdr>
-              <w:spacing w:after="100" w:before="100" w:line="240"/>
-              <w:ind w:left="100" w:right="100" w:firstLine="0" w:firstLineChars="0"/>
-              <w:rPr>
-                <w:rFonts w:ascii="Helvetica" w:hAnsi="Helvetica" w:eastAsia="Helvetica" w:cs="Helvetica"/>
-                <w:i w:val="false"/>
-                <w:b w:val="false"/>
-                <w:u w:val="none"/>
-                <w:sz w:val="22"/>
-                <w:szCs w:val="22"/>
-                <w:color w:val="000000"/>
-              </w:rPr>
-            </w:pPr>
-            <w:r>
-              <w:rPr>
-                <w:rFonts w:ascii="Helvetica" w:hAnsi="Helvetica" w:eastAsia="Helvetica" w:cs="Helvetica"/>
-                <w:i w:val="false"/>
-                <w:b w:val="false"/>
-                <w:u w:val="none"/>
-                <w:sz w:val="22"/>
-                <w:szCs w:val="22"/>
-                <w:color w:val="000000"/>
-              </w:rPr>
-              <w:t xml:space="preserve">0.002</w:t>
+              <w:t xml:space="preserve">1.89</w:t>
+            </w:r>
+          </w:p>
+        </w:tc>
+        <w:tc>
+          <w:tcPr>
+            <w:tcBorders>
+              <w:bottom w:val="none" w:sz="0" w:space="0" w:color="000000"/>
+              <w:top w:val="none" w:sz="0" w:space="0" w:color="000000"/>
+              <w:left w:val="none" w:sz="0" w:space="0" w:color="000000"/>
+              <w:right w:val="none" w:sz="0" w:space="0" w:color="000000"/>
+            </w:tcBorders>
+            <w:shd w:val="clear" w:color="auto" w:fill="FFFFFF"/>
+            <w:tcMar>
+              <w:top w:w="0" w:type="dxa"/>
+              <w:bottom w:w="0" w:type="dxa"/>
+              <w:left w:w="0" w:type="dxa"/>
+              <w:right w:w="0" w:type="dxa"/>
+            </w:tcMar>
+            <w:vAlign w:val="top"/>
+          </w:tcPr>
+          <w:p>
+            <w:pPr>
+              <w:pStyle w:val="Normal"/>
+              <w:jc w:val="center"/>
+              <w:pBdr>
+                <w:bottom w:val="none" w:sz="0" w:space="0" w:color="000000"/>
+                <w:top w:val="none" w:sz="0" w:space="0" w:color="000000"/>
+                <w:left w:val="none" w:sz="0" w:space="0" w:color="000000"/>
+                <w:right w:val="none" w:sz="0" w:space="0" w:color="000000"/>
+              </w:pBdr>
+              <w:spacing w:after="100" w:before="100" w:line="240"/>
+              <w:ind w:left="100" w:right="100" w:firstLine="0" w:firstLineChars="0"/>
+              <w:rPr>
+                <w:rFonts w:ascii="Helvetica" w:hAnsi="Helvetica" w:eastAsia="Helvetica" w:cs="Helvetica"/>
+                <w:i w:val="false"/>
+                <w:b w:val="false"/>
+                <w:u w:val="none"/>
+                <w:sz w:val="22"/>
+                <w:szCs w:val="22"/>
+                <w:color w:val="000000"/>
+              </w:rPr>
+            </w:pPr>
+            <w:r>
+              <w:rPr>
+                <w:rFonts w:ascii="Helvetica" w:hAnsi="Helvetica" w:eastAsia="Helvetica" w:cs="Helvetica"/>
+                <w:i w:val="false"/>
+                <w:b w:val="false"/>
+                <w:u w:val="none"/>
+                <w:sz w:val="22"/>
+                <w:szCs w:val="22"/>
+                <w:color w:val="000000"/>
+              </w:rPr>
+              <w:t xml:space="preserve">1.28, 2.78</w:t>
+            </w:r>
+          </w:p>
+        </w:tc>
+        <w:tc>
+          <w:tcPr>
+            <w:tcBorders>
+              <w:bottom w:val="none" w:sz="0" w:space="0" w:color="000000"/>
+              <w:top w:val="none" w:sz="0" w:space="0" w:color="000000"/>
+              <w:left w:val="none" w:sz="0" w:space="0" w:color="000000"/>
+              <w:right w:val="none" w:sz="0" w:space="0" w:color="000000"/>
+            </w:tcBorders>
+            <w:shd w:val="clear" w:color="auto" w:fill="FFFFFF"/>
+            <w:tcMar>
+              <w:top w:w="0" w:type="dxa"/>
+              <w:bottom w:w="0" w:type="dxa"/>
+              <w:left w:w="0" w:type="dxa"/>
+              <w:right w:w="0" w:type="dxa"/>
+            </w:tcMar>
+            <w:vAlign w:val="top"/>
+          </w:tcPr>
+          <w:p>
+            <w:pPr>
+              <w:pStyle w:val="Normal"/>
+              <w:jc w:val="center"/>
+              <w:pBdr>
+                <w:bottom w:val="none" w:sz="0" w:space="0" w:color="000000"/>
+                <w:top w:val="none" w:sz="0" w:space="0" w:color="000000"/>
+                <w:left w:val="none" w:sz="0" w:space="0" w:color="000000"/>
+                <w:right w:val="none" w:sz="0" w:space="0" w:color="000000"/>
+              </w:pBdr>
+              <w:spacing w:after="100" w:before="100" w:line="240"/>
+              <w:ind w:left="100" w:right="100" w:firstLine="0" w:firstLineChars="0"/>
+              <w:rPr>
+                <w:rFonts w:ascii="Helvetica" w:hAnsi="Helvetica" w:eastAsia="Helvetica" w:cs="Helvetica"/>
+                <w:i w:val="false"/>
+                <w:b w:val="false"/>
+                <w:u w:val="none"/>
+                <w:sz w:val="22"/>
+                <w:szCs w:val="22"/>
+                <w:color w:val="000000"/>
+              </w:rPr>
+            </w:pPr>
+            <w:r>
+              <w:rPr>
+                <w:rFonts w:ascii="Helvetica" w:hAnsi="Helvetica" w:eastAsia="Helvetica" w:cs="Helvetica"/>
+                <w:i w:val="false"/>
+                <w:b w:val="false"/>
+                <w:u w:val="none"/>
+                <w:sz w:val="22"/>
+                <w:szCs w:val="22"/>
+                <w:color w:val="000000"/>
+              </w:rPr>
+              <w:t xml:space="preserve">0.001</w:t>
             </w:r>
           </w:p>
         </w:tc>
@@ -14627,113 +14627,113 @@
                 <w:szCs w:val="22"/>
                 <w:color w:val="000000"/>
               </w:rPr>
-              <w:t xml:space="preserve">0.61</w:t>
-            </w:r>
-          </w:p>
-        </w:tc>
-        <w:tc>
-          <w:tcPr>
-            <w:tcBorders>
-              <w:bottom w:val="none" w:sz="0" w:space="0" w:color="000000"/>
-              <w:top w:val="none" w:sz="0" w:space="0" w:color="000000"/>
-              <w:left w:val="none" w:sz="0" w:space="0" w:color="000000"/>
-              <w:right w:val="none" w:sz="0" w:space="0" w:color="000000"/>
-            </w:tcBorders>
-            <w:shd w:val="clear" w:color="auto" w:fill="FFFFFF"/>
-            <w:tcMar>
-              <w:top w:w="0" w:type="dxa"/>
-              <w:bottom w:w="0" w:type="dxa"/>
-              <w:left w:w="0" w:type="dxa"/>
-              <w:right w:w="0" w:type="dxa"/>
-            </w:tcMar>
-            <w:vAlign w:val="top"/>
-          </w:tcPr>
-          <w:p>
-            <w:pPr>
-              <w:pStyle w:val="Normal"/>
-              <w:jc w:val="center"/>
-              <w:pBdr>
-                <w:bottom w:val="none" w:sz="0" w:space="0" w:color="000000"/>
-                <w:top w:val="none" w:sz="0" w:space="0" w:color="000000"/>
-                <w:left w:val="none" w:sz="0" w:space="0" w:color="000000"/>
-                <w:right w:val="none" w:sz="0" w:space="0" w:color="000000"/>
-              </w:pBdr>
-              <w:spacing w:after="100" w:before="100" w:line="240"/>
-              <w:ind w:left="100" w:right="100" w:firstLine="0" w:firstLineChars="0"/>
-              <w:rPr>
-                <w:rFonts w:ascii="Helvetica" w:hAnsi="Helvetica" w:eastAsia="Helvetica" w:cs="Helvetica"/>
-                <w:i w:val="false"/>
-                <w:b w:val="false"/>
-                <w:u w:val="none"/>
-                <w:sz w:val="22"/>
-                <w:szCs w:val="22"/>
-                <w:color w:val="000000"/>
-              </w:rPr>
-            </w:pPr>
-            <w:r>
-              <w:rPr>
-                <w:rFonts w:ascii="Helvetica" w:hAnsi="Helvetica" w:eastAsia="Helvetica" w:cs="Helvetica"/>
-                <w:i w:val="false"/>
-                <w:b w:val="false"/>
-                <w:u w:val="none"/>
-                <w:sz w:val="22"/>
-                <w:szCs w:val="22"/>
-                <w:color w:val="000000"/>
-              </w:rPr>
-              <w:t xml:space="preserve">0.30, 1.26</w:t>
-            </w:r>
-          </w:p>
-        </w:tc>
-        <w:tc>
-          <w:tcPr>
-            <w:tcBorders>
-              <w:bottom w:val="none" w:sz="0" w:space="0" w:color="000000"/>
-              <w:top w:val="none" w:sz="0" w:space="0" w:color="000000"/>
-              <w:left w:val="none" w:sz="0" w:space="0" w:color="000000"/>
-              <w:right w:val="none" w:sz="0" w:space="0" w:color="000000"/>
-            </w:tcBorders>
-            <w:shd w:val="clear" w:color="auto" w:fill="FFFFFF"/>
-            <w:tcMar>
-              <w:top w:w="0" w:type="dxa"/>
-              <w:bottom w:w="0" w:type="dxa"/>
-              <w:left w:w="0" w:type="dxa"/>
-              <w:right w:w="0" w:type="dxa"/>
-            </w:tcMar>
-            <w:vAlign w:val="top"/>
-          </w:tcPr>
-          <w:p>
-            <w:pPr>
-              <w:pStyle w:val="Normal"/>
-              <w:jc w:val="center"/>
-              <w:pBdr>
-                <w:bottom w:val="none" w:sz="0" w:space="0" w:color="000000"/>
-                <w:top w:val="none" w:sz="0" w:space="0" w:color="000000"/>
-                <w:left w:val="none" w:sz="0" w:space="0" w:color="000000"/>
-                <w:right w:val="none" w:sz="0" w:space="0" w:color="000000"/>
-              </w:pBdr>
-              <w:spacing w:after="100" w:before="100" w:line="240"/>
-              <w:ind w:left="100" w:right="100" w:firstLine="0" w:firstLineChars="0"/>
-              <w:rPr>
-                <w:rFonts w:ascii="Helvetica" w:hAnsi="Helvetica" w:eastAsia="Helvetica" w:cs="Helvetica"/>
-                <w:i w:val="false"/>
-                <w:b w:val="false"/>
-                <w:u w:val="none"/>
-                <w:sz w:val="22"/>
-                <w:szCs w:val="22"/>
-                <w:color w:val="000000"/>
-              </w:rPr>
-            </w:pPr>
-            <w:r>
-              <w:rPr>
-                <w:rFonts w:ascii="Helvetica" w:hAnsi="Helvetica" w:eastAsia="Helvetica" w:cs="Helvetica"/>
-                <w:i w:val="false"/>
-                <w:b w:val="false"/>
-                <w:u w:val="none"/>
-                <w:sz w:val="22"/>
-                <w:szCs w:val="22"/>
-                <w:color w:val="000000"/>
-              </w:rPr>
-              <w:t xml:space="preserve">0.180</w:t>
+              <w:t xml:space="preserve">0.62</w:t>
+            </w:r>
+          </w:p>
+        </w:tc>
+        <w:tc>
+          <w:tcPr>
+            <w:tcBorders>
+              <w:bottom w:val="none" w:sz="0" w:space="0" w:color="000000"/>
+              <w:top w:val="none" w:sz="0" w:space="0" w:color="000000"/>
+              <w:left w:val="none" w:sz="0" w:space="0" w:color="000000"/>
+              <w:right w:val="none" w:sz="0" w:space="0" w:color="000000"/>
+            </w:tcBorders>
+            <w:shd w:val="clear" w:color="auto" w:fill="FFFFFF"/>
+            <w:tcMar>
+              <w:top w:w="0" w:type="dxa"/>
+              <w:bottom w:w="0" w:type="dxa"/>
+              <w:left w:w="0" w:type="dxa"/>
+              <w:right w:w="0" w:type="dxa"/>
+            </w:tcMar>
+            <w:vAlign w:val="top"/>
+          </w:tcPr>
+          <w:p>
+            <w:pPr>
+              <w:pStyle w:val="Normal"/>
+              <w:jc w:val="center"/>
+              <w:pBdr>
+                <w:bottom w:val="none" w:sz="0" w:space="0" w:color="000000"/>
+                <w:top w:val="none" w:sz="0" w:space="0" w:color="000000"/>
+                <w:left w:val="none" w:sz="0" w:space="0" w:color="000000"/>
+                <w:right w:val="none" w:sz="0" w:space="0" w:color="000000"/>
+              </w:pBdr>
+              <w:spacing w:after="100" w:before="100" w:line="240"/>
+              <w:ind w:left="100" w:right="100" w:firstLine="0" w:firstLineChars="0"/>
+              <w:rPr>
+                <w:rFonts w:ascii="Helvetica" w:hAnsi="Helvetica" w:eastAsia="Helvetica" w:cs="Helvetica"/>
+                <w:i w:val="false"/>
+                <w:b w:val="false"/>
+                <w:u w:val="none"/>
+                <w:sz w:val="22"/>
+                <w:szCs w:val="22"/>
+                <w:color w:val="000000"/>
+              </w:rPr>
+            </w:pPr>
+            <w:r>
+              <w:rPr>
+                <w:rFonts w:ascii="Helvetica" w:hAnsi="Helvetica" w:eastAsia="Helvetica" w:cs="Helvetica"/>
+                <w:i w:val="false"/>
+                <w:b w:val="false"/>
+                <w:u w:val="none"/>
+                <w:sz w:val="22"/>
+                <w:szCs w:val="22"/>
+                <w:color w:val="000000"/>
+              </w:rPr>
+              <w:t xml:space="preserve">0.30, 1.27</w:t>
+            </w:r>
+          </w:p>
+        </w:tc>
+        <w:tc>
+          <w:tcPr>
+            <w:tcBorders>
+              <w:bottom w:val="none" w:sz="0" w:space="0" w:color="000000"/>
+              <w:top w:val="none" w:sz="0" w:space="0" w:color="000000"/>
+              <w:left w:val="none" w:sz="0" w:space="0" w:color="000000"/>
+              <w:right w:val="none" w:sz="0" w:space="0" w:color="000000"/>
+            </w:tcBorders>
+            <w:shd w:val="clear" w:color="auto" w:fill="FFFFFF"/>
+            <w:tcMar>
+              <w:top w:w="0" w:type="dxa"/>
+              <w:bottom w:w="0" w:type="dxa"/>
+              <w:left w:w="0" w:type="dxa"/>
+              <w:right w:w="0" w:type="dxa"/>
+            </w:tcMar>
+            <w:vAlign w:val="top"/>
+          </w:tcPr>
+          <w:p>
+            <w:pPr>
+              <w:pStyle w:val="Normal"/>
+              <w:jc w:val="center"/>
+              <w:pBdr>
+                <w:bottom w:val="none" w:sz="0" w:space="0" w:color="000000"/>
+                <w:top w:val="none" w:sz="0" w:space="0" w:color="000000"/>
+                <w:left w:val="none" w:sz="0" w:space="0" w:color="000000"/>
+                <w:right w:val="none" w:sz="0" w:space="0" w:color="000000"/>
+              </w:pBdr>
+              <w:spacing w:after="100" w:before="100" w:line="240"/>
+              <w:ind w:left="100" w:right="100" w:firstLine="0" w:firstLineChars="0"/>
+              <w:rPr>
+                <w:rFonts w:ascii="Helvetica" w:hAnsi="Helvetica" w:eastAsia="Helvetica" w:cs="Helvetica"/>
+                <w:i w:val="false"/>
+                <w:b w:val="false"/>
+                <w:u w:val="none"/>
+                <w:sz w:val="22"/>
+                <w:szCs w:val="22"/>
+                <w:color w:val="000000"/>
+              </w:rPr>
+            </w:pPr>
+            <w:r>
+              <w:rPr>
+                <w:rFonts w:ascii="Helvetica" w:hAnsi="Helvetica" w:eastAsia="Helvetica" w:cs="Helvetica"/>
+                <w:i w:val="false"/>
+                <w:b w:val="false"/>
+                <w:u w:val="none"/>
+                <w:sz w:val="22"/>
+                <w:szCs w:val="22"/>
+                <w:color w:val="000000"/>
+              </w:rPr>
+              <w:t xml:space="preserve">0.190</w:t>
             </w:r>
           </w:p>
         </w:tc>
@@ -15110,113 +15110,113 @@
                 <w:szCs w:val="22"/>
                 <w:color w:val="000000"/>
               </w:rPr>
-              <w:t xml:space="preserve">0.84</w:t>
-            </w:r>
-          </w:p>
-        </w:tc>
-        <w:tc>
-          <w:tcPr>
-            <w:tcBorders>
-              <w:bottom w:val="none" w:sz="0" w:space="0" w:color="000000"/>
-              <w:top w:val="none" w:sz="0" w:space="0" w:color="000000"/>
-              <w:left w:val="none" w:sz="0" w:space="0" w:color="000000"/>
-              <w:right w:val="none" w:sz="0" w:space="0" w:color="000000"/>
-            </w:tcBorders>
-            <w:shd w:val="clear" w:color="auto" w:fill="FFFFFF"/>
-            <w:tcMar>
-              <w:top w:w="0" w:type="dxa"/>
-              <w:bottom w:w="0" w:type="dxa"/>
-              <w:left w:w="0" w:type="dxa"/>
-              <w:right w:w="0" w:type="dxa"/>
-            </w:tcMar>
-            <w:vAlign w:val="top"/>
-          </w:tcPr>
-          <w:p>
-            <w:pPr>
-              <w:pStyle w:val="Normal"/>
-              <w:jc w:val="center"/>
-              <w:pBdr>
-                <w:bottom w:val="none" w:sz="0" w:space="0" w:color="000000"/>
-                <w:top w:val="none" w:sz="0" w:space="0" w:color="000000"/>
-                <w:left w:val="none" w:sz="0" w:space="0" w:color="000000"/>
-                <w:right w:val="none" w:sz="0" w:space="0" w:color="000000"/>
-              </w:pBdr>
-              <w:spacing w:after="100" w:before="100" w:line="240"/>
-              <w:ind w:left="100" w:right="100" w:firstLine="0" w:firstLineChars="0"/>
-              <w:rPr>
-                <w:rFonts w:ascii="Helvetica" w:hAnsi="Helvetica" w:eastAsia="Helvetica" w:cs="Helvetica"/>
-                <w:i w:val="false"/>
-                <w:b w:val="false"/>
-                <w:u w:val="none"/>
-                <w:sz w:val="22"/>
-                <w:szCs w:val="22"/>
-                <w:color w:val="000000"/>
-              </w:rPr>
-            </w:pPr>
-            <w:r>
-              <w:rPr>
-                <w:rFonts w:ascii="Helvetica" w:hAnsi="Helvetica" w:eastAsia="Helvetica" w:cs="Helvetica"/>
-                <w:i w:val="false"/>
-                <w:b w:val="false"/>
-                <w:u w:val="none"/>
-                <w:sz w:val="22"/>
-                <w:szCs w:val="22"/>
-                <w:color w:val="000000"/>
-              </w:rPr>
-              <w:t xml:space="preserve">0.50, 1.42</w:t>
-            </w:r>
-          </w:p>
-        </w:tc>
-        <w:tc>
-          <w:tcPr>
-            <w:tcBorders>
-              <w:bottom w:val="none" w:sz="0" w:space="0" w:color="000000"/>
-              <w:top w:val="none" w:sz="0" w:space="0" w:color="000000"/>
-              <w:left w:val="none" w:sz="0" w:space="0" w:color="000000"/>
-              <w:right w:val="none" w:sz="0" w:space="0" w:color="000000"/>
-            </w:tcBorders>
-            <w:shd w:val="clear" w:color="auto" w:fill="FFFFFF"/>
-            <w:tcMar>
-              <w:top w:w="0" w:type="dxa"/>
-              <w:bottom w:w="0" w:type="dxa"/>
-              <w:left w:w="0" w:type="dxa"/>
-              <w:right w:w="0" w:type="dxa"/>
-            </w:tcMar>
-            <w:vAlign w:val="top"/>
-          </w:tcPr>
-          <w:p>
-            <w:pPr>
-              <w:pStyle w:val="Normal"/>
-              <w:jc w:val="center"/>
-              <w:pBdr>
-                <w:bottom w:val="none" w:sz="0" w:space="0" w:color="000000"/>
-                <w:top w:val="none" w:sz="0" w:space="0" w:color="000000"/>
-                <w:left w:val="none" w:sz="0" w:space="0" w:color="000000"/>
-                <w:right w:val="none" w:sz="0" w:space="0" w:color="000000"/>
-              </w:pBdr>
-              <w:spacing w:after="100" w:before="100" w:line="240"/>
-              <w:ind w:left="100" w:right="100" w:firstLine="0" w:firstLineChars="0"/>
-              <w:rPr>
-                <w:rFonts w:ascii="Helvetica" w:hAnsi="Helvetica" w:eastAsia="Helvetica" w:cs="Helvetica"/>
-                <w:i w:val="false"/>
-                <w:b w:val="false"/>
-                <w:u w:val="none"/>
-                <w:sz w:val="22"/>
-                <w:szCs w:val="22"/>
-                <w:color w:val="000000"/>
-              </w:rPr>
-            </w:pPr>
-            <w:r>
-              <w:rPr>
-                <w:rFonts w:ascii="Helvetica" w:hAnsi="Helvetica" w:eastAsia="Helvetica" w:cs="Helvetica"/>
-                <w:i w:val="false"/>
-                <w:b w:val="false"/>
-                <w:u w:val="none"/>
-                <w:sz w:val="22"/>
-                <w:szCs w:val="22"/>
-                <w:color w:val="000000"/>
-              </w:rPr>
-              <w:t xml:space="preserve">0.520</w:t>
+              <w:t xml:space="preserve">0.85</w:t>
+            </w:r>
+          </w:p>
+        </w:tc>
+        <w:tc>
+          <w:tcPr>
+            <w:tcBorders>
+              <w:bottom w:val="none" w:sz="0" w:space="0" w:color="000000"/>
+              <w:top w:val="none" w:sz="0" w:space="0" w:color="000000"/>
+              <w:left w:val="none" w:sz="0" w:space="0" w:color="000000"/>
+              <w:right w:val="none" w:sz="0" w:space="0" w:color="000000"/>
+            </w:tcBorders>
+            <w:shd w:val="clear" w:color="auto" w:fill="FFFFFF"/>
+            <w:tcMar>
+              <w:top w:w="0" w:type="dxa"/>
+              <w:bottom w:w="0" w:type="dxa"/>
+              <w:left w:w="0" w:type="dxa"/>
+              <w:right w:w="0" w:type="dxa"/>
+            </w:tcMar>
+            <w:vAlign w:val="top"/>
+          </w:tcPr>
+          <w:p>
+            <w:pPr>
+              <w:pStyle w:val="Normal"/>
+              <w:jc w:val="center"/>
+              <w:pBdr>
+                <w:bottom w:val="none" w:sz="0" w:space="0" w:color="000000"/>
+                <w:top w:val="none" w:sz="0" w:space="0" w:color="000000"/>
+                <w:left w:val="none" w:sz="0" w:space="0" w:color="000000"/>
+                <w:right w:val="none" w:sz="0" w:space="0" w:color="000000"/>
+              </w:pBdr>
+              <w:spacing w:after="100" w:before="100" w:line="240"/>
+              <w:ind w:left="100" w:right="100" w:firstLine="0" w:firstLineChars="0"/>
+              <w:rPr>
+                <w:rFonts w:ascii="Helvetica" w:hAnsi="Helvetica" w:eastAsia="Helvetica" w:cs="Helvetica"/>
+                <w:i w:val="false"/>
+                <w:b w:val="false"/>
+                <w:u w:val="none"/>
+                <w:sz w:val="22"/>
+                <w:szCs w:val="22"/>
+                <w:color w:val="000000"/>
+              </w:rPr>
+            </w:pPr>
+            <w:r>
+              <w:rPr>
+                <w:rFonts w:ascii="Helvetica" w:hAnsi="Helvetica" w:eastAsia="Helvetica" w:cs="Helvetica"/>
+                <w:i w:val="false"/>
+                <w:b w:val="false"/>
+                <w:u w:val="none"/>
+                <w:sz w:val="22"/>
+                <w:szCs w:val="22"/>
+                <w:color w:val="000000"/>
+              </w:rPr>
+              <w:t xml:space="preserve">0.50, 1.43</w:t>
+            </w:r>
+          </w:p>
+        </w:tc>
+        <w:tc>
+          <w:tcPr>
+            <w:tcBorders>
+              <w:bottom w:val="none" w:sz="0" w:space="0" w:color="000000"/>
+              <w:top w:val="none" w:sz="0" w:space="0" w:color="000000"/>
+              <w:left w:val="none" w:sz="0" w:space="0" w:color="000000"/>
+              <w:right w:val="none" w:sz="0" w:space="0" w:color="000000"/>
+            </w:tcBorders>
+            <w:shd w:val="clear" w:color="auto" w:fill="FFFFFF"/>
+            <w:tcMar>
+              <w:top w:w="0" w:type="dxa"/>
+              <w:bottom w:w="0" w:type="dxa"/>
+              <w:left w:w="0" w:type="dxa"/>
+              <w:right w:w="0" w:type="dxa"/>
+            </w:tcMar>
+            <w:vAlign w:val="top"/>
+          </w:tcPr>
+          <w:p>
+            <w:pPr>
+              <w:pStyle w:val="Normal"/>
+              <w:jc w:val="center"/>
+              <w:pBdr>
+                <w:bottom w:val="none" w:sz="0" w:space="0" w:color="000000"/>
+                <w:top w:val="none" w:sz="0" w:space="0" w:color="000000"/>
+                <w:left w:val="none" w:sz="0" w:space="0" w:color="000000"/>
+                <w:right w:val="none" w:sz="0" w:space="0" w:color="000000"/>
+              </w:pBdr>
+              <w:spacing w:after="100" w:before="100" w:line="240"/>
+              <w:ind w:left="100" w:right="100" w:firstLine="0" w:firstLineChars="0"/>
+              <w:rPr>
+                <w:rFonts w:ascii="Helvetica" w:hAnsi="Helvetica" w:eastAsia="Helvetica" w:cs="Helvetica"/>
+                <w:i w:val="false"/>
+                <w:b w:val="false"/>
+                <w:u w:val="none"/>
+                <w:sz w:val="22"/>
+                <w:szCs w:val="22"/>
+                <w:color w:val="000000"/>
+              </w:rPr>
+            </w:pPr>
+            <w:r>
+              <w:rPr>
+                <w:rFonts w:ascii="Helvetica" w:hAnsi="Helvetica" w:eastAsia="Helvetica" w:cs="Helvetica"/>
+                <w:i w:val="false"/>
+                <w:b w:val="false"/>
+                <w:u w:val="none"/>
+                <w:sz w:val="22"/>
+                <w:szCs w:val="22"/>
+                <w:color w:val="000000"/>
+              </w:rPr>
+              <w:t xml:space="preserve">0.530</w:t>
             </w:r>
           </w:p>
         </w:tc>
@@ -15487,7 +15487,7 @@
                 <w:szCs w:val="22"/>
                 <w:color w:val="000000"/>
               </w:rPr>
-              <w:t xml:space="preserve">0.870</w:t>
+              <w:t xml:space="preserve">0.850</w:t>
             </w:r>
           </w:p>
         </w:tc>
@@ -15970,7 +15970,7 @@
                 <w:szCs w:val="22"/>
                 <w:color w:val="000000"/>
               </w:rPr>
-              <w:t xml:space="preserve">0.530</w:t>
+              <w:t xml:space="preserve">0.510</w:t>
             </w:r>
           </w:p>
         </w:tc>
@@ -16076,113 +16076,113 @@
                 <w:szCs w:val="22"/>
                 <w:color w:val="000000"/>
               </w:rPr>
-              <w:t xml:space="preserve">1.08</w:t>
-            </w:r>
-          </w:p>
-        </w:tc>
-        <w:tc>
-          <w:tcPr>
-            <w:tcBorders>
-              <w:bottom w:val="none" w:sz="0" w:space="0" w:color="000000"/>
-              <w:top w:val="none" w:sz="0" w:space="0" w:color="000000"/>
-              <w:left w:val="none" w:sz="0" w:space="0" w:color="000000"/>
-              <w:right w:val="none" w:sz="0" w:space="0" w:color="000000"/>
-            </w:tcBorders>
-            <w:shd w:val="clear" w:color="auto" w:fill="FFFFFF"/>
-            <w:tcMar>
-              <w:top w:w="0" w:type="dxa"/>
-              <w:bottom w:w="0" w:type="dxa"/>
-              <w:left w:w="0" w:type="dxa"/>
-              <w:right w:w="0" w:type="dxa"/>
-            </w:tcMar>
-            <w:vAlign w:val="top"/>
-          </w:tcPr>
-          <w:p>
-            <w:pPr>
-              <w:pStyle w:val="Normal"/>
-              <w:jc w:val="center"/>
-              <w:pBdr>
-                <w:bottom w:val="none" w:sz="0" w:space="0" w:color="000000"/>
-                <w:top w:val="none" w:sz="0" w:space="0" w:color="000000"/>
-                <w:left w:val="none" w:sz="0" w:space="0" w:color="000000"/>
-                <w:right w:val="none" w:sz="0" w:space="0" w:color="000000"/>
-              </w:pBdr>
-              <w:spacing w:after="100" w:before="100" w:line="240"/>
-              <w:ind w:left="100" w:right="100" w:firstLine="0" w:firstLineChars="0"/>
-              <w:rPr>
-                <w:rFonts w:ascii="Helvetica" w:hAnsi="Helvetica" w:eastAsia="Helvetica" w:cs="Helvetica"/>
-                <w:i w:val="false"/>
-                <w:b w:val="false"/>
-                <w:u w:val="none"/>
-                <w:sz w:val="22"/>
-                <w:szCs w:val="22"/>
-                <w:color w:val="000000"/>
-              </w:rPr>
-            </w:pPr>
-            <w:r>
-              <w:rPr>
-                <w:rFonts w:ascii="Helvetica" w:hAnsi="Helvetica" w:eastAsia="Helvetica" w:cs="Helvetica"/>
-                <w:i w:val="false"/>
-                <w:b w:val="false"/>
-                <w:u w:val="none"/>
-                <w:sz w:val="22"/>
-                <w:szCs w:val="22"/>
-                <w:color w:val="000000"/>
-              </w:rPr>
-              <w:t xml:space="preserve">0.74, 1.59</w:t>
-            </w:r>
-          </w:p>
-        </w:tc>
-        <w:tc>
-          <w:tcPr>
-            <w:tcBorders>
-              <w:bottom w:val="none" w:sz="0" w:space="0" w:color="000000"/>
-              <w:top w:val="none" w:sz="0" w:space="0" w:color="000000"/>
-              <w:left w:val="none" w:sz="0" w:space="0" w:color="000000"/>
-              <w:right w:val="none" w:sz="0" w:space="0" w:color="000000"/>
-            </w:tcBorders>
-            <w:shd w:val="clear" w:color="auto" w:fill="FFFFFF"/>
-            <w:tcMar>
-              <w:top w:w="0" w:type="dxa"/>
-              <w:bottom w:w="0" w:type="dxa"/>
-              <w:left w:w="0" w:type="dxa"/>
-              <w:right w:w="0" w:type="dxa"/>
-            </w:tcMar>
-            <w:vAlign w:val="top"/>
-          </w:tcPr>
-          <w:p>
-            <w:pPr>
-              <w:pStyle w:val="Normal"/>
-              <w:jc w:val="center"/>
-              <w:pBdr>
-                <w:bottom w:val="none" w:sz="0" w:space="0" w:color="000000"/>
-                <w:top w:val="none" w:sz="0" w:space="0" w:color="000000"/>
-                <w:left w:val="none" w:sz="0" w:space="0" w:color="000000"/>
-                <w:right w:val="none" w:sz="0" w:space="0" w:color="000000"/>
-              </w:pBdr>
-              <w:spacing w:after="100" w:before="100" w:line="240"/>
-              <w:ind w:left="100" w:right="100" w:firstLine="0" w:firstLineChars="0"/>
-              <w:rPr>
-                <w:rFonts w:ascii="Helvetica" w:hAnsi="Helvetica" w:eastAsia="Helvetica" w:cs="Helvetica"/>
-                <w:i w:val="false"/>
-                <w:b w:val="false"/>
-                <w:u w:val="none"/>
-                <w:sz w:val="22"/>
-                <w:szCs w:val="22"/>
-                <w:color w:val="000000"/>
-              </w:rPr>
-            </w:pPr>
-            <w:r>
-              <w:rPr>
-                <w:rFonts w:ascii="Helvetica" w:hAnsi="Helvetica" w:eastAsia="Helvetica" w:cs="Helvetica"/>
-                <w:i w:val="false"/>
-                <w:b w:val="false"/>
-                <w:u w:val="none"/>
-                <w:sz w:val="22"/>
-                <w:szCs w:val="22"/>
-                <w:color w:val="000000"/>
-              </w:rPr>
-              <w:t xml:space="preserve">0.680</w:t>
+              <w:t xml:space="preserve">1.09</w:t>
+            </w:r>
+          </w:p>
+        </w:tc>
+        <w:tc>
+          <w:tcPr>
+            <w:tcBorders>
+              <w:bottom w:val="none" w:sz="0" w:space="0" w:color="000000"/>
+              <w:top w:val="none" w:sz="0" w:space="0" w:color="000000"/>
+              <w:left w:val="none" w:sz="0" w:space="0" w:color="000000"/>
+              <w:right w:val="none" w:sz="0" w:space="0" w:color="000000"/>
+            </w:tcBorders>
+            <w:shd w:val="clear" w:color="auto" w:fill="FFFFFF"/>
+            <w:tcMar>
+              <w:top w:w="0" w:type="dxa"/>
+              <w:bottom w:w="0" w:type="dxa"/>
+              <w:left w:w="0" w:type="dxa"/>
+              <w:right w:w="0" w:type="dxa"/>
+            </w:tcMar>
+            <w:vAlign w:val="top"/>
+          </w:tcPr>
+          <w:p>
+            <w:pPr>
+              <w:pStyle w:val="Normal"/>
+              <w:jc w:val="center"/>
+              <w:pBdr>
+                <w:bottom w:val="none" w:sz="0" w:space="0" w:color="000000"/>
+                <w:top w:val="none" w:sz="0" w:space="0" w:color="000000"/>
+                <w:left w:val="none" w:sz="0" w:space="0" w:color="000000"/>
+                <w:right w:val="none" w:sz="0" w:space="0" w:color="000000"/>
+              </w:pBdr>
+              <w:spacing w:after="100" w:before="100" w:line="240"/>
+              <w:ind w:left="100" w:right="100" w:firstLine="0" w:firstLineChars="0"/>
+              <w:rPr>
+                <w:rFonts w:ascii="Helvetica" w:hAnsi="Helvetica" w:eastAsia="Helvetica" w:cs="Helvetica"/>
+                <w:i w:val="false"/>
+                <w:b w:val="false"/>
+                <w:u w:val="none"/>
+                <w:sz w:val="22"/>
+                <w:szCs w:val="22"/>
+                <w:color w:val="000000"/>
+              </w:rPr>
+            </w:pPr>
+            <w:r>
+              <w:rPr>
+                <w:rFonts w:ascii="Helvetica" w:hAnsi="Helvetica" w:eastAsia="Helvetica" w:cs="Helvetica"/>
+                <w:i w:val="false"/>
+                <w:b w:val="false"/>
+                <w:u w:val="none"/>
+                <w:sz w:val="22"/>
+                <w:szCs w:val="22"/>
+                <w:color w:val="000000"/>
+              </w:rPr>
+              <w:t xml:space="preserve">0.74, 1.60</w:t>
+            </w:r>
+          </w:p>
+        </w:tc>
+        <w:tc>
+          <w:tcPr>
+            <w:tcBorders>
+              <w:bottom w:val="none" w:sz="0" w:space="0" w:color="000000"/>
+              <w:top w:val="none" w:sz="0" w:space="0" w:color="000000"/>
+              <w:left w:val="none" w:sz="0" w:space="0" w:color="000000"/>
+              <w:right w:val="none" w:sz="0" w:space="0" w:color="000000"/>
+            </w:tcBorders>
+            <w:shd w:val="clear" w:color="auto" w:fill="FFFFFF"/>
+            <w:tcMar>
+              <w:top w:w="0" w:type="dxa"/>
+              <w:bottom w:w="0" w:type="dxa"/>
+              <w:left w:w="0" w:type="dxa"/>
+              <w:right w:w="0" w:type="dxa"/>
+            </w:tcMar>
+            <w:vAlign w:val="top"/>
+          </w:tcPr>
+          <w:p>
+            <w:pPr>
+              <w:pStyle w:val="Normal"/>
+              <w:jc w:val="center"/>
+              <w:pBdr>
+                <w:bottom w:val="none" w:sz="0" w:space="0" w:color="000000"/>
+                <w:top w:val="none" w:sz="0" w:space="0" w:color="000000"/>
+                <w:left w:val="none" w:sz="0" w:space="0" w:color="000000"/>
+                <w:right w:val="none" w:sz="0" w:space="0" w:color="000000"/>
+              </w:pBdr>
+              <w:spacing w:after="100" w:before="100" w:line="240"/>
+              <w:ind w:left="100" w:right="100" w:firstLine="0" w:firstLineChars="0"/>
+              <w:rPr>
+                <w:rFonts w:ascii="Helvetica" w:hAnsi="Helvetica" w:eastAsia="Helvetica" w:cs="Helvetica"/>
+                <w:i w:val="false"/>
+                <w:b w:val="false"/>
+                <w:u w:val="none"/>
+                <w:sz w:val="22"/>
+                <w:szCs w:val="22"/>
+                <w:color w:val="000000"/>
+              </w:rPr>
+            </w:pPr>
+            <w:r>
+              <w:rPr>
+                <w:rFonts w:ascii="Helvetica" w:hAnsi="Helvetica" w:eastAsia="Helvetica" w:cs="Helvetica"/>
+                <w:i w:val="false"/>
+                <w:b w:val="false"/>
+                <w:u w:val="none"/>
+                <w:sz w:val="22"/>
+                <w:szCs w:val="22"/>
+                <w:color w:val="000000"/>
+              </w:rPr>
+              <w:t xml:space="preserve">0.670</w:t>
             </w:r>
           </w:p>
         </w:tc>
@@ -16347,60 +16347,60 @@
                 <w:szCs w:val="22"/>
                 <w:color w:val="000000"/>
               </w:rPr>
-              <w:t xml:space="preserve">0.49</w:t>
-            </w:r>
-          </w:p>
-        </w:tc>
-        <w:tc>
-          <w:tcPr>
-            <w:tcBorders>
-              <w:bottom w:val="none" w:sz="0" w:space="0" w:color="000000"/>
-              <w:top w:val="none" w:sz="0" w:space="0" w:color="000000"/>
-              <w:left w:val="none" w:sz="0" w:space="0" w:color="000000"/>
-              <w:right w:val="none" w:sz="0" w:space="0" w:color="000000"/>
-            </w:tcBorders>
-            <w:shd w:val="clear" w:color="auto" w:fill="FFFFFF"/>
-            <w:tcMar>
-              <w:top w:w="0" w:type="dxa"/>
-              <w:bottom w:w="0" w:type="dxa"/>
-              <w:left w:w="0" w:type="dxa"/>
-              <w:right w:w="0" w:type="dxa"/>
-            </w:tcMar>
-            <w:vAlign w:val="top"/>
-          </w:tcPr>
-          <w:p>
-            <w:pPr>
-              <w:pStyle w:val="Normal"/>
-              <w:jc w:val="center"/>
-              <w:pBdr>
-                <w:bottom w:val="none" w:sz="0" w:space="0" w:color="000000"/>
-                <w:top w:val="none" w:sz="0" w:space="0" w:color="000000"/>
-                <w:left w:val="none" w:sz="0" w:space="0" w:color="000000"/>
-                <w:right w:val="none" w:sz="0" w:space="0" w:color="000000"/>
-              </w:pBdr>
-              <w:spacing w:after="100" w:before="100" w:line="240"/>
-              <w:ind w:left="100" w:right="100" w:firstLine="0" w:firstLineChars="0"/>
-              <w:rPr>
-                <w:rFonts w:ascii="Helvetica" w:hAnsi="Helvetica" w:eastAsia="Helvetica" w:cs="Helvetica"/>
-                <w:i w:val="false"/>
-                <w:b w:val="false"/>
-                <w:u w:val="none"/>
-                <w:sz w:val="22"/>
-                <w:szCs w:val="22"/>
-                <w:color w:val="000000"/>
-              </w:rPr>
-            </w:pPr>
-            <w:r>
-              <w:rPr>
-                <w:rFonts w:ascii="Helvetica" w:hAnsi="Helvetica" w:eastAsia="Helvetica" w:cs="Helvetica"/>
-                <w:i w:val="false"/>
-                <w:b w:val="false"/>
-                <w:u w:val="none"/>
-                <w:sz w:val="22"/>
-                <w:szCs w:val="22"/>
-                <w:color w:val="000000"/>
-              </w:rPr>
-              <w:t xml:space="preserve">0.27, 0.88</w:t>
+              <w:t xml:space="preserve">0.48</w:t>
+            </w:r>
+          </w:p>
+        </w:tc>
+        <w:tc>
+          <w:tcPr>
+            <w:tcBorders>
+              <w:bottom w:val="none" w:sz="0" w:space="0" w:color="000000"/>
+              <w:top w:val="none" w:sz="0" w:space="0" w:color="000000"/>
+              <w:left w:val="none" w:sz="0" w:space="0" w:color="000000"/>
+              <w:right w:val="none" w:sz="0" w:space="0" w:color="000000"/>
+            </w:tcBorders>
+            <w:shd w:val="clear" w:color="auto" w:fill="FFFFFF"/>
+            <w:tcMar>
+              <w:top w:w="0" w:type="dxa"/>
+              <w:bottom w:w="0" w:type="dxa"/>
+              <w:left w:w="0" w:type="dxa"/>
+              <w:right w:w="0" w:type="dxa"/>
+            </w:tcMar>
+            <w:vAlign w:val="top"/>
+          </w:tcPr>
+          <w:p>
+            <w:pPr>
+              <w:pStyle w:val="Normal"/>
+              <w:jc w:val="center"/>
+              <w:pBdr>
+                <w:bottom w:val="none" w:sz="0" w:space="0" w:color="000000"/>
+                <w:top w:val="none" w:sz="0" w:space="0" w:color="000000"/>
+                <w:left w:val="none" w:sz="0" w:space="0" w:color="000000"/>
+                <w:right w:val="none" w:sz="0" w:space="0" w:color="000000"/>
+              </w:pBdr>
+              <w:spacing w:after="100" w:before="100" w:line="240"/>
+              <w:ind w:left="100" w:right="100" w:firstLine="0" w:firstLineChars="0"/>
+              <w:rPr>
+                <w:rFonts w:ascii="Helvetica" w:hAnsi="Helvetica" w:eastAsia="Helvetica" w:cs="Helvetica"/>
+                <w:i w:val="false"/>
+                <w:b w:val="false"/>
+                <w:u w:val="none"/>
+                <w:sz w:val="22"/>
+                <w:szCs w:val="22"/>
+                <w:color w:val="000000"/>
+              </w:rPr>
+            </w:pPr>
+            <w:r>
+              <w:rPr>
+                <w:rFonts w:ascii="Helvetica" w:hAnsi="Helvetica" w:eastAsia="Helvetica" w:cs="Helvetica"/>
+                <w:i w:val="false"/>
+                <w:b w:val="false"/>
+                <w:u w:val="none"/>
+                <w:sz w:val="22"/>
+                <w:szCs w:val="22"/>
+                <w:color w:val="000000"/>
+              </w:rPr>
+              <w:t xml:space="preserve">0.27, 0.87</w:t>
             </w:r>
           </w:p>
         </w:tc>
@@ -16665,7 +16665,7 @@
                 <w:szCs w:val="22"/>
                 <w:color w:val="000000"/>
               </w:rPr>
-              <w:t xml:space="preserve">0.220</w:t>
+              <w:t xml:space="preserve">0.210</w:t>
             </w:r>
           </w:p>
         </w:tc>
@@ -16830,113 +16830,113 @@
                 <w:szCs w:val="22"/>
                 <w:color w:val="000000"/>
               </w:rPr>
-              <w:t xml:space="preserve">1.19</w:t>
-            </w:r>
-          </w:p>
-        </w:tc>
-        <w:tc>
-          <w:tcPr>
-            <w:tcBorders>
-              <w:bottom w:val="none" w:sz="0" w:space="0" w:color="000000"/>
-              <w:top w:val="none" w:sz="0" w:space="0" w:color="000000"/>
-              <w:left w:val="none" w:sz="0" w:space="0" w:color="000000"/>
-              <w:right w:val="none" w:sz="0" w:space="0" w:color="000000"/>
-            </w:tcBorders>
-            <w:shd w:val="clear" w:color="auto" w:fill="FFFFFF"/>
-            <w:tcMar>
-              <w:top w:w="0" w:type="dxa"/>
-              <w:bottom w:w="0" w:type="dxa"/>
-              <w:left w:w="0" w:type="dxa"/>
-              <w:right w:w="0" w:type="dxa"/>
-            </w:tcMar>
-            <w:vAlign w:val="top"/>
-          </w:tcPr>
-          <w:p>
-            <w:pPr>
-              <w:pStyle w:val="Normal"/>
-              <w:jc w:val="center"/>
-              <w:pBdr>
-                <w:bottom w:val="none" w:sz="0" w:space="0" w:color="000000"/>
-                <w:top w:val="none" w:sz="0" w:space="0" w:color="000000"/>
-                <w:left w:val="none" w:sz="0" w:space="0" w:color="000000"/>
-                <w:right w:val="none" w:sz="0" w:space="0" w:color="000000"/>
-              </w:pBdr>
-              <w:spacing w:after="100" w:before="100" w:line="240"/>
-              <w:ind w:left="100" w:right="100" w:firstLine="0" w:firstLineChars="0"/>
-              <w:rPr>
-                <w:rFonts w:ascii="Helvetica" w:hAnsi="Helvetica" w:eastAsia="Helvetica" w:cs="Helvetica"/>
-                <w:i w:val="false"/>
-                <w:b w:val="false"/>
-                <w:u w:val="none"/>
-                <w:sz w:val="22"/>
-                <w:szCs w:val="22"/>
-                <w:color w:val="000000"/>
-              </w:rPr>
-            </w:pPr>
-            <w:r>
-              <w:rPr>
-                <w:rFonts w:ascii="Helvetica" w:hAnsi="Helvetica" w:eastAsia="Helvetica" w:cs="Helvetica"/>
-                <w:i w:val="false"/>
-                <w:b w:val="false"/>
-                <w:u w:val="none"/>
-                <w:sz w:val="22"/>
-                <w:szCs w:val="22"/>
-                <w:color w:val="000000"/>
-              </w:rPr>
-              <w:t xml:space="preserve">0.81, 1.75</w:t>
-            </w:r>
-          </w:p>
-        </w:tc>
-        <w:tc>
-          <w:tcPr>
-            <w:tcBorders>
-              <w:bottom w:val="none" w:sz="0" w:space="0" w:color="000000"/>
-              <w:top w:val="none" w:sz="0" w:space="0" w:color="000000"/>
-              <w:left w:val="none" w:sz="0" w:space="0" w:color="000000"/>
-              <w:right w:val="none" w:sz="0" w:space="0" w:color="000000"/>
-            </w:tcBorders>
-            <w:shd w:val="clear" w:color="auto" w:fill="FFFFFF"/>
-            <w:tcMar>
-              <w:top w:w="0" w:type="dxa"/>
-              <w:bottom w:w="0" w:type="dxa"/>
-              <w:left w:w="0" w:type="dxa"/>
-              <w:right w:w="0" w:type="dxa"/>
-            </w:tcMar>
-            <w:vAlign w:val="top"/>
-          </w:tcPr>
-          <w:p>
-            <w:pPr>
-              <w:pStyle w:val="Normal"/>
-              <w:jc w:val="center"/>
-              <w:pBdr>
-                <w:bottom w:val="none" w:sz="0" w:space="0" w:color="000000"/>
-                <w:top w:val="none" w:sz="0" w:space="0" w:color="000000"/>
-                <w:left w:val="none" w:sz="0" w:space="0" w:color="000000"/>
-                <w:right w:val="none" w:sz="0" w:space="0" w:color="000000"/>
-              </w:pBdr>
-              <w:spacing w:after="100" w:before="100" w:line="240"/>
-              <w:ind w:left="100" w:right="100" w:firstLine="0" w:firstLineChars="0"/>
-              <w:rPr>
-                <w:rFonts w:ascii="Helvetica" w:hAnsi="Helvetica" w:eastAsia="Helvetica" w:cs="Helvetica"/>
-                <w:i w:val="false"/>
-                <w:b w:val="false"/>
-                <w:u w:val="none"/>
-                <w:sz w:val="22"/>
-                <w:szCs w:val="22"/>
-                <w:color w:val="000000"/>
-              </w:rPr>
-            </w:pPr>
-            <w:r>
-              <w:rPr>
-                <w:rFonts w:ascii="Helvetica" w:hAnsi="Helvetica" w:eastAsia="Helvetica" w:cs="Helvetica"/>
-                <w:i w:val="false"/>
-                <w:b w:val="false"/>
-                <w:u w:val="none"/>
-                <w:sz w:val="22"/>
-                <w:szCs w:val="22"/>
-                <w:color w:val="000000"/>
-              </w:rPr>
-              <w:t xml:space="preserve">0.380</w:t>
+              <w:t xml:space="preserve">1.20</w:t>
+            </w:r>
+          </w:p>
+        </w:tc>
+        <w:tc>
+          <w:tcPr>
+            <w:tcBorders>
+              <w:bottom w:val="none" w:sz="0" w:space="0" w:color="000000"/>
+              <w:top w:val="none" w:sz="0" w:space="0" w:color="000000"/>
+              <w:left w:val="none" w:sz="0" w:space="0" w:color="000000"/>
+              <w:right w:val="none" w:sz="0" w:space="0" w:color="000000"/>
+            </w:tcBorders>
+            <w:shd w:val="clear" w:color="auto" w:fill="FFFFFF"/>
+            <w:tcMar>
+              <w:top w:w="0" w:type="dxa"/>
+              <w:bottom w:w="0" w:type="dxa"/>
+              <w:left w:w="0" w:type="dxa"/>
+              <w:right w:w="0" w:type="dxa"/>
+            </w:tcMar>
+            <w:vAlign w:val="top"/>
+          </w:tcPr>
+          <w:p>
+            <w:pPr>
+              <w:pStyle w:val="Normal"/>
+              <w:jc w:val="center"/>
+              <w:pBdr>
+                <w:bottom w:val="none" w:sz="0" w:space="0" w:color="000000"/>
+                <w:top w:val="none" w:sz="0" w:space="0" w:color="000000"/>
+                <w:left w:val="none" w:sz="0" w:space="0" w:color="000000"/>
+                <w:right w:val="none" w:sz="0" w:space="0" w:color="000000"/>
+              </w:pBdr>
+              <w:spacing w:after="100" w:before="100" w:line="240"/>
+              <w:ind w:left="100" w:right="100" w:firstLine="0" w:firstLineChars="0"/>
+              <w:rPr>
+                <w:rFonts w:ascii="Helvetica" w:hAnsi="Helvetica" w:eastAsia="Helvetica" w:cs="Helvetica"/>
+                <w:i w:val="false"/>
+                <w:b w:val="false"/>
+                <w:u w:val="none"/>
+                <w:sz w:val="22"/>
+                <w:szCs w:val="22"/>
+                <w:color w:val="000000"/>
+              </w:rPr>
+            </w:pPr>
+            <w:r>
+              <w:rPr>
+                <w:rFonts w:ascii="Helvetica" w:hAnsi="Helvetica" w:eastAsia="Helvetica" w:cs="Helvetica"/>
+                <w:i w:val="false"/>
+                <w:b w:val="false"/>
+                <w:u w:val="none"/>
+                <w:sz w:val="22"/>
+                <w:szCs w:val="22"/>
+                <w:color w:val="000000"/>
+              </w:rPr>
+              <w:t xml:space="preserve">0.81, 1.77</w:t>
+            </w:r>
+          </w:p>
+        </w:tc>
+        <w:tc>
+          <w:tcPr>
+            <w:tcBorders>
+              <w:bottom w:val="none" w:sz="0" w:space="0" w:color="000000"/>
+              <w:top w:val="none" w:sz="0" w:space="0" w:color="000000"/>
+              <w:left w:val="none" w:sz="0" w:space="0" w:color="000000"/>
+              <w:right w:val="none" w:sz="0" w:space="0" w:color="000000"/>
+            </w:tcBorders>
+            <w:shd w:val="clear" w:color="auto" w:fill="FFFFFF"/>
+            <w:tcMar>
+              <w:top w:w="0" w:type="dxa"/>
+              <w:bottom w:w="0" w:type="dxa"/>
+              <w:left w:w="0" w:type="dxa"/>
+              <w:right w:w="0" w:type="dxa"/>
+            </w:tcMar>
+            <w:vAlign w:val="top"/>
+          </w:tcPr>
+          <w:p>
+            <w:pPr>
+              <w:pStyle w:val="Normal"/>
+              <w:jc w:val="center"/>
+              <w:pBdr>
+                <w:bottom w:val="none" w:sz="0" w:space="0" w:color="000000"/>
+                <w:top w:val="none" w:sz="0" w:space="0" w:color="000000"/>
+                <w:left w:val="none" w:sz="0" w:space="0" w:color="000000"/>
+                <w:right w:val="none" w:sz="0" w:space="0" w:color="000000"/>
+              </w:pBdr>
+              <w:spacing w:after="100" w:before="100" w:line="240"/>
+              <w:ind w:left="100" w:right="100" w:firstLine="0" w:firstLineChars="0"/>
+              <w:rPr>
+                <w:rFonts w:ascii="Helvetica" w:hAnsi="Helvetica" w:eastAsia="Helvetica" w:cs="Helvetica"/>
+                <w:i w:val="false"/>
+                <w:b w:val="false"/>
+                <w:u w:val="none"/>
+                <w:sz w:val="22"/>
+                <w:szCs w:val="22"/>
+                <w:color w:val="000000"/>
+              </w:rPr>
+            </w:pPr>
+            <w:r>
+              <w:rPr>
+                <w:rFonts w:ascii="Helvetica" w:hAnsi="Helvetica" w:eastAsia="Helvetica" w:cs="Helvetica"/>
+                <w:i w:val="false"/>
+                <w:b w:val="false"/>
+                <w:u w:val="none"/>
+                <w:sz w:val="22"/>
+                <w:szCs w:val="22"/>
+                <w:color w:val="000000"/>
+              </w:rPr>
+              <w:t xml:space="preserve">0.370</w:t>
             </w:r>
           </w:p>
         </w:tc>
@@ -17095,60 +17095,60 @@
                 <w:szCs w:val="22"/>
                 <w:color w:val="000000"/>
               </w:rPr>
-              <w:t xml:space="preserve">0.83, 1.93</w:t>
-            </w:r>
-          </w:p>
-        </w:tc>
-        <w:tc>
-          <w:tcPr>
-            <w:tcBorders>
-              <w:bottom w:val="none" w:sz="0" w:space="0" w:color="000000"/>
-              <w:top w:val="none" w:sz="0" w:space="0" w:color="000000"/>
-              <w:left w:val="none" w:sz="0" w:space="0" w:color="000000"/>
-              <w:right w:val="none" w:sz="0" w:space="0" w:color="000000"/>
-            </w:tcBorders>
-            <w:shd w:val="clear" w:color="auto" w:fill="FFFFFF"/>
-            <w:tcMar>
-              <w:top w:w="0" w:type="dxa"/>
-              <w:bottom w:w="0" w:type="dxa"/>
-              <w:left w:w="0" w:type="dxa"/>
-              <w:right w:w="0" w:type="dxa"/>
-            </w:tcMar>
-            <w:vAlign w:val="top"/>
-          </w:tcPr>
-          <w:p>
-            <w:pPr>
-              <w:pStyle w:val="Normal"/>
-              <w:jc w:val="center"/>
-              <w:pBdr>
-                <w:bottom w:val="none" w:sz="0" w:space="0" w:color="000000"/>
-                <w:top w:val="none" w:sz="0" w:space="0" w:color="000000"/>
-                <w:left w:val="none" w:sz="0" w:space="0" w:color="000000"/>
-                <w:right w:val="none" w:sz="0" w:space="0" w:color="000000"/>
-              </w:pBdr>
-              <w:spacing w:after="100" w:before="100" w:line="240"/>
-              <w:ind w:left="100" w:right="100" w:firstLine="0" w:firstLineChars="0"/>
-              <w:rPr>
-                <w:rFonts w:ascii="Helvetica" w:hAnsi="Helvetica" w:eastAsia="Helvetica" w:cs="Helvetica"/>
-                <w:i w:val="false"/>
-                <w:b w:val="false"/>
-                <w:u w:val="none"/>
-                <w:sz w:val="22"/>
-                <w:szCs w:val="22"/>
-                <w:color w:val="000000"/>
-              </w:rPr>
-            </w:pPr>
-            <w:r>
-              <w:rPr>
-                <w:rFonts w:ascii="Helvetica" w:hAnsi="Helvetica" w:eastAsia="Helvetica" w:cs="Helvetica"/>
-                <w:i w:val="false"/>
-                <w:b w:val="false"/>
-                <w:u w:val="none"/>
-                <w:sz w:val="22"/>
-                <w:szCs w:val="22"/>
-                <w:color w:val="000000"/>
-              </w:rPr>
-              <w:t xml:space="preserve">0.270</w:t>
+              <w:t xml:space="preserve">0.83, 1.94</w:t>
+            </w:r>
+          </w:p>
+        </w:tc>
+        <w:tc>
+          <w:tcPr>
+            <w:tcBorders>
+              <w:bottom w:val="none" w:sz="0" w:space="0" w:color="000000"/>
+              <w:top w:val="none" w:sz="0" w:space="0" w:color="000000"/>
+              <w:left w:val="none" w:sz="0" w:space="0" w:color="000000"/>
+              <w:right w:val="none" w:sz="0" w:space="0" w:color="000000"/>
+            </w:tcBorders>
+            <w:shd w:val="clear" w:color="auto" w:fill="FFFFFF"/>
+            <w:tcMar>
+              <w:top w:w="0" w:type="dxa"/>
+              <w:bottom w:w="0" w:type="dxa"/>
+              <w:left w:w="0" w:type="dxa"/>
+              <w:right w:w="0" w:type="dxa"/>
+            </w:tcMar>
+            <w:vAlign w:val="top"/>
+          </w:tcPr>
+          <w:p>
+            <w:pPr>
+              <w:pStyle w:val="Normal"/>
+              <w:jc w:val="center"/>
+              <w:pBdr>
+                <w:bottom w:val="none" w:sz="0" w:space="0" w:color="000000"/>
+                <w:top w:val="none" w:sz="0" w:space="0" w:color="000000"/>
+                <w:left w:val="none" w:sz="0" w:space="0" w:color="000000"/>
+                <w:right w:val="none" w:sz="0" w:space="0" w:color="000000"/>
+              </w:pBdr>
+              <w:spacing w:after="100" w:before="100" w:line="240"/>
+              <w:ind w:left="100" w:right="100" w:firstLine="0" w:firstLineChars="0"/>
+              <w:rPr>
+                <w:rFonts w:ascii="Helvetica" w:hAnsi="Helvetica" w:eastAsia="Helvetica" w:cs="Helvetica"/>
+                <w:i w:val="false"/>
+                <w:b w:val="false"/>
+                <w:u w:val="none"/>
+                <w:sz w:val="22"/>
+                <w:szCs w:val="22"/>
+                <w:color w:val="000000"/>
+              </w:rPr>
+            </w:pPr>
+            <w:r>
+              <w:rPr>
+                <w:rFonts w:ascii="Helvetica" w:hAnsi="Helvetica" w:eastAsia="Helvetica" w:cs="Helvetica"/>
+                <w:i w:val="false"/>
+                <w:b w:val="false"/>
+                <w:u w:val="none"/>
+                <w:sz w:val="22"/>
+                <w:szCs w:val="22"/>
+                <w:color w:val="000000"/>
+              </w:rPr>
+              <w:t xml:space="preserve">0.260</w:t>
             </w:r>
           </w:p>
         </w:tc>
@@ -17419,7 +17419,7 @@
                 <w:szCs w:val="22"/>
                 <w:color w:val="000000"/>
               </w:rPr>
-              <w:t xml:space="preserve">0.740</w:t>
+              <w:t xml:space="preserve">0.730</w:t>
             </w:r>
           </w:p>
         </w:tc>
@@ -17631,7 +17631,7 @@
                 <w:szCs w:val="22"/>
                 <w:color w:val="000000"/>
               </w:rPr>
-              <w:t xml:space="preserve">0.045</w:t>
+              <w:t xml:space="preserve">0.047</w:t>
             </w:r>
           </w:p>
         </w:tc>
